--- a/Project_Docs_D7/API_and_Data_Reference.docx
+++ b/Project_Docs_D7/API_and_Data_Reference.docx
@@ -2,15 +2,14 @@
 <file path=word/document.xml><?xml version="1.0" encoding="utf-8"?>
 <w:document xmlns:w="http://schemas.openxmlformats.org/wordprocessingml/2006/main" xmlns:m="http://schemas.openxmlformats.org/officeDocument/2006/math" xmlns:r="http://schemas.openxmlformats.org/officeDocument/2006/relationships" xmlns:o="urn:schemas-microsoft-com:office:office" xmlns:v="urn:schemas-microsoft-com:vml" xmlns:w10="urn:schemas-microsoft-com:office:word" xmlns:a="http://schemas.openxmlformats.org/drawingml/2006/main" xmlns:pic="http://schemas.openxmlformats.org/drawingml/2006/picture" xmlns:wp="http://schemas.openxmlformats.org/drawingml/2006/wordprocessingDrawing">
   <w:body>
+    <w:bookmarkStart w:id="22" w:name="api-and-data-reference"/>
     <w:p>
       <w:pPr>
         <w:pStyle w:val="Heading1"/>
       </w:pPr>
-      <w:bookmarkStart w:id="20" w:name="api-and-data-reference"/>
       <w:r>
         <w:t xml:space="preserve">API and Data Reference</w:t>
       </w:r>
-      <w:bookmarkEnd w:id="20"/>
     </w:p>
     <w:p>
       <w:pPr>
@@ -19,6 +18,7 @@
       <w:r>
         <w:rPr>
           <w:b/>
+          <w:bCs/>
         </w:rPr>
         <w:t xml:space="preserve">Status date:</w:t>
       </w:r>
@@ -37,15 +37,14 @@
         <w:t xml:space="preserve">This document is the contract between input files, the in-memory scheduling state, and the export artifacts. It is also the reference for the public Dart surface a future feature would extend.</w:t>
       </w:r>
     </w:p>
+    <w:bookmarkStart w:id="9" w:name="Xf6421379c778fd1b631471495bfc033e3d52f8e"/>
     <w:p>
       <w:pPr>
         <w:pStyle w:val="Heading2"/>
       </w:pPr>
-      <w:bookmarkStart w:id="21" w:name="Xf6421379c778fd1b631471495bfc033e3d52f8e"/>
       <w:r>
         <w:t xml:space="preserve">1. API Status</w:t>
       </w:r>
-      <w:bookmarkEnd w:id="21"/>
     </w:p>
     <w:p>
       <w:pPr>
@@ -60,6 +59,7 @@
       <w:r>
         <w:rPr>
           <w:b/>
+          <w:bCs/>
         </w:rPr>
         <w:t xml:space="preserve">client-side application</w:t>
       </w:r>
@@ -69,11 +69,11 @@
     </w:p>
     <w:p>
       <w:pPr>
+        <w:pStyle w:val="Compact"/>
         <w:numPr>
           <w:ilvl w:val="0"/>
           <w:numId w:val="1001"/>
         </w:numPr>
-        <w:pStyle w:val="Compact"/>
       </w:pPr>
       <w:r>
         <w:t xml:space="preserve">The format of the</w:t>
@@ -84,6 +84,7 @@
       <w:r>
         <w:rPr>
           <w:b/>
+          <w:bCs/>
         </w:rPr>
         <w:t xml:space="preserve">input text files</w:t>
       </w:r>
@@ -117,11 +118,11 @@
     </w:p>
     <w:p>
       <w:pPr>
+        <w:pStyle w:val="Compact"/>
         <w:numPr>
           <w:ilvl w:val="0"/>
           <w:numId w:val="1001"/>
         </w:numPr>
-        <w:pStyle w:val="Compact"/>
       </w:pPr>
       <w:r>
         <w:t xml:space="preserve">The format of the</w:t>
@@ -132,6 +133,7 @@
       <w:r>
         <w:rPr>
           <w:b/>
+          <w:bCs/>
         </w:rPr>
         <w:t xml:space="preserve">bundled save file</w:t>
       </w:r>
@@ -144,11 +146,11 @@
     </w:p>
     <w:p>
       <w:pPr>
+        <w:pStyle w:val="Compact"/>
         <w:numPr>
           <w:ilvl w:val="0"/>
           <w:numId w:val="1001"/>
         </w:numPr>
-        <w:pStyle w:val="Compact"/>
       </w:pPr>
       <w:r>
         <w:t xml:space="preserve">The grammar of the</w:t>
@@ -159,6 +161,7 @@
       <w:r>
         <w:rPr>
           <w:b/>
+          <w:bCs/>
         </w:rPr>
         <w:t xml:space="preserve">scheduler-state section</w:t>
       </w:r>
@@ -171,11 +174,11 @@
     </w:p>
     <w:p>
       <w:pPr>
+        <w:pStyle w:val="Compact"/>
         <w:numPr>
           <w:ilvl w:val="0"/>
           <w:numId w:val="1001"/>
         </w:numPr>
-        <w:pStyle w:val="Compact"/>
       </w:pPr>
       <w:r>
         <w:t xml:space="preserve">The signatures of the</w:t>
@@ -186,6 +189,7 @@
       <w:r>
         <w:rPr>
           <w:b/>
+          <w:bCs/>
         </w:rPr>
         <w:t xml:space="preserve">public Dart methods</w:t>
       </w:r>
@@ -213,11 +217,11 @@
     </w:p>
     <w:p>
       <w:pPr>
+        <w:pStyle w:val="Compact"/>
         <w:numPr>
           <w:ilvl w:val="0"/>
           <w:numId w:val="1001"/>
         </w:numPr>
-        <w:pStyle w:val="Compact"/>
       </w:pPr>
       <w:r>
         <w:t xml:space="preserve">The keys the browser reads/writes in</w:t>
@@ -229,6 +233,7 @@
         <w:rPr>
           <w:rStyle w:val="VerbatimChar"/>
           <w:b/>
+          <w:bCs/>
         </w:rPr>
         <w:t xml:space="preserve">localStorage</w:t>
       </w:r>
@@ -241,11 +246,11 @@
     </w:p>
     <w:p>
       <w:pPr>
+        <w:pStyle w:val="Compact"/>
         <w:numPr>
           <w:ilvl w:val="0"/>
           <w:numId w:val="1001"/>
         </w:numPr>
-        <w:pStyle w:val="Compact"/>
       </w:pPr>
       <w:r>
         <w:t xml:space="preserve">The filenames and shapes of the</w:t>
@@ -256,108 +261,142 @@
       <w:r>
         <w:rPr>
           <w:b/>
+          <w:bCs/>
         </w:rPr>
         <w:t xml:space="preserve">four export menu actions</w:t>
       </w:r>
       <w:r>
         <w:t xml:space="preserve">.</w:t>
+      </w:r>
+    </w:p>
+    <w:bookmarkEnd w:id="9"/>
+    <w:bookmarkStart w:id="13" w:name="Xc93f638b0fc0c522b5a31245f54ef8b70845479"/>
+    <w:p>
+      <w:pPr>
+        <w:pStyle w:val="Heading2"/>
+      </w:pPr>
+      <w:r>
+        <w:t xml:space="preserve">2. Input Files</w:t>
+      </w:r>
+    </w:p>
+    <w:bookmarkStart w:id="10" w:name="X16c4811f1b54dfe73e8b84284f35171792ee8e8"/>
+    <w:p>
+      <w:pPr>
+        <w:pStyle w:val="Heading3"/>
+      </w:pPr>
+      <w:r>
+        <w:t xml:space="preserve">2.1 Course file</w:t>
       </w:r>
     </w:p>
     <w:p>
       <w:pPr>
-        <w:pStyle w:val="Heading2"/>
-      </w:pPr>
-      <w:bookmarkStart w:id="22" w:name="Xc93f638b0fc0c522b5a31245f54ef8b70845479"/>
-      <w:r>
-        <w:t xml:space="preserve">2. Input Files</w:t>
-      </w:r>
-      <w:bookmarkEnd w:id="22"/>
+        <w:pStyle w:val="FirstParagraph"/>
+      </w:pPr>
+      <w:r>
+        <w:rPr>
+          <w:b/>
+          <w:bCs/>
+        </w:rPr>
+        <w:t xml:space="preserve">Loader:</w:t>
+      </w:r>
+      <w:r>
+        <w:t xml:space="preserve"> </w:t>
+      </w:r>
+      <w:r>
+        <w:rPr>
+          <w:rStyle w:val="VerbatimChar"/>
+        </w:rPr>
+        <w:t xml:space="preserve">lib/store/courses.dart</w:t>
+      </w:r>
+      <w:r>
+        <w:t xml:space="preserve"> </w:t>
+      </w:r>
+      <w:r>
+        <w:t xml:space="preserve">(</w:t>
+      </w:r>
+      <w:r>
+        <w:rPr>
+          <w:rStyle w:val="VerbatimChar"/>
+        </w:rPr>
+        <w:t xml:space="preserve">Courses.loadCourses</w:t>
+      </w:r>
+      <w:r>
+        <w:t xml:space="preserve"> </w:t>
+      </w:r>
+      <w:r>
+        <w:t xml:space="preserve">/</w:t>
+      </w:r>
+      <w:r>
+        <w:t xml:space="preserve"> </w:t>
+      </w:r>
+      <w:r>
+        <w:rPr>
+          <w:rStyle w:val="VerbatimChar"/>
+        </w:rPr>
+        <w:t xml:space="preserve">loadCoursesFromBytes</w:t>
+      </w:r>
+      <w:r>
+        <w:t xml:space="preserve">).</w:t>
+      </w:r>
+      <w:r>
+        <w:t xml:space="preserve"> </w:t>
+      </w:r>
+      <w:r>
+        <w:rPr>
+          <w:b/>
+          <w:bCs/>
+        </w:rPr>
+        <w:t xml:space="preserve">Format:</w:t>
+      </w:r>
+      <w:r>
+        <w:t xml:space="preserve"> </w:t>
+      </w:r>
+      <w:r>
+        <w:t xml:space="preserve">UTF-8 plain text,</w:t>
+      </w:r>
+      <w:r>
+        <w:t xml:space="preserve"> </w:t>
+      </w:r>
+      <w:r>
+        <w:rPr>
+          <w:b/>
+          <w:bCs/>
+        </w:rPr>
+        <w:t xml:space="preserve">tab-delimited</w:t>
+      </w:r>
+      <w:r>
+        <w:t xml:space="preserve">, three columns per row, one row per course.</w:t>
+      </w:r>
     </w:p>
     <w:p>
       <w:pPr>
-        <w:pStyle w:val="Heading3"/>
-      </w:pPr>
-      <w:bookmarkStart w:id="23" w:name="X16c4811f1b54dfe73e8b84284f35171792ee8e8"/>
-      <w:r>
-        <w:t xml:space="preserve">2.1 Course file</w:t>
-      </w:r>
-      <w:bookmarkEnd w:id="23"/>
+        <w:pStyle w:val="SourceCode"/>
+      </w:pPr>
+      <w:r>
+        <w:rPr>
+          <w:rStyle w:val="VerbatimChar"/>
+        </w:rPr>
+        <w:t xml:space="preserve">&lt;course_code&gt;\t&lt;course_name&gt;\t&lt;reading_material&gt;\n</w:t>
+      </w:r>
     </w:p>
     <w:p>
       <w:pPr>
         <w:pStyle w:val="FirstParagraph"/>
       </w:pPr>
       <w:r>
-        <w:rPr>
-          <w:b/>
-        </w:rPr>
-        <w:t xml:space="preserve">Loader:</w:t>
-      </w:r>
-      <w:r>
-        <w:t xml:space="preserve"> </w:t>
-      </w:r>
-      <w:r>
-        <w:rPr>
-          <w:rStyle w:val="VerbatimChar"/>
-        </w:rPr>
-        <w:t xml:space="preserve">lib/store/courses.dart</w:t>
-      </w:r>
-      <w:r>
-        <w:t xml:space="preserve"> </w:t>
-      </w:r>
-      <w:r>
-        <w:t xml:space="preserve">(</w:t>
-      </w:r>
-      <w:r>
-        <w:rPr>
-          <w:rStyle w:val="VerbatimChar"/>
-        </w:rPr>
-        <w:t xml:space="preserve">Courses.loadCourses</w:t>
-      </w:r>
-      <w:r>
-        <w:t xml:space="preserve"> </w:t>
-      </w:r>
-      <w:r>
-        <w:t xml:space="preserve">/</w:t>
-      </w:r>
-      <w:r>
-        <w:t xml:space="preserve"> </w:t>
-      </w:r>
-      <w:r>
-        <w:rPr>
-          <w:rStyle w:val="VerbatimChar"/>
-        </w:rPr>
-        <w:t xml:space="preserve">loadCoursesFromBytes</w:t>
-      </w:r>
-      <w:r>
-        <w:t xml:space="preserve">).</w:t>
-      </w:r>
-      <w:r>
-        <w:t xml:space="preserve"> </w:t>
-      </w:r>
-      <w:r>
-        <w:rPr>
-          <w:b/>
-        </w:rPr>
-        <w:t xml:space="preserve">Format:</w:t>
-      </w:r>
-      <w:r>
-        <w:t xml:space="preserve"> </w:t>
-      </w:r>
-      <w:r>
-        <w:t xml:space="preserve">UTF-8 plain text,</w:t>
-      </w:r>
-      <w:r>
-        <w:t xml:space="preserve"> </w:t>
-      </w:r>
-      <w:r>
-        <w:rPr>
-          <w:b/>
-        </w:rPr>
-        <w:t xml:space="preserve">tab-delimited</w:t>
-      </w:r>
-      <w:r>
-        <w:t xml:space="preserve">, three columns per row, one row per course.</w:t>
+        <w:t xml:space="preserve">Example (excerpt from</w:t>
+      </w:r>
+      <w:r>
+        <w:t xml:space="preserve"> </w:t>
+      </w:r>
+      <w:r>
+        <w:rPr>
+          <w:rStyle w:val="VerbatimChar"/>
+        </w:rPr>
+        <w:t xml:space="preserve">test/resources/course.txt</w:t>
+      </w:r>
+      <w:r>
+        <w:t xml:space="preserve">):</w:t>
       </w:r>
     </w:p>
     <w:p>
@@ -368,7 +407,25 @@
         <w:rPr>
           <w:rStyle w:val="VerbatimChar"/>
         </w:rPr>
-        <w:t xml:space="preserve">&lt;course_code&gt;\t&lt;course_name&gt;\t&lt;reading_material&gt;\n</w:t>
+        <w:t xml:space="preserve">ASA Easternization: Asia's Rise and America's Decline   Easternization: Asia's Rise and America's Decline . . . , by Gideon Rachman</w:t>
+      </w:r>
+      <w:r>
+        <w:br/>
+      </w:r>
+      <w:r>
+        <w:rPr>
+          <w:rStyle w:val="VerbatimChar"/>
+        </w:rPr>
+        <w:t xml:space="preserve">BAD Bad Girls Throughout History: 100 Remarkable Women . . .    Bad Girls Throughout History: 100 Remarkable Women . . . , by Ann Shen</w:t>
+      </w:r>
+      <w:r>
+        <w:br/>
+      </w:r>
+      <w:r>
+        <w:rPr>
+          <w:rStyle w:val="VerbatimChar"/>
+        </w:rPr>
+        <w:t xml:space="preserve">BIG Big Ones    The Big Ones: How Natural Disasters Have Shaped Us, by Dr. Lucy Jones</w:t>
       </w:r>
     </w:p>
     <w:p>
@@ -376,57 +433,9 @@
         <w:pStyle w:val="FirstParagraph"/>
       </w:pPr>
       <w:r>
-        <w:t xml:space="preserve">Example (excerpt from</w:t>
-      </w:r>
-      <w:r>
-        <w:t xml:space="preserve"> </w:t>
-      </w:r>
-      <w:r>
-        <w:rPr>
-          <w:rStyle w:val="VerbatimChar"/>
-        </w:rPr>
-        <w:t xml:space="preserve">test/resources/course.txt</w:t>
-      </w:r>
-      <w:r>
-        <w:t xml:space="preserve">):</w:t>
-      </w:r>
-    </w:p>
-    <w:p>
-      <w:pPr>
-        <w:pStyle w:val="SourceCode"/>
-      </w:pPr>
-      <w:r>
-        <w:rPr>
-          <w:rStyle w:val="VerbatimChar"/>
-        </w:rPr>
-        <w:t xml:space="preserve">ASA Easternization: Asia's Rise and America's Decline   Easternization: Asia's Rise and America's Decline . . . , by Gideon Rachman</w:t>
-      </w:r>
-      <w:r>
-        <w:br/>
-      </w:r>
-      <w:r>
-        <w:rPr>
-          <w:rStyle w:val="VerbatimChar"/>
-        </w:rPr>
-        <w:t xml:space="preserve">BAD Bad Girls Throughout History: 100 Remarkable Women . . .    Bad Girls Throughout History: 100 Remarkable Women . . . , by Ann Shen</w:t>
-      </w:r>
-      <w:r>
-        <w:br/>
-      </w:r>
-      <w:r>
-        <w:rPr>
-          <w:rStyle w:val="VerbatimChar"/>
-        </w:rPr>
-        <w:t xml:space="preserve">BIG Big Ones    The Big Ones: How Natural Disasters Have Shaped Us, by Dr. Lucy Jones</w:t>
-      </w:r>
-    </w:p>
-    <w:p>
-      <w:pPr>
-        <w:pStyle w:val="FirstParagraph"/>
-      </w:pPr>
-      <w:r>
         <w:rPr>
           <w:b/>
+          <w:bCs/>
         </w:rPr>
         <w:t xml:space="preserve">Field rules:</w:t>
       </w:r>
@@ -434,30 +443,23 @@
     <w:tbl>
       <w:tblPr>
         <w:tblStyle w:val="Table"/>
-        <w:tblW w:type="pct" w:w="0.0"/>
-        <w:tblLook w:firstRow="1"/>
+        <w:tblW w:type="auto" w:w="0"/>
+        <w:tblLook w:firstRow="1" w:lastRow="0" w:firstColumn="0" w:lastColumn="0" w:noHBand="0" w:noVBand="0" w:val="0020"/>
       </w:tblPr>
       <w:tblGrid>
-        <w:gridCol w:w="3120"/>
-        <w:gridCol w:w="3120"/>
-        <w:gridCol w:w="3120"/>
+        <w:gridCol w:w="2640"/>
+        <w:gridCol w:w="2640"/>
+        <w:gridCol w:w="2640"/>
       </w:tblGrid>
-      <w:tblGrid/>
       <w:tr>
         <w:trPr>
-          <w:cnfStyle w:firstRow="1"/>
+          <w:tblHeader w:val="on"/>
         </w:trPr>
         <w:tc>
-          <w:tcPr>
-            <w:tcBorders>
-              <w:bottom w:val="single"/>
-            </w:tcBorders>
-            <w:vAlign w:val="bottom"/>
-          </w:tcPr>
-          <w:p>
-            <w:pPr>
-              <w:pStyle w:val="Compact"/>
-              <w:jc w:val="left"/>
+          <w:tcPr/>
+          <w:p>
+            <w:pPr>
+              <w:pStyle w:val="Compact"/>
             </w:pPr>
             <w:r>
               <w:t xml:space="preserve">Column</w:t>
@@ -465,16 +467,10 @@
           </w:p>
         </w:tc>
         <w:tc>
-          <w:tcPr>
-            <w:tcBorders>
-              <w:bottom w:val="single"/>
-            </w:tcBorders>
-            <w:vAlign w:val="bottom"/>
-          </w:tcPr>
-          <w:p>
-            <w:pPr>
-              <w:pStyle w:val="Compact"/>
-              <w:jc w:val="left"/>
+          <w:tcPr/>
+          <w:p>
+            <w:pPr>
+              <w:pStyle w:val="Compact"/>
             </w:pPr>
             <w:r>
               <w:t xml:space="preserve">Meaning</w:t>
@@ -482,16 +478,10 @@
           </w:p>
         </w:tc>
         <w:tc>
-          <w:tcPr>
-            <w:tcBorders>
-              <w:bottom w:val="single"/>
-            </w:tcBorders>
-            <w:vAlign w:val="bottom"/>
-          </w:tcPr>
-          <w:p>
-            <w:pPr>
-              <w:pStyle w:val="Compact"/>
-              <w:jc w:val="left"/>
+          <w:tcPr/>
+          <w:p>
+            <w:pPr>
+              <w:pStyle w:val="Compact"/>
             </w:pPr>
             <w:r>
               <w:t xml:space="preserve">Notes</w:t>
@@ -501,10 +491,10 @@
       </w:tr>
       <w:tr>
         <w:tc>
-          <w:p>
-            <w:pPr>
-              <w:pStyle w:val="Compact"/>
-              <w:jc w:val="left"/>
+          <w:tcPr/>
+          <w:p>
+            <w:pPr>
+              <w:pStyle w:val="Compact"/>
             </w:pPr>
             <w:r>
               <w:t xml:space="preserve">1</w:t>
@@ -512,10 +502,10 @@
           </w:p>
         </w:tc>
         <w:tc>
-          <w:p>
-            <w:pPr>
-              <w:pStyle w:val="Compact"/>
-              <w:jc w:val="left"/>
+          <w:tcPr/>
+          <w:p>
+            <w:pPr>
+              <w:pStyle w:val="Compact"/>
             </w:pPr>
             <w:r>
               <w:rPr>
@@ -526,10 +516,10 @@
           </w:p>
         </w:tc>
         <w:tc>
-          <w:p>
-            <w:pPr>
-              <w:pStyle w:val="Compact"/>
-              <w:jc w:val="left"/>
+          <w:tcPr/>
+          <w:p>
+            <w:pPr>
+              <w:pStyle w:val="Compact"/>
             </w:pPr>
             <w:r>
               <w:t xml:space="preserve">Three-letter (or short) unique course identifier. Whitespace-trimmed.</w:t>
@@ -539,10 +529,10 @@
       </w:tr>
       <w:tr>
         <w:tc>
-          <w:p>
-            <w:pPr>
-              <w:pStyle w:val="Compact"/>
-              <w:jc w:val="left"/>
+          <w:tcPr/>
+          <w:p>
+            <w:pPr>
+              <w:pStyle w:val="Compact"/>
             </w:pPr>
             <w:r>
               <w:t xml:space="preserve">2</w:t>
@@ -550,10 +540,10 @@
           </w:p>
         </w:tc>
         <w:tc>
-          <w:p>
-            <w:pPr>
-              <w:pStyle w:val="Compact"/>
-              <w:jc w:val="left"/>
+          <w:tcPr/>
+          <w:p>
+            <w:pPr>
+              <w:pStyle w:val="Compact"/>
             </w:pPr>
             <w:r>
               <w:rPr>
@@ -564,10 +554,10 @@
           </w:p>
         </w:tc>
         <w:tc>
-          <w:p>
-            <w:pPr>
-              <w:pStyle w:val="Compact"/>
-              <w:jc w:val="left"/>
+          <w:tcPr/>
+          <w:p>
+            <w:pPr>
+              <w:pStyle w:val="Compact"/>
             </w:pPr>
             <w:r>
               <w:t xml:space="preserve">Full course name. Whitespace-trimmed.</w:t>
@@ -577,10 +567,10 @@
       </w:tr>
       <w:tr>
         <w:tc>
-          <w:p>
-            <w:pPr>
-              <w:pStyle w:val="Compact"/>
-              <w:jc w:val="left"/>
+          <w:tcPr/>
+          <w:p>
+            <w:pPr>
+              <w:pStyle w:val="Compact"/>
             </w:pPr>
             <w:r>
               <w:t xml:space="preserve">3</w:t>
@@ -588,10 +578,10 @@
           </w:p>
         </w:tc>
         <w:tc>
-          <w:p>
-            <w:pPr>
-              <w:pStyle w:val="Compact"/>
-              <w:jc w:val="left"/>
+          <w:tcPr/>
+          <w:p>
+            <w:pPr>
+              <w:pStyle w:val="Compact"/>
             </w:pPr>
             <w:r>
               <w:rPr>
@@ -602,10 +592,10 @@
           </w:p>
         </w:tc>
         <w:tc>
-          <w:p>
-            <w:pPr>
-              <w:pStyle w:val="Compact"/>
-              <w:jc w:val="left"/>
+          <w:tcPr/>
+          <w:p>
+            <w:pPr>
+              <w:pStyle w:val="Compact"/>
             </w:pPr>
             <w:r>
               <w:t xml:space="preserve">Recommended reading. May be empty (</w:t>
@@ -630,12 +620,14 @@
       <w:r>
         <w:rPr>
           <w:b/>
+          <w:bCs/>
         </w:rPr>
         <w:t xml:space="preserve">Errors thrown by</w:t>
       </w:r>
       <w:r>
         <w:rPr>
           <w:b/>
+          <w:bCs/>
         </w:rPr>
         <w:t xml:space="preserve"> </w:t>
       </w:r>
@@ -643,23 +635,25 @@
         <w:rPr>
           <w:rStyle w:val="VerbatimChar"/>
           <w:b/>
+          <w:bCs/>
         </w:rPr>
         <w:t xml:space="preserve">Courses.loadCourses</w:t>
       </w:r>
       <w:r>
         <w:rPr>
           <w:b/>
+          <w:bCs/>
         </w:rPr>
         <w:t xml:space="preserve">:</w:t>
       </w:r>
     </w:p>
     <w:p>
       <w:pPr>
+        <w:pStyle w:val="Compact"/>
         <w:numPr>
           <w:ilvl w:val="0"/>
           <w:numId w:val="1002"/>
         </w:numPr>
-        <w:pStyle w:val="Compact"/>
       </w:pPr>
       <w:r>
         <w:rPr>
@@ -676,11 +670,11 @@
     </w:p>
     <w:p>
       <w:pPr>
+        <w:pStyle w:val="Compact"/>
         <w:numPr>
           <w:ilvl w:val="0"/>
           <w:numId w:val="1002"/>
         </w:numPr>
-        <w:pStyle w:val="Compact"/>
       </w:pPr>
       <w:r>
         <w:rPr>
@@ -697,136 +691,141 @@
     </w:p>
     <w:p>
       <w:pPr>
+        <w:pStyle w:val="Compact"/>
         <w:numPr>
           <w:ilvl w:val="0"/>
           <w:numId w:val="1002"/>
         </w:numPr>
-        <w:pStyle w:val="Compact"/>
       </w:pPr>
       <w:r>
         <w:t xml:space="preserve">File-system errors propagate as the platform's default exception (desktop) or as caller-handled byte errors (web).</w:t>
+      </w:r>
+    </w:p>
+    <w:bookmarkEnd w:id="10"/>
+    <w:bookmarkStart w:id="11" w:name="X0bd8d529c93b710ebf180bb0f13c2087e94218f"/>
+    <w:p>
+      <w:pPr>
+        <w:pStyle w:val="Heading3"/>
+      </w:pPr>
+      <w:r>
+        <w:t xml:space="preserve">2.2 People file</w:t>
       </w:r>
     </w:p>
     <w:p>
       <w:pPr>
-        <w:pStyle w:val="Heading3"/>
-      </w:pPr>
-      <w:bookmarkStart w:id="24" w:name="X0bd8d529c93b710ebf180bb0f13c2087e94218f"/>
-      <w:r>
-        <w:t xml:space="preserve">2.2 People file</w:t>
-      </w:r>
-      <w:bookmarkEnd w:id="24"/>
+        <w:pStyle w:val="FirstParagraph"/>
+      </w:pPr>
+      <w:r>
+        <w:rPr>
+          <w:b/>
+          <w:bCs/>
+        </w:rPr>
+        <w:t xml:space="preserve">Loader:</w:t>
+      </w:r>
+      <w:r>
+        <w:t xml:space="preserve"> </w:t>
+      </w:r>
+      <w:r>
+        <w:rPr>
+          <w:rStyle w:val="VerbatimChar"/>
+        </w:rPr>
+        <w:t xml:space="preserve">lib/store/people.dart</w:t>
+      </w:r>
+      <w:r>
+        <w:t xml:space="preserve"> </w:t>
+      </w:r>
+      <w:r>
+        <w:t xml:space="preserve">(</w:t>
+      </w:r>
+      <w:r>
+        <w:rPr>
+          <w:rStyle w:val="VerbatimChar"/>
+        </w:rPr>
+        <w:t xml:space="preserve">People.loadPeople</w:t>
+      </w:r>
+      <w:r>
+        <w:t xml:space="preserve"> </w:t>
+      </w:r>
+      <w:r>
+        <w:t xml:space="preserve">/</w:t>
+      </w:r>
+      <w:r>
+        <w:t xml:space="preserve"> </w:t>
+      </w:r>
+      <w:r>
+        <w:rPr>
+          <w:rStyle w:val="VerbatimChar"/>
+        </w:rPr>
+        <w:t xml:space="preserve">loadPeopleFromBytes</w:t>
+      </w:r>
+      <w:r>
+        <w:t xml:space="preserve">).</w:t>
+      </w:r>
+      <w:r>
+        <w:t xml:space="preserve"> </w:t>
+      </w:r>
+      <w:r>
+        <w:rPr>
+          <w:b/>
+          <w:bCs/>
+        </w:rPr>
+        <w:t xml:space="preserve">Format:</w:t>
+      </w:r>
+      <w:r>
+        <w:t xml:space="preserve"> </w:t>
+      </w:r>
+      <w:r>
+        <w:t xml:space="preserve">UTF-8 plain text,</w:t>
+      </w:r>
+      <w:r>
+        <w:t xml:space="preserve"> </w:t>
+      </w:r>
+      <w:r>
+        <w:rPr>
+          <w:b/>
+          <w:bCs/>
+        </w:rPr>
+        <w:t xml:space="preserve">tab-delimited</w:t>
+      </w:r>
+      <w:r>
+        <w:t xml:space="preserve">, exactly</w:t>
+      </w:r>
+      <w:r>
+        <w:t xml:space="preserve"> </w:t>
+      </w:r>
+      <w:r>
+        <w:rPr>
+          <w:b/>
+          <w:bCs/>
+        </w:rPr>
+        <w:t xml:space="preserve">21 columns</w:t>
+      </w:r>
+      <w:r>
+        <w:t xml:space="preserve"> </w:t>
+      </w:r>
+      <w:r>
+        <w:t xml:space="preserve">per row, one row per person.</w:t>
+      </w:r>
     </w:p>
     <w:p>
       <w:pPr>
-        <w:pStyle w:val="FirstParagraph"/>
-      </w:pPr>
-      <w:r>
-        <w:rPr>
-          <w:b/>
-        </w:rPr>
-        <w:t xml:space="preserve">Loader:</w:t>
-      </w:r>
-      <w:r>
-        <w:t xml:space="preserve"> </w:t>
-      </w:r>
-      <w:r>
-        <w:rPr>
-          <w:rStyle w:val="VerbatimChar"/>
-        </w:rPr>
-        <w:t xml:space="preserve">lib/store/people.dart</w:t>
-      </w:r>
-      <w:r>
-        <w:t xml:space="preserve"> </w:t>
-      </w:r>
-      <w:r>
-        <w:t xml:space="preserve">(</w:t>
-      </w:r>
-      <w:r>
-        <w:rPr>
-          <w:rStyle w:val="VerbatimChar"/>
-        </w:rPr>
-        <w:t xml:space="preserve">People.loadPeople</w:t>
-      </w:r>
-      <w:r>
-        <w:t xml:space="preserve"> </w:t>
-      </w:r>
-      <w:r>
-        <w:t xml:space="preserve">/</w:t>
-      </w:r>
-      <w:r>
-        <w:t xml:space="preserve"> </w:t>
-      </w:r>
-      <w:r>
-        <w:rPr>
-          <w:rStyle w:val="VerbatimChar"/>
-        </w:rPr>
-        <w:t xml:space="preserve">loadPeopleFromBytes</w:t>
-      </w:r>
-      <w:r>
-        <w:t xml:space="preserve">).</w:t>
-      </w:r>
-      <w:r>
-        <w:t xml:space="preserve"> </w:t>
-      </w:r>
-      <w:r>
-        <w:rPr>
-          <w:b/>
-        </w:rPr>
-        <w:t xml:space="preserve">Format:</w:t>
-      </w:r>
-      <w:r>
-        <w:t xml:space="preserve"> </w:t>
-      </w:r>
-      <w:r>
-        <w:t xml:space="preserve">UTF-8 plain text,</w:t>
-      </w:r>
-      <w:r>
-        <w:t xml:space="preserve"> </w:t>
-      </w:r>
-      <w:r>
-        <w:rPr>
-          <w:b/>
-        </w:rPr>
-        <w:t xml:space="preserve">tab-delimited</w:t>
-      </w:r>
-      <w:r>
-        <w:t xml:space="preserve">, exactly</w:t>
-      </w:r>
-      <w:r>
-        <w:t xml:space="preserve"> </w:t>
-      </w:r>
-      <w:r>
-        <w:rPr>
-          <w:b/>
-        </w:rPr>
-        <w:t xml:space="preserve">21 columns</w:t>
-      </w:r>
-      <w:r>
-        <w:t xml:space="preserve"> </w:t>
-      </w:r>
-      <w:r>
-        <w:t xml:space="preserve">per row, one row per person.</w:t>
+        <w:pStyle w:val="SourceCode"/>
+      </w:pPr>
+      <w:r>
+        <w:rPr>
+          <w:rStyle w:val="VerbatimChar"/>
+        </w:rPr>
+        <w:t xml:space="preserve">&lt;lastName&gt;\t&lt;firstName&gt;\t&lt;phone&gt;\t&lt;numClassWanted&gt;\t&lt;avail0&gt;…&lt;avail9&gt;\t&lt;choice1&gt;…&lt;choice6&gt;\t&lt;submissionOrder&gt;\n</w:t>
       </w:r>
     </w:p>
     <w:p>
       <w:pPr>
-        <w:pStyle w:val="SourceCode"/>
-      </w:pPr>
-      <w:r>
-        <w:rPr>
-          <w:rStyle w:val="VerbatimChar"/>
-        </w:rPr>
-        <w:t xml:space="preserve">&lt;lastName&gt;\t&lt;firstName&gt;\t&lt;phone&gt;\t&lt;numClassWanted&gt;\t&lt;avail0&gt;…&lt;avail9&gt;\t&lt;choice1&gt;…&lt;choice6&gt;\t&lt;submissionOrder&gt;\n</w:t>
-      </w:r>
-    </w:p>
-    <w:p>
-      <w:pPr>
         <w:pStyle w:val="FirstParagraph"/>
       </w:pPr>
       <w:r>
         <w:rPr>
           <w:b/>
+          <w:bCs/>
         </w:rPr>
         <w:t xml:space="preserve">Column-by-column:</w:t>
       </w:r>
@@ -834,30 +833,23 @@
     <w:tbl>
       <w:tblPr>
         <w:tblStyle w:val="Table"/>
-        <w:tblW w:type="pct" w:w="0.0"/>
-        <w:tblLook w:firstRow="1"/>
+        <w:tblW w:type="auto" w:w="0"/>
+        <w:tblLook w:firstRow="1" w:lastRow="0" w:firstColumn="0" w:lastColumn="0" w:noHBand="0" w:noVBand="0" w:val="0020"/>
       </w:tblPr>
       <w:tblGrid>
-        <w:gridCol w:w="3120"/>
-        <w:gridCol w:w="3120"/>
-        <w:gridCol w:w="3120"/>
+        <w:gridCol w:w="2640"/>
+        <w:gridCol w:w="2640"/>
+        <w:gridCol w:w="2640"/>
       </w:tblGrid>
-      <w:tblGrid/>
       <w:tr>
         <w:trPr>
-          <w:cnfStyle w:firstRow="1"/>
+          <w:tblHeader w:val="on"/>
         </w:trPr>
         <w:tc>
-          <w:tcPr>
-            <w:tcBorders>
-              <w:bottom w:val="single"/>
-            </w:tcBorders>
-            <w:vAlign w:val="bottom"/>
-          </w:tcPr>
-          <w:p>
-            <w:pPr>
-              <w:pStyle w:val="Compact"/>
-              <w:jc w:val="left"/>
+          <w:tcPr/>
+          <w:p>
+            <w:pPr>
+              <w:pStyle w:val="Compact"/>
             </w:pPr>
             <w:r>
               <w:t xml:space="preserve">Cols</w:t>
@@ -865,16 +857,10 @@
           </w:p>
         </w:tc>
         <w:tc>
-          <w:tcPr>
-            <w:tcBorders>
-              <w:bottom w:val="single"/>
-            </w:tcBorders>
-            <w:vAlign w:val="bottom"/>
-          </w:tcPr>
-          <w:p>
-            <w:pPr>
-              <w:pStyle w:val="Compact"/>
-              <w:jc w:val="left"/>
+          <w:tcPr/>
+          <w:p>
+            <w:pPr>
+              <w:pStyle w:val="Compact"/>
             </w:pPr>
             <w:r>
               <w:t xml:space="preserve">Meaning</w:t>
@@ -882,16 +868,10 @@
           </w:p>
         </w:tc>
         <w:tc>
-          <w:tcPr>
-            <w:tcBorders>
-              <w:bottom w:val="single"/>
-            </w:tcBorders>
-            <w:vAlign w:val="bottom"/>
-          </w:tcPr>
-          <w:p>
-            <w:pPr>
-              <w:pStyle w:val="Compact"/>
-              <w:jc w:val="left"/>
+          <w:tcPr/>
+          <w:p>
+            <w:pPr>
+              <w:pStyle w:val="Compact"/>
             </w:pPr>
             <w:r>
               <w:t xml:space="preserve">Allowed values</w:t>
@@ -901,10 +881,10 @@
       </w:tr>
       <w:tr>
         <w:tc>
-          <w:p>
-            <w:pPr>
-              <w:pStyle w:val="Compact"/>
-              <w:jc w:val="left"/>
+          <w:tcPr/>
+          <w:p>
+            <w:pPr>
+              <w:pStyle w:val="Compact"/>
             </w:pPr>
             <w:r>
               <w:t xml:space="preserve">1</w:t>
@@ -912,10 +892,10 @@
           </w:p>
         </w:tc>
         <w:tc>
-          <w:p>
-            <w:pPr>
-              <w:pStyle w:val="Compact"/>
-              <w:jc w:val="left"/>
+          <w:tcPr/>
+          <w:p>
+            <w:pPr>
+              <w:pStyle w:val="Compact"/>
             </w:pPr>
             <w:r>
               <w:t xml:space="preserve">Last name</w:t>
@@ -923,10 +903,10 @@
           </w:p>
         </w:tc>
         <w:tc>
-          <w:p>
-            <w:pPr>
-              <w:pStyle w:val="Compact"/>
-              <w:jc w:val="left"/>
+          <w:tcPr/>
+          <w:p>
+            <w:pPr>
+              <w:pStyle w:val="Compact"/>
             </w:pPr>
             <w:r>
               <w:t xml:space="preserve">non-empty string</w:t>
@@ -936,10 +916,10 @@
       </w:tr>
       <w:tr>
         <w:tc>
-          <w:p>
-            <w:pPr>
-              <w:pStyle w:val="Compact"/>
-              <w:jc w:val="left"/>
+          <w:tcPr/>
+          <w:p>
+            <w:pPr>
+              <w:pStyle w:val="Compact"/>
             </w:pPr>
             <w:r>
               <w:t xml:space="preserve">2</w:t>
@@ -947,10 +927,10 @@
           </w:p>
         </w:tc>
         <w:tc>
-          <w:p>
-            <w:pPr>
-              <w:pStyle w:val="Compact"/>
-              <w:jc w:val="left"/>
+          <w:tcPr/>
+          <w:p>
+            <w:pPr>
+              <w:pStyle w:val="Compact"/>
             </w:pPr>
             <w:r>
               <w:t xml:space="preserve">First name</w:t>
@@ -958,10 +938,10 @@
           </w:p>
         </w:tc>
         <w:tc>
-          <w:p>
-            <w:pPr>
-              <w:pStyle w:val="Compact"/>
-              <w:jc w:val="left"/>
+          <w:tcPr/>
+          <w:p>
+            <w:pPr>
+              <w:pStyle w:val="Compact"/>
             </w:pPr>
             <w:r>
               <w:t xml:space="preserve">non-empty string</w:t>
@@ -971,10 +951,10 @@
       </w:tr>
       <w:tr>
         <w:tc>
-          <w:p>
-            <w:pPr>
-              <w:pStyle w:val="Compact"/>
-              <w:jc w:val="left"/>
+          <w:tcPr/>
+          <w:p>
+            <w:pPr>
+              <w:pStyle w:val="Compact"/>
             </w:pPr>
             <w:r>
               <w:t xml:space="preserve">3</w:t>
@@ -982,10 +962,10 @@
           </w:p>
         </w:tc>
         <w:tc>
-          <w:p>
-            <w:pPr>
-              <w:pStyle w:val="Compact"/>
-              <w:jc w:val="left"/>
+          <w:tcPr/>
+          <w:p>
+            <w:pPr>
+              <w:pStyle w:val="Compact"/>
             </w:pPr>
             <w:r>
               <w:t xml:space="preserve">Phone</w:t>
@@ -993,10 +973,10 @@
           </w:p>
         </w:tc>
         <w:tc>
-          <w:p>
-            <w:pPr>
-              <w:pStyle w:val="Compact"/>
-              <w:jc w:val="left"/>
+          <w:tcPr/>
+          <w:p>
+            <w:pPr>
+              <w:pStyle w:val="Compact"/>
             </w:pPr>
             <w:r>
               <w:t xml:space="preserve">string (display format like</w:t>
@@ -1018,10 +998,10 @@
       </w:tr>
       <w:tr>
         <w:tc>
-          <w:p>
-            <w:pPr>
-              <w:pStyle w:val="Compact"/>
-              <w:jc w:val="left"/>
+          <w:tcPr/>
+          <w:p>
+            <w:pPr>
+              <w:pStyle w:val="Compact"/>
             </w:pPr>
             <w:r>
               <w:t xml:space="preserve">4</w:t>
@@ -1029,10 +1009,10 @@
           </w:p>
         </w:tc>
         <w:tc>
-          <w:p>
-            <w:pPr>
-              <w:pStyle w:val="Compact"/>
-              <w:jc w:val="left"/>
+          <w:tcPr/>
+          <w:p>
+            <w:pPr>
+              <w:pStyle w:val="Compact"/>
             </w:pPr>
             <w:r>
               <w:t xml:space="preserve">Number of classes wanted</w:t>
@@ -1040,10 +1020,10 @@
           </w:p>
         </w:tc>
         <w:tc>
-          <w:p>
-            <w:pPr>
-              <w:pStyle w:val="Compact"/>
-              <w:jc w:val="left"/>
+          <w:tcPr/>
+          <w:p>
+            <w:pPr>
+              <w:pStyle w:val="Compact"/>
             </w:pPr>
             <w:r>
               <w:t xml:space="preserve">integer 0–6, or empty (treated as "no submission")</w:t>
@@ -1053,10 +1033,10 @@
       </w:tr>
       <w:tr>
         <w:tc>
-          <w:p>
-            <w:pPr>
-              <w:pStyle w:val="Compact"/>
-              <w:jc w:val="left"/>
+          <w:tcPr/>
+          <w:p>
+            <w:pPr>
+              <w:pStyle w:val="Compact"/>
             </w:pPr>
             <w:r>
               <w:t xml:space="preserve">5–14</w:t>
@@ -1064,10 +1044,10 @@
           </w:p>
         </w:tc>
         <w:tc>
-          <w:p>
-            <w:pPr>
-              <w:pStyle w:val="Compact"/>
-              <w:jc w:val="left"/>
+          <w:tcPr/>
+          <w:p>
+            <w:pPr>
+              <w:pStyle w:val="Compact"/>
             </w:pPr>
             <w:r>
               <w:t xml:space="preserve">Availability for days 1–5 (Mon–Fri)</w:t>
@@ -1075,10 +1055,10 @@
           </w:p>
         </w:tc>
         <w:tc>
-          <w:p>
-            <w:pPr>
-              <w:pStyle w:val="Compact"/>
-              <w:jc w:val="left"/>
+          <w:tcPr/>
+          <w:p>
+            <w:pPr>
+              <w:pStyle w:val="Compact"/>
             </w:pPr>
             <w:r>
               <w:rPr>
@@ -1133,10 +1113,10 @@
       </w:tr>
       <w:tr>
         <w:tc>
-          <w:p>
-            <w:pPr>
-              <w:pStyle w:val="Compact"/>
-              <w:jc w:val="left"/>
+          <w:tcPr/>
+          <w:p>
+            <w:pPr>
+              <w:pStyle w:val="Compact"/>
             </w:pPr>
             <w:r>
               <w:t xml:space="preserve">15–20</w:t>
@@ -1144,10 +1124,10 @@
           </w:p>
         </w:tc>
         <w:tc>
-          <w:p>
-            <w:pPr>
-              <w:pStyle w:val="Compact"/>
-              <w:jc w:val="left"/>
+          <w:tcPr/>
+          <w:p>
+            <w:pPr>
+              <w:pStyle w:val="Compact"/>
             </w:pPr>
             <w:r>
               <w:t xml:space="preserve">First choices then backups, in priority order</w:t>
@@ -1155,10 +1135,10 @@
           </w:p>
         </w:tc>
         <w:tc>
-          <w:p>
-            <w:pPr>
-              <w:pStyle w:val="Compact"/>
-              <w:jc w:val="left"/>
+          <w:tcPr/>
+          <w:p>
+            <w:pPr>
+              <w:pStyle w:val="Compact"/>
             </w:pPr>
             <w:r>
               <w:t xml:space="preserve">course codes that exist in the course file; up to 6 codes total</w:t>
@@ -1168,10 +1148,10 @@
       </w:tr>
       <w:tr>
         <w:tc>
-          <w:p>
-            <w:pPr>
-              <w:pStyle w:val="Compact"/>
-              <w:jc w:val="left"/>
+          <w:tcPr/>
+          <w:p>
+            <w:pPr>
+              <w:pStyle w:val="Compact"/>
             </w:pPr>
             <w:r>
               <w:t xml:space="preserve">21</w:t>
@@ -1179,10 +1159,10 @@
           </w:p>
         </w:tc>
         <w:tc>
-          <w:p>
-            <w:pPr>
-              <w:pStyle w:val="Compact"/>
-              <w:jc w:val="left"/>
+          <w:tcPr/>
+          <w:p>
+            <w:pPr>
+              <w:pStyle w:val="Compact"/>
             </w:pPr>
             <w:r>
               <w:t xml:space="preserve">Submission order</w:t>
@@ -1190,10 +1170,10 @@
           </w:p>
         </w:tc>
         <w:tc>
-          <w:p>
-            <w:pPr>
-              <w:pStyle w:val="Compact"/>
-              <w:jc w:val="left"/>
+          <w:tcPr/>
+          <w:p>
+            <w:pPr>
+              <w:pStyle w:val="Compact"/>
             </w:pPr>
             <w:r>
               <w:t xml:space="preserve">integer; smaller = earlier submission = higher placement priority</w:t>
@@ -1212,11 +1192,11 @@
     </w:p>
     <w:p>
       <w:pPr>
+        <w:pStyle w:val="Compact"/>
         <w:numPr>
           <w:ilvl w:val="0"/>
           <w:numId w:val="1003"/>
         </w:numPr>
-        <w:pStyle w:val="Compact"/>
       </w:pPr>
       <w:r>
         <w:rPr>
@@ -1260,11 +1240,11 @@
     </w:p>
     <w:p>
       <w:pPr>
+        <w:pStyle w:val="Compact"/>
         <w:numPr>
           <w:ilvl w:val="0"/>
           <w:numId w:val="1003"/>
         </w:numPr>
-        <w:pStyle w:val="Compact"/>
       </w:pPr>
       <w:r>
         <w:t xml:space="preserve">An availability value outside</w:t>
@@ -1299,11 +1279,11 @@
     </w:p>
     <w:p>
       <w:pPr>
+        <w:pStyle w:val="Compact"/>
         <w:numPr>
           <w:ilvl w:val="0"/>
           <w:numId w:val="1003"/>
         </w:numPr>
-        <w:pStyle w:val="Compact"/>
       </w:pPr>
       <w:r>
         <w:t xml:space="preserve">A duplicate course code on the same person →</w:t>
@@ -1323,11 +1303,11 @@
     </w:p>
     <w:p>
       <w:pPr>
+        <w:pStyle w:val="Compact"/>
         <w:numPr>
           <w:ilvl w:val="0"/>
           <w:numId w:val="1003"/>
         </w:numPr>
-        <w:pStyle w:val="Compact"/>
       </w:pPr>
       <w:r>
         <w:t xml:space="preserve">Choices listed with</w:t>
@@ -1362,11 +1342,11 @@
     </w:p>
     <w:p>
       <w:pPr>
+        <w:pStyle w:val="Compact"/>
         <w:numPr>
           <w:ilvl w:val="0"/>
           <w:numId w:val="1003"/>
         </w:numPr>
-        <w:pStyle w:val="Compact"/>
       </w:pPr>
       <w:r>
         <w:t xml:space="preserve">Wanting more classes than listed →</w:t>
@@ -1386,11 +1366,11 @@
     </w:p>
     <w:p>
       <w:pPr>
+        <w:pStyle w:val="Compact"/>
         <w:numPr>
           <w:ilvl w:val="0"/>
           <w:numId w:val="1003"/>
         </w:numPr>
-        <w:pStyle w:val="Compact"/>
       </w:pPr>
       <w:r>
         <w:t xml:space="preserve">Choosing a course code that does not exist in</w:t>
@@ -1425,11 +1405,11 @@
     </w:p>
     <w:p>
       <w:pPr>
+        <w:pStyle w:val="Compact"/>
         <w:numPr>
           <w:ilvl w:val="0"/>
           <w:numId w:val="1003"/>
         </w:numPr>
-        <w:pStyle w:val="Compact"/>
       </w:pPr>
       <w:r>
         <w:t xml:space="preserve">A duplicate person record (same</w:t>
@@ -1476,11 +1456,11 @@
     </w:p>
     <w:p>
       <w:pPr>
+        <w:pStyle w:val="Compact"/>
         <w:numPr>
           <w:ilvl w:val="0"/>
           <w:numId w:val="1003"/>
         </w:numPr>
-        <w:pStyle w:val="Compact"/>
       </w:pPr>
       <w:r>
         <w:t xml:space="preserve">Wrong column count →</w:t>
@@ -1518,15 +1498,15 @@
         <w:t xml:space="preserve">.</w:t>
       </w:r>
     </w:p>
+    <w:bookmarkEnd w:id="11"/>
+    <w:bookmarkStart w:id="12" w:name="Xe64c43153a072fa0b2a63a769584998d051a416"/>
     <w:p>
       <w:pPr>
         <w:pStyle w:val="Heading3"/>
       </w:pPr>
-      <w:bookmarkStart w:id="25" w:name="Xe64c43153a072fa0b2a63a769584998d051a416"/>
       <w:r>
         <w:t xml:space="preserve">2.3 Availability encoding</w:t>
       </w:r>
-      <w:bookmarkEnd w:id="25"/>
     </w:p>
     <w:p>
       <w:pPr>
@@ -1541,6 +1521,7 @@
       <w:r>
         <w:rPr>
           <w:b/>
+          <w:bCs/>
         </w:rPr>
         <w:t xml:space="preserve">terms</w:t>
       </w:r>
@@ -1556,6 +1537,7 @@
       <w:r>
         <w:rPr>
           <w:b/>
+          <w:bCs/>
         </w:rPr>
         <w:t xml:space="preserve">unavailable</w:t>
       </w:r>
@@ -1566,29 +1548,22 @@
     <w:tbl>
       <w:tblPr>
         <w:tblStyle w:val="Table"/>
-        <w:tblW w:type="pct" w:w="0.0"/>
-        <w:tblLook w:firstRow="1"/>
+        <w:tblW w:type="auto" w:w="0"/>
+        <w:tblLook w:firstRow="1" w:lastRow="0" w:firstColumn="0" w:lastColumn="0" w:noHBand="0" w:noVBand="0" w:val="0020"/>
       </w:tblPr>
       <w:tblGrid>
-        <w:gridCol w:w="4680"/>
-        <w:gridCol w:w="4680"/>
+        <w:gridCol w:w="3960"/>
+        <w:gridCol w:w="3960"/>
       </w:tblGrid>
-      <w:tblGrid/>
       <w:tr>
         <w:trPr>
-          <w:cnfStyle w:firstRow="1"/>
+          <w:tblHeader w:val="on"/>
         </w:trPr>
         <w:tc>
-          <w:tcPr>
-            <w:tcBorders>
-              <w:bottom w:val="single"/>
-            </w:tcBorders>
-            <w:vAlign w:val="bottom"/>
-          </w:tcPr>
-          <w:p>
-            <w:pPr>
-              <w:pStyle w:val="Compact"/>
-              <w:jc w:val="left"/>
+          <w:tcPr/>
+          <w:p>
+            <w:pPr>
+              <w:pStyle w:val="Compact"/>
             </w:pPr>
             <w:r>
               <w:t xml:space="preserve">Value</w:t>
@@ -1596,16 +1571,10 @@
           </w:p>
         </w:tc>
         <w:tc>
-          <w:tcPr>
-            <w:tcBorders>
-              <w:bottom w:val="single"/>
-            </w:tcBorders>
-            <w:vAlign w:val="bottom"/>
-          </w:tcPr>
-          <w:p>
-            <w:pPr>
-              <w:pStyle w:val="Compact"/>
-              <w:jc w:val="left"/>
+          <w:tcPr/>
+          <w:p>
+            <w:pPr>
+              <w:pStyle w:val="Compact"/>
             </w:pPr>
             <w:r>
               <w:t xml:space="preserve">Meaning</w:t>
@@ -1615,10 +1584,10 @@
       </w:tr>
       <w:tr>
         <w:tc>
-          <w:p>
-            <w:pPr>
-              <w:pStyle w:val="Compact"/>
-              <w:jc w:val="left"/>
+          <w:tcPr/>
+          <w:p>
+            <w:pPr>
+              <w:pStyle w:val="Compact"/>
             </w:pPr>
             <w:r>
               <w:rPr>
@@ -1635,10 +1604,10 @@
           </w:p>
         </w:tc>
         <w:tc>
-          <w:p>
-            <w:pPr>
-              <w:pStyle w:val="Compact"/>
-              <w:jc w:val="left"/>
+          <w:tcPr/>
+          <w:p>
+            <w:pPr>
+              <w:pStyle w:val="Compact"/>
             </w:pPr>
             <w:r>
               <w:t xml:space="preserve">Available in both Term 1 &amp; 3</w:t>
@@ -1649,6 +1618,7 @@
             <w:r>
               <w:rPr>
                 <w:i/>
+                <w:iCs/>
               </w:rPr>
               <w:t xml:space="preserve">and</w:t>
             </w:r>
@@ -1663,10 +1633,10 @@
       </w:tr>
       <w:tr>
         <w:tc>
-          <w:p>
-            <w:pPr>
-              <w:pStyle w:val="Compact"/>
-              <w:jc w:val="left"/>
+          <w:tcPr/>
+          <w:p>
+            <w:pPr>
+              <w:pStyle w:val="Compact"/>
             </w:pPr>
             <w:r>
               <w:rPr>
@@ -1677,10 +1647,10 @@
           </w:p>
         </w:tc>
         <w:tc>
-          <w:p>
-            <w:pPr>
-              <w:pStyle w:val="Compact"/>
-              <w:jc w:val="left"/>
+          <w:tcPr/>
+          <w:p>
+            <w:pPr>
+              <w:pStyle w:val="Compact"/>
             </w:pPr>
             <w:r>
               <w:t xml:space="preserve">Unavailable in Term 1 &amp; 3 (AM and PM that day); available in Term 2 &amp; 4.</w:t>
@@ -1690,10 +1660,10 @@
       </w:tr>
       <w:tr>
         <w:tc>
-          <w:p>
-            <w:pPr>
-              <w:pStyle w:val="Compact"/>
-              <w:jc w:val="left"/>
+          <w:tcPr/>
+          <w:p>
+            <w:pPr>
+              <w:pStyle w:val="Compact"/>
             </w:pPr>
             <w:r>
               <w:rPr>
@@ -1704,10 +1674,10 @@
           </w:p>
         </w:tc>
         <w:tc>
-          <w:p>
-            <w:pPr>
-              <w:pStyle w:val="Compact"/>
-              <w:jc w:val="left"/>
+          <w:tcPr/>
+          <w:p>
+            <w:pPr>
+              <w:pStyle w:val="Compact"/>
             </w:pPr>
             <w:r>
               <w:t xml:space="preserve">Unavailable in Term 2 &amp; 4 (AM and PM that day); available in Term 1 &amp; 3.</w:t>
@@ -1717,10 +1687,10 @@
       </w:tr>
       <w:tr>
         <w:tc>
-          <w:p>
-            <w:pPr>
-              <w:pStyle w:val="Compact"/>
-              <w:jc w:val="left"/>
+          <w:tcPr/>
+          <w:p>
+            <w:pPr>
+              <w:pStyle w:val="Compact"/>
             </w:pPr>
             <w:r>
               <w:rPr>
@@ -1731,10 +1701,10 @@
           </w:p>
         </w:tc>
         <w:tc>
-          <w:p>
-            <w:pPr>
-              <w:pStyle w:val="Compact"/>
-              <w:jc w:val="left"/>
+          <w:tcPr/>
+          <w:p>
+            <w:pPr>
+              <w:pStyle w:val="Compact"/>
             </w:pPr>
             <w:r>
               <w:t xml:space="preserve">Unavailable in both terms that day.</w:t>
@@ -1763,15 +1733,16 @@
         <w:t xml:space="preserve">= available). The slot indexing matches §5 below.</w:t>
       </w:r>
     </w:p>
+    <w:bookmarkEnd w:id="12"/>
+    <w:bookmarkEnd w:id="13"/>
+    <w:bookmarkStart w:id="14" w:name="X7efbfec4c604d6018b6d170c22aa970bf6ce34d"/>
     <w:p>
       <w:pPr>
         <w:pStyle w:val="Heading2"/>
       </w:pPr>
-      <w:bookmarkStart w:id="26" w:name="X7efbfec4c604d6018b6d170c22aa970bf6ce34d"/>
       <w:r>
         <w:t xml:space="preserve">3. Bundled Save File</w:t>
       </w:r>
-      <w:bookmarkEnd w:id="26"/>
     </w:p>
     <w:p>
       <w:pPr>
@@ -1780,6 +1751,7 @@
       <w:r>
         <w:rPr>
           <w:b/>
+          <w:bCs/>
         </w:rPr>
         <w:t xml:space="preserve">Builder/parser:</w:t>
       </w:r>
@@ -1833,6 +1805,7 @@
       <w:r>
         <w:rPr>
           <w:b/>
+          <w:bCs/>
         </w:rPr>
         <w:t xml:space="preserve">Save</w:t>
       </w:r>
@@ -1848,6 +1821,7 @@
       <w:r>
         <w:rPr>
           <w:b/>
+          <w:bCs/>
         </w:rPr>
         <w:t xml:space="preserve">Save As</w:t>
       </w:r>
@@ -1875,7 +1849,7 @@
         <w:rPr>
           <w:rStyle w:val="VerbatimChar"/>
         </w:rPr>
-        <w:t xml:space="preserve">&lt;verbatim contents of the loaded course.txt, including its trailing newline&gt;</w:t>
+        <w:t xml:space="preserve">&lt;verbatim contents of the loaded course.txt, with a newline added if the source file omitted one&gt;</w:t>
       </w:r>
       <w:r>
         <w:br/>
@@ -1893,7 +1867,7 @@
         <w:rPr>
           <w:rStyle w:val="VerbatimChar"/>
         </w:rPr>
-        <w:t xml:space="preserve">&lt;verbatim contents of the loaded people.txt, including its trailing newline&gt;</w:t>
+        <w:t xml:space="preserve">&lt;verbatim contents of the loaded people.txt, with a newline added if the source file omitted one&gt;</w:t>
       </w:r>
       <w:r>
         <w:br/>
@@ -1921,17 +1895,18 @@
       <w:r>
         <w:rPr>
           <w:b/>
+          <w:bCs/>
         </w:rPr>
         <w:t xml:space="preserve">Parser invariants:</w:t>
       </w:r>
     </w:p>
     <w:p>
       <w:pPr>
+        <w:pStyle w:val="Compact"/>
         <w:numPr>
           <w:ilvl w:val="0"/>
           <w:numId w:val="1004"/>
         </w:numPr>
-        <w:pStyle w:val="Compact"/>
       </w:pPr>
       <w:r>
         <w:t xml:space="preserve">The file</w:t>
@@ -1942,6 +1917,7 @@
       <w:r>
         <w:rPr>
           <w:i/>
+          <w:iCs/>
         </w:rPr>
         <w:t xml:space="preserve">must</w:t>
       </w:r>
@@ -1966,98 +1942,56 @@
     </w:p>
     <w:p>
       <w:pPr>
+        <w:pStyle w:val="Compact"/>
         <w:numPr>
           <w:ilvl w:val="0"/>
           <w:numId w:val="1004"/>
         </w:numPr>
-        <w:pStyle w:val="Compact"/>
-      </w:pPr>
-      <w:r>
-        <w:t xml:space="preserve">The string</w:t>
-      </w:r>
-      <w:r>
-        <w:t xml:space="preserve"> </w:t>
-      </w:r>
-      <w:r>
-        <w:rPr>
-          <w:rStyle w:val="VerbatimChar"/>
-        </w:rPr>
-        <w:t xml:space="preserve">\nPeopleFile:\n</w:t>
-      </w:r>
-      <w:r>
-        <w:t xml:space="preserve"> </w:t>
-      </w:r>
-      <w:r>
-        <w:rPr>
-          <w:i/>
-        </w:rPr>
-        <w:t xml:space="preserve">must</w:t>
-      </w:r>
-      <w:r>
-        <w:t xml:space="preserve"> </w:t>
-      </w:r>
-      <w:r>
-        <w:t xml:space="preserve">appear after</w:t>
-      </w:r>
-      <w:r>
-        <w:t xml:space="preserve"> </w:t>
-      </w:r>
-      <w:r>
-        <w:rPr>
-          <w:rStyle w:val="VerbatimChar"/>
-        </w:rPr>
-        <w:t xml:space="preserve">CourseFile:</w:t>
-      </w:r>
-      <w:r>
-        <w:t xml:space="preserve">.</w:t>
+      </w:pPr>
+      <w:r>
+        <w:t xml:space="preserve">The current writer emits</w:t>
+      </w:r>
+      <w:r>
+        <w:t xml:space="preserve"> </w:t>
+      </w:r>
+      <w:r>
+        <w:rPr>
+          <w:rStyle w:val="VerbatimChar"/>
+        </w:rPr>
+        <w:t xml:space="preserve">PeopleFile:\n</w:t>
+      </w:r>
+      <w:r>
+        <w:t xml:space="preserve"> </w:t>
+      </w:r>
+      <w:r>
+        <w:t xml:space="preserve">on its own line after the course data.</w:t>
       </w:r>
     </w:p>
     <w:p>
       <w:pPr>
+        <w:pStyle w:val="Compact"/>
         <w:numPr>
           <w:ilvl w:val="0"/>
           <w:numId w:val="1004"/>
         </w:numPr>
-        <w:pStyle w:val="Compact"/>
-      </w:pPr>
-      <w:r>
-        <w:t xml:space="preserve">The string</w:t>
-      </w:r>
-      <w:r>
-        <w:t xml:space="preserve"> </w:t>
-      </w:r>
-      <w:r>
-        <w:rPr>
-          <w:rStyle w:val="VerbatimChar"/>
-        </w:rPr>
-        <w:t xml:space="preserve">\nSetting:\n</w:t>
-      </w:r>
-      <w:r>
-        <w:t xml:space="preserve"> </w:t>
-      </w:r>
-      <w:r>
-        <w:rPr>
-          <w:i/>
-        </w:rPr>
-        <w:t xml:space="preserve">must</w:t>
-      </w:r>
-      <w:r>
-        <w:t xml:space="preserve"> </w:t>
-      </w:r>
-      <w:r>
-        <w:t xml:space="preserve">appear after</w:t>
-      </w:r>
-      <w:r>
-        <w:t xml:space="preserve"> </w:t>
-      </w:r>
-      <w:r>
-        <w:rPr>
-          <w:rStyle w:val="VerbatimChar"/>
-        </w:rPr>
-        <w:t xml:space="preserve">PeopleFile:</w:t>
-      </w:r>
-      <w:r>
-        <w:t xml:space="preserve">. (</w:t>
+      </w:pPr>
+      <w:r>
+        <w:t xml:space="preserve">The current writer emits</w:t>
+      </w:r>
+      <w:r>
+        <w:t xml:space="preserve"> </w:t>
+      </w:r>
+      <w:r>
+        <w:rPr>
+          <w:rStyle w:val="VerbatimChar"/>
+        </w:rPr>
+        <w:t xml:space="preserve">Setting:\n</w:t>
+      </w:r>
+      <w:r>
+        <w:t xml:space="preserve"> </w:t>
+      </w:r>
+      <w:r>
+        <w:t xml:space="preserve">on its own line after the people data. (</w:t>
       </w:r>
       <w:r>
         <w:rPr>
@@ -2074,25 +2008,68 @@
     </w:p>
     <w:p>
       <w:pPr>
-        <w:pStyle w:val="FirstParagraph"/>
-      </w:pPr>
-      <w:r>
-        <w:t xml:space="preserve">A FormatException is thrown if those markers are missing.</w:t>
+        <w:pStyle w:val="Compact"/>
+        <w:numPr>
+          <w:ilvl w:val="0"/>
+          <w:numId w:val="1004"/>
+        </w:numPr>
+      </w:pPr>
+      <w:r>
+        <w:t xml:space="preserve">The parser also accepts legacy bundled saves where</w:t>
+      </w:r>
+      <w:r>
+        <w:t xml:space="preserve"> </w:t>
+      </w:r>
+      <w:r>
+        <w:rPr>
+          <w:rStyle w:val="VerbatimChar"/>
+        </w:rPr>
+        <w:t xml:space="preserve">PeopleFile:\n</w:t>
+      </w:r>
+      <w:r>
+        <w:t xml:space="preserve"> </w:t>
+      </w:r>
+      <w:r>
+        <w:t xml:space="preserve">or</w:t>
+      </w:r>
+      <w:r>
+        <w:t xml:space="preserve"> </w:t>
+      </w:r>
+      <w:r>
+        <w:rPr>
+          <w:rStyle w:val="VerbatimChar"/>
+        </w:rPr>
+        <w:t xml:space="preserve">Setting:\n</w:t>
+      </w:r>
+      <w:r>
+        <w:t xml:space="preserve"> </w:t>
+      </w:r>
+      <w:r>
+        <w:t xml:space="preserve">was accidentally glued to the previous data row because the source file lacked a trailing newline.</w:t>
       </w:r>
     </w:p>
     <w:p>
       <w:pPr>
-        <w:pStyle w:val="BodyText"/>
-      </w:pPr>
-      <w:r>
-        <w:t xml:space="preserve">The bundled save preserves the exact bytes of the original course and people files, so a stakeholder can hand a single file to an admin and reproduce the entire session.</w:t>
+        <w:pStyle w:val="FirstParagraph"/>
+      </w:pPr>
+      <w:r>
+        <w:t xml:space="preserve">A FormatException is thrown if those markers are missing.</w:t>
       </w:r>
     </w:p>
     <w:p>
       <w:pPr>
+        <w:pStyle w:val="BodyText"/>
+      </w:pPr>
+      <w:r>
+        <w:t xml:space="preserve">The bundled save preserves the original tab-delimited course and people data, normalizing only the boundary newline needed to keep sections parseable, so a stakeholder can hand a single file to an admin and reproduce the entire session.</w:t>
+      </w:r>
+    </w:p>
+    <w:bookmarkEnd w:id="14"/>
+    <w:bookmarkStart w:id="15" w:name="Xc9b680019ecb8242802aa997885987e257d6381"/>
+    <w:p>
+      <w:pPr>
         <w:pStyle w:val="Heading2"/>
       </w:pPr>
-      <w:bookmarkStart w:id="27" w:name="Xc9b680019ecb8242802aa997885987e257d6381"/>
       <w:r>
         <w:t xml:space="preserve">4. Scheduler-State Grammar (</w:t>
       </w:r>
@@ -2108,7 +2085,6 @@
       <w:r>
         <w:t xml:space="preserve">section)</w:t>
       </w:r>
-      <w:bookmarkEnd w:id="27"/>
     </w:p>
     <w:p>
       <w:pPr>
@@ -2379,6 +2355,7 @@
       <w:r>
         <w:rPr>
           <w:b/>
+          <w:bCs/>
         </w:rPr>
         <w:t xml:space="preserve">Section meanings:</w:t>
       </w:r>
@@ -2386,30 +2363,23 @@
     <w:tbl>
       <w:tblPr>
         <w:tblStyle w:val="Table"/>
-        <w:tblW w:type="pct" w:w="0.0"/>
-        <w:tblLook w:firstRow="1"/>
+        <w:tblW w:type="auto" w:w="0"/>
+        <w:tblLook w:firstRow="1" w:lastRow="0" w:firstColumn="0" w:lastColumn="0" w:noHBand="0" w:noVBand="0" w:val="0020"/>
       </w:tblPr>
       <w:tblGrid>
-        <w:gridCol w:w="3120"/>
-        <w:gridCol w:w="3120"/>
-        <w:gridCol w:w="3120"/>
+        <w:gridCol w:w="2640"/>
+        <w:gridCol w:w="2640"/>
+        <w:gridCol w:w="2640"/>
       </w:tblGrid>
-      <w:tblGrid/>
       <w:tr>
         <w:trPr>
-          <w:cnfStyle w:firstRow="1"/>
+          <w:tblHeader w:val="on"/>
         </w:trPr>
         <w:tc>
-          <w:tcPr>
-            <w:tcBorders>
-              <w:bottom w:val="single"/>
-            </w:tcBorders>
-            <w:vAlign w:val="bottom"/>
-          </w:tcPr>
-          <w:p>
-            <w:pPr>
-              <w:pStyle w:val="Compact"/>
-              <w:jc w:val="left"/>
+          <w:tcPr/>
+          <w:p>
+            <w:pPr>
+              <w:pStyle w:val="Compact"/>
             </w:pPr>
             <w:r>
               <w:t xml:space="preserve">Section</w:t>
@@ -2417,16 +2387,10 @@
           </w:p>
         </w:tc>
         <w:tc>
-          <w:tcPr>
-            <w:tcBorders>
-              <w:bottom w:val="single"/>
-            </w:tcBorders>
-            <w:vAlign w:val="bottom"/>
-          </w:tcPr>
-          <w:p>
-            <w:pPr>
-              <w:pStyle w:val="Compact"/>
-              <w:jc w:val="left"/>
+          <w:tcPr/>
+          <w:p>
+            <w:pPr>
+              <w:pStyle w:val="Compact"/>
             </w:pPr>
             <w:r>
               <w:t xml:space="preserve">Field on</w:t>
@@ -2443,16 +2407,10 @@
           </w:p>
         </w:tc>
         <w:tc>
-          <w:tcPr>
-            <w:tcBorders>
-              <w:bottom w:val="single"/>
-            </w:tcBorders>
-            <w:vAlign w:val="bottom"/>
-          </w:tcPr>
-          <w:p>
-            <w:pPr>
-              <w:pStyle w:val="Compact"/>
-              <w:jc w:val="left"/>
+          <w:tcPr/>
+          <w:p>
+            <w:pPr>
+              <w:pStyle w:val="Compact"/>
             </w:pPr>
             <w:r>
               <w:t xml:space="preserve">Notes</w:t>
@@ -2462,10 +2420,10 @@
       </w:tr>
       <w:tr>
         <w:tc>
-          <w:p>
-            <w:pPr>
-              <w:pStyle w:val="Compact"/>
-              <w:jc w:val="left"/>
+          <w:tcPr/>
+          <w:p>
+            <w:pPr>
+              <w:pStyle w:val="Compact"/>
             </w:pPr>
             <w:r>
               <w:rPr>
@@ -2476,10 +2434,10 @@
           </w:p>
         </w:tc>
         <w:tc>
-          <w:p>
-            <w:pPr>
-              <w:pStyle w:val="Compact"/>
-              <w:jc w:val="left"/>
+          <w:tcPr/>
+          <w:p>
+            <w:pPr>
+              <w:pStyle w:val="Compact"/>
             </w:pPr>
             <w:r>
               <w:rPr>
@@ -2490,10 +2448,10 @@
           </w:p>
         </w:tc>
         <w:tc>
-          <w:p>
-            <w:pPr>
-              <w:pStyle w:val="Compact"/>
-              <w:jc w:val="left"/>
+          <w:tcPr/>
+          <w:p>
+            <w:pPr>
+              <w:pStyle w:val="Compact"/>
             </w:pPr>
             <w:r>
               <w:t xml:space="preserve">Global default class-size bounds.</w:t>
@@ -2503,10 +2461,10 @@
       </w:tr>
       <w:tr>
         <w:tc>
-          <w:p>
-            <w:pPr>
-              <w:pStyle w:val="Compact"/>
-              <w:jc w:val="left"/>
+          <w:tcPr/>
+          <w:p>
+            <w:pPr>
+              <w:pStyle w:val="Compact"/>
             </w:pPr>
             <w:r>
               <w:rPr>
@@ -2517,10 +2475,10 @@
           </w:p>
         </w:tc>
         <w:tc>
-          <w:p>
-            <w:pPr>
-              <w:pStyle w:val="Compact"/>
-              <w:jc w:val="left"/>
+          <w:tcPr/>
+          <w:p>
+            <w:pPr>
+              <w:pStyle w:val="Compact"/>
             </w:pPr>
             <w:r>
               <w:rPr>
@@ -2546,10 +2504,10 @@
           </w:p>
         </w:tc>
         <w:tc>
-          <w:p>
-            <w:pPr>
-              <w:pStyle w:val="Compact"/>
-              <w:jc w:val="left"/>
+          <w:tcPr/>
+          <w:p>
+            <w:pPr>
+              <w:pStyle w:val="Compact"/>
             </w:pPr>
             <w:r>
               <w:t xml:space="preserve">Per-course overrides; courses without an override use the global bounds.</w:t>
@@ -2559,10 +2517,10 @@
       </w:tr>
       <w:tr>
         <w:tc>
-          <w:p>
-            <w:pPr>
-              <w:pStyle w:val="Compact"/>
-              <w:jc w:val="left"/>
+          <w:tcPr/>
+          <w:p>
+            <w:pPr>
+              <w:pStyle w:val="Compact"/>
             </w:pPr>
             <w:r>
               <w:rPr>
@@ -2573,10 +2531,10 @@
           </w:p>
         </w:tc>
         <w:tc>
-          <w:p>
-            <w:pPr>
-              <w:pStyle w:val="Compact"/>
-              <w:jc w:val="left"/>
+          <w:tcPr/>
+          <w:p>
+            <w:pPr>
+              <w:pStyle w:val="Compact"/>
             </w:pPr>
             <w:r>
               <w:rPr>
@@ -2587,10 +2545,10 @@
           </w:p>
         </w:tc>
         <w:tc>
-          <w:p>
-            <w:pPr>
-              <w:pStyle w:val="Compact"/>
-              <w:jc w:val="left"/>
+          <w:tcPr/>
+          <w:p>
+            <w:pPr>
+              <w:pStyle w:val="Compact"/>
             </w:pPr>
             <w:r>
               <w:t xml:space="preserve">Courses the admin chose to drop instead of run.</w:t>
@@ -2600,10 +2558,10 @@
       </w:tr>
       <w:tr>
         <w:tc>
-          <w:p>
-            <w:pPr>
-              <w:pStyle w:val="Compact"/>
-              <w:jc w:val="left"/>
+          <w:tcPr/>
+          <w:p>
+            <w:pPr>
+              <w:pStyle w:val="Compact"/>
             </w:pPr>
             <w:r>
               <w:rPr>
@@ -2614,10 +2572,10 @@
           </w:p>
         </w:tc>
         <w:tc>
-          <w:p>
-            <w:pPr>
-              <w:pStyle w:val="Compact"/>
-              <w:jc w:val="left"/>
+          <w:tcPr/>
+          <w:p>
+            <w:pPr>
+              <w:pStyle w:val="Compact"/>
             </w:pPr>
             <w:r>
               <w:rPr>
@@ -2628,10 +2586,10 @@
           </w:p>
         </w:tc>
         <w:tc>
-          <w:p>
-            <w:pPr>
-              <w:pStyle w:val="Compact"/>
-              <w:jc w:val="left"/>
+          <w:tcPr/>
+          <w:p>
+            <w:pPr>
+              <w:pStyle w:val="Compact"/>
             </w:pPr>
             <w:r>
               <w:t xml:space="preserve">Courses the admin chose to</w:t>
@@ -2642,6 +2600,7 @@
             <w:r>
               <w:rPr>
                 <w:b/>
+                <w:bCs/>
               </w:rPr>
               <w:t xml:space="preserve">cap at max size</w:t>
             </w:r>
@@ -2656,10 +2615,10 @@
       </w:tr>
       <w:tr>
         <w:tc>
-          <w:p>
-            <w:pPr>
-              <w:pStyle w:val="Compact"/>
-              <w:jc w:val="left"/>
+          <w:tcPr/>
+          <w:p>
+            <w:pPr>
+              <w:pStyle w:val="Compact"/>
             </w:pPr>
             <w:r>
               <w:rPr>
@@ -2670,10 +2629,10 @@
           </w:p>
         </w:tc>
         <w:tc>
-          <w:p>
-            <w:pPr>
-              <w:pStyle w:val="Compact"/>
-              <w:jc w:val="left"/>
+          <w:tcPr/>
+          <w:p>
+            <w:pPr>
+              <w:pStyle w:val="Compact"/>
             </w:pPr>
             <w:r>
               <w:rPr>
@@ -2684,10 +2643,10 @@
           </w:p>
         </w:tc>
         <w:tc>
-          <w:p>
-            <w:pPr>
-              <w:pStyle w:val="Compact"/>
-              <w:jc w:val="left"/>
+          <w:tcPr/>
+          <w:p>
+            <w:pPr>
+              <w:pStyle w:val="Compact"/>
             </w:pPr>
             <w:r>
               <w:t xml:space="preserve">Implemented (committed) splits, in chronological order. Each</w:t>
@@ -2712,10 +2671,10 @@
       </w:tr>
       <w:tr>
         <w:tc>
-          <w:p>
-            <w:pPr>
-              <w:pStyle w:val="Compact"/>
-              <w:jc w:val="left"/>
+          <w:tcPr/>
+          <w:p>
+            <w:pPr>
+              <w:pStyle w:val="Compact"/>
             </w:pPr>
             <w:r>
               <w:rPr>
@@ -2726,10 +2685,10 @@
           </w:p>
         </w:tc>
         <w:tc>
-          <w:p>
-            <w:pPr>
-              <w:pStyle w:val="Compact"/>
-              <w:jc w:val="left"/>
+          <w:tcPr/>
+          <w:p>
+            <w:pPr>
+              <w:pStyle w:val="Compact"/>
             </w:pPr>
             <w:r>
               <w:rPr>
@@ -2740,10 +2699,10 @@
           </w:p>
         </w:tc>
         <w:tc>
-          <w:p>
-            <w:pPr>
-              <w:pStyle w:val="Compact"/>
-              <w:jc w:val="left"/>
+          <w:tcPr/>
+          <w:p>
+            <w:pPr>
+              <w:pStyle w:val="Compact"/>
             </w:pPr>
             <w:r>
               <w:t xml:space="preserve">Time-slot index 0–19 (see §5). Courses without an entry are unscheduled.</w:t>
@@ -2753,10 +2712,10 @@
       </w:tr>
       <w:tr>
         <w:tc>
-          <w:p>
-            <w:pPr>
-              <w:pStyle w:val="Compact"/>
-              <w:jc w:val="left"/>
+          <w:tcPr/>
+          <w:p>
+            <w:pPr>
+              <w:pStyle w:val="Compact"/>
             </w:pPr>
             <w:r>
               <w:rPr>
@@ -2767,10 +2726,10 @@
           </w:p>
         </w:tc>
         <w:tc>
-          <w:p>
-            <w:pPr>
-              <w:pStyle w:val="Compact"/>
-              <w:jc w:val="left"/>
+          <w:tcPr/>
+          <w:p>
+            <w:pPr>
+              <w:pStyle w:val="Compact"/>
             </w:pPr>
             <w:r>
               <w:rPr>
@@ -2781,10 +2740,10 @@
           </w:p>
         </w:tc>
         <w:tc>
-          <w:p>
-            <w:pPr>
-              <w:pStyle w:val="Compact"/>
-              <w:jc w:val="left"/>
+          <w:tcPr/>
+          <w:p>
+            <w:pPr>
+              <w:pStyle w:val="Compact"/>
             </w:pPr>
             <w:r>
               <w:rPr>
@@ -2855,15 +2814,15 @@
         <w:t xml:space="preserve">prefixes) loads against existing in-memory course and people data, matching the format the app produced before D4.</w:t>
       </w:r>
     </w:p>
+    <w:bookmarkEnd w:id="15"/>
+    <w:bookmarkStart w:id="16" w:name="X92620b5d287a9ece12f37423f7db35d69476b69"/>
     <w:p>
       <w:pPr>
         <w:pStyle w:val="Heading2"/>
       </w:pPr>
-      <w:bookmarkStart w:id="28" w:name="X92620b5d287a9ece12f37423f7db35d69476b69"/>
       <w:r>
         <w:t xml:space="preserve">5. Time-Slot Index Reference</w:t>
       </w:r>
-      <w:bookmarkEnd w:id="28"/>
     </w:p>
     <w:p>
       <w:pPr>
@@ -2885,31 +2844,24 @@
     <w:tbl>
       <w:tblPr>
         <w:tblStyle w:val="Table"/>
-        <w:tblW w:type="pct" w:w="0.0"/>
-        <w:tblLook w:firstRow="1"/>
+        <w:tblW w:type="auto" w:w="0"/>
+        <w:tblLook w:firstRow="1" w:lastRow="0" w:firstColumn="0" w:lastColumn="0" w:noHBand="0" w:noVBand="0" w:val="0020"/>
       </w:tblPr>
       <w:tblGrid>
-        <w:gridCol w:w="2340"/>
-        <w:gridCol w:w="2340"/>
-        <w:gridCol w:w="2340"/>
-        <w:gridCol w:w="2340"/>
+        <w:gridCol w:w="1980"/>
+        <w:gridCol w:w="1980"/>
+        <w:gridCol w:w="1980"/>
+        <w:gridCol w:w="1980"/>
       </w:tblGrid>
-      <w:tblGrid/>
       <w:tr>
         <w:trPr>
-          <w:cnfStyle w:firstRow="1"/>
+          <w:tblHeader w:val="on"/>
         </w:trPr>
         <w:tc>
-          <w:tcPr>
-            <w:tcBorders>
-              <w:bottom w:val="single"/>
-            </w:tcBorders>
-            <w:vAlign w:val="bottom"/>
-          </w:tcPr>
-          <w:p>
-            <w:pPr>
-              <w:pStyle w:val="Compact"/>
-              <w:jc w:val="left"/>
+          <w:tcPr/>
+          <w:p>
+            <w:pPr>
+              <w:pStyle w:val="Compact"/>
             </w:pPr>
             <w:r>
               <w:t xml:space="preserve">Index</w:t>
@@ -2917,16 +2869,10 @@
           </w:p>
         </w:tc>
         <w:tc>
-          <w:tcPr>
-            <w:tcBorders>
-              <w:bottom w:val="single"/>
-            </w:tcBorders>
-            <w:vAlign w:val="bottom"/>
-          </w:tcPr>
-          <w:p>
-            <w:pPr>
-              <w:pStyle w:val="Compact"/>
-              <w:jc w:val="left"/>
+          <w:tcPr/>
+          <w:p>
+            <w:pPr>
+              <w:pStyle w:val="Compact"/>
             </w:pPr>
             <w:r>
               <w:t xml:space="preserve">Term</w:t>
@@ -2934,16 +2880,10 @@
           </w:p>
         </w:tc>
         <w:tc>
-          <w:tcPr>
-            <w:tcBorders>
-              <w:bottom w:val="single"/>
-            </w:tcBorders>
-            <w:vAlign w:val="bottom"/>
-          </w:tcPr>
-          <w:p>
-            <w:pPr>
-              <w:pStyle w:val="Compact"/>
-              <w:jc w:val="left"/>
+          <w:tcPr/>
+          <w:p>
+            <w:pPr>
+              <w:pStyle w:val="Compact"/>
             </w:pPr>
             <w:r>
               <w:t xml:space="preserve">Day</w:t>
@@ -2951,16 +2891,10 @@
           </w:p>
         </w:tc>
         <w:tc>
-          <w:tcPr>
-            <w:tcBorders>
-              <w:bottom w:val="single"/>
-            </w:tcBorders>
-            <w:vAlign w:val="bottom"/>
-          </w:tcPr>
-          <w:p>
-            <w:pPr>
-              <w:pStyle w:val="Compact"/>
-              <w:jc w:val="left"/>
+          <w:tcPr/>
+          <w:p>
+            <w:pPr>
+              <w:pStyle w:val="Compact"/>
             </w:pPr>
             <w:r>
               <w:t xml:space="preserve">AM/PM</w:t>
@@ -2970,10 +2904,10 @@
       </w:tr>
       <w:tr>
         <w:tc>
-          <w:p>
-            <w:pPr>
-              <w:pStyle w:val="Compact"/>
-              <w:jc w:val="left"/>
+          <w:tcPr/>
+          <w:p>
+            <w:pPr>
+              <w:pStyle w:val="Compact"/>
             </w:pPr>
             <w:r>
               <w:t xml:space="preserve">0</w:t>
@@ -2981,10 +2915,10 @@
           </w:p>
         </w:tc>
         <w:tc>
-          <w:p>
-            <w:pPr>
-              <w:pStyle w:val="Compact"/>
-              <w:jc w:val="left"/>
+          <w:tcPr/>
+          <w:p>
+            <w:pPr>
+              <w:pStyle w:val="Compact"/>
             </w:pPr>
             <w:r>
               <w:t xml:space="preserve">1 &amp; 3</w:t>
@@ -2992,10 +2926,10 @@
           </w:p>
         </w:tc>
         <w:tc>
-          <w:p>
-            <w:pPr>
-              <w:pStyle w:val="Compact"/>
-              <w:jc w:val="left"/>
+          <w:tcPr/>
+          <w:p>
+            <w:pPr>
+              <w:pStyle w:val="Compact"/>
             </w:pPr>
             <w:r>
               <w:t xml:space="preserve">Mon</w:t>
@@ -3003,10 +2937,10 @@
           </w:p>
         </w:tc>
         <w:tc>
-          <w:p>
-            <w:pPr>
-              <w:pStyle w:val="Compact"/>
-              <w:jc w:val="left"/>
+          <w:tcPr/>
+          <w:p>
+            <w:pPr>
+              <w:pStyle w:val="Compact"/>
             </w:pPr>
             <w:r>
               <w:t xml:space="preserve">AM</w:t>
@@ -3016,10 +2950,10 @@
       </w:tr>
       <w:tr>
         <w:tc>
-          <w:p>
-            <w:pPr>
-              <w:pStyle w:val="Compact"/>
-              <w:jc w:val="left"/>
+          <w:tcPr/>
+          <w:p>
+            <w:pPr>
+              <w:pStyle w:val="Compact"/>
             </w:pPr>
             <w:r>
               <w:t xml:space="preserve">1</w:t>
@@ -3027,10 +2961,10 @@
           </w:p>
         </w:tc>
         <w:tc>
-          <w:p>
-            <w:pPr>
-              <w:pStyle w:val="Compact"/>
-              <w:jc w:val="left"/>
+          <w:tcPr/>
+          <w:p>
+            <w:pPr>
+              <w:pStyle w:val="Compact"/>
             </w:pPr>
             <w:r>
               <w:t xml:space="preserve">1 &amp; 3</w:t>
@@ -3038,10 +2972,10 @@
           </w:p>
         </w:tc>
         <w:tc>
-          <w:p>
-            <w:pPr>
-              <w:pStyle w:val="Compact"/>
-              <w:jc w:val="left"/>
+          <w:tcPr/>
+          <w:p>
+            <w:pPr>
+              <w:pStyle w:val="Compact"/>
             </w:pPr>
             <w:r>
               <w:t xml:space="preserve">Mon</w:t>
@@ -3049,10 +2983,10 @@
           </w:p>
         </w:tc>
         <w:tc>
-          <w:p>
-            <w:pPr>
-              <w:pStyle w:val="Compact"/>
-              <w:jc w:val="left"/>
+          <w:tcPr/>
+          <w:p>
+            <w:pPr>
+              <w:pStyle w:val="Compact"/>
             </w:pPr>
             <w:r>
               <w:t xml:space="preserve">PM</w:t>
@@ -3062,10 +2996,10 @@
       </w:tr>
       <w:tr>
         <w:tc>
-          <w:p>
-            <w:pPr>
-              <w:pStyle w:val="Compact"/>
-              <w:jc w:val="left"/>
+          <w:tcPr/>
+          <w:p>
+            <w:pPr>
+              <w:pStyle w:val="Compact"/>
             </w:pPr>
             <w:r>
               <w:t xml:space="preserve">2</w:t>
@@ -3073,10 +3007,10 @@
           </w:p>
         </w:tc>
         <w:tc>
-          <w:p>
-            <w:pPr>
-              <w:pStyle w:val="Compact"/>
-              <w:jc w:val="left"/>
+          <w:tcPr/>
+          <w:p>
+            <w:pPr>
+              <w:pStyle w:val="Compact"/>
             </w:pPr>
             <w:r>
               <w:t xml:space="preserve">1 &amp; 3</w:t>
@@ -3084,10 +3018,10 @@
           </w:p>
         </w:tc>
         <w:tc>
-          <w:p>
-            <w:pPr>
-              <w:pStyle w:val="Compact"/>
-              <w:jc w:val="left"/>
+          <w:tcPr/>
+          <w:p>
+            <w:pPr>
+              <w:pStyle w:val="Compact"/>
             </w:pPr>
             <w:r>
               <w:t xml:space="preserve">Tue</w:t>
@@ -3095,10 +3029,10 @@
           </w:p>
         </w:tc>
         <w:tc>
-          <w:p>
-            <w:pPr>
-              <w:pStyle w:val="Compact"/>
-              <w:jc w:val="left"/>
+          <w:tcPr/>
+          <w:p>
+            <w:pPr>
+              <w:pStyle w:val="Compact"/>
             </w:pPr>
             <w:r>
               <w:t xml:space="preserve">AM</w:t>
@@ -3108,10 +3042,10 @@
       </w:tr>
       <w:tr>
         <w:tc>
-          <w:p>
-            <w:pPr>
-              <w:pStyle w:val="Compact"/>
-              <w:jc w:val="left"/>
+          <w:tcPr/>
+          <w:p>
+            <w:pPr>
+              <w:pStyle w:val="Compact"/>
             </w:pPr>
             <w:r>
               <w:t xml:space="preserve">3</w:t>
@@ -3119,10 +3053,10 @@
           </w:p>
         </w:tc>
         <w:tc>
-          <w:p>
-            <w:pPr>
-              <w:pStyle w:val="Compact"/>
-              <w:jc w:val="left"/>
+          <w:tcPr/>
+          <w:p>
+            <w:pPr>
+              <w:pStyle w:val="Compact"/>
             </w:pPr>
             <w:r>
               <w:t xml:space="preserve">1 &amp; 3</w:t>
@@ -3130,10 +3064,10 @@
           </w:p>
         </w:tc>
         <w:tc>
-          <w:p>
-            <w:pPr>
-              <w:pStyle w:val="Compact"/>
-              <w:jc w:val="left"/>
+          <w:tcPr/>
+          <w:p>
+            <w:pPr>
+              <w:pStyle w:val="Compact"/>
             </w:pPr>
             <w:r>
               <w:t xml:space="preserve">Tue</w:t>
@@ -3141,10 +3075,10 @@
           </w:p>
         </w:tc>
         <w:tc>
-          <w:p>
-            <w:pPr>
-              <w:pStyle w:val="Compact"/>
-              <w:jc w:val="left"/>
+          <w:tcPr/>
+          <w:p>
+            <w:pPr>
+              <w:pStyle w:val="Compact"/>
             </w:pPr>
             <w:r>
               <w:t xml:space="preserve">PM</w:t>
@@ -3154,10 +3088,10 @@
       </w:tr>
       <w:tr>
         <w:tc>
-          <w:p>
-            <w:pPr>
-              <w:pStyle w:val="Compact"/>
-              <w:jc w:val="left"/>
+          <w:tcPr/>
+          <w:p>
+            <w:pPr>
+              <w:pStyle w:val="Compact"/>
             </w:pPr>
             <w:r>
               <w:t xml:space="preserve">4</w:t>
@@ -3165,10 +3099,10 @@
           </w:p>
         </w:tc>
         <w:tc>
-          <w:p>
-            <w:pPr>
-              <w:pStyle w:val="Compact"/>
-              <w:jc w:val="left"/>
+          <w:tcPr/>
+          <w:p>
+            <w:pPr>
+              <w:pStyle w:val="Compact"/>
             </w:pPr>
             <w:r>
               <w:t xml:space="preserve">1 &amp; 3</w:t>
@@ -3176,10 +3110,10 @@
           </w:p>
         </w:tc>
         <w:tc>
-          <w:p>
-            <w:pPr>
-              <w:pStyle w:val="Compact"/>
-              <w:jc w:val="left"/>
+          <w:tcPr/>
+          <w:p>
+            <w:pPr>
+              <w:pStyle w:val="Compact"/>
             </w:pPr>
             <w:r>
               <w:t xml:space="preserve">Wed</w:t>
@@ -3187,10 +3121,10 @@
           </w:p>
         </w:tc>
         <w:tc>
-          <w:p>
-            <w:pPr>
-              <w:pStyle w:val="Compact"/>
-              <w:jc w:val="left"/>
+          <w:tcPr/>
+          <w:p>
+            <w:pPr>
+              <w:pStyle w:val="Compact"/>
             </w:pPr>
             <w:r>
               <w:t xml:space="preserve">AM</w:t>
@@ -3200,10 +3134,10 @@
       </w:tr>
       <w:tr>
         <w:tc>
-          <w:p>
-            <w:pPr>
-              <w:pStyle w:val="Compact"/>
-              <w:jc w:val="left"/>
+          <w:tcPr/>
+          <w:p>
+            <w:pPr>
+              <w:pStyle w:val="Compact"/>
             </w:pPr>
             <w:r>
               <w:t xml:space="preserve">5</w:t>
@@ -3211,10 +3145,10 @@
           </w:p>
         </w:tc>
         <w:tc>
-          <w:p>
-            <w:pPr>
-              <w:pStyle w:val="Compact"/>
-              <w:jc w:val="left"/>
+          <w:tcPr/>
+          <w:p>
+            <w:pPr>
+              <w:pStyle w:val="Compact"/>
             </w:pPr>
             <w:r>
               <w:t xml:space="preserve">1 &amp; 3</w:t>
@@ -3222,10 +3156,10 @@
           </w:p>
         </w:tc>
         <w:tc>
-          <w:p>
-            <w:pPr>
-              <w:pStyle w:val="Compact"/>
-              <w:jc w:val="left"/>
+          <w:tcPr/>
+          <w:p>
+            <w:pPr>
+              <w:pStyle w:val="Compact"/>
             </w:pPr>
             <w:r>
               <w:t xml:space="preserve">Wed</w:t>
@@ -3233,10 +3167,10 @@
           </w:p>
         </w:tc>
         <w:tc>
-          <w:p>
-            <w:pPr>
-              <w:pStyle w:val="Compact"/>
-              <w:jc w:val="left"/>
+          <w:tcPr/>
+          <w:p>
+            <w:pPr>
+              <w:pStyle w:val="Compact"/>
             </w:pPr>
             <w:r>
               <w:t xml:space="preserve">PM</w:t>
@@ -3246,10 +3180,10 @@
       </w:tr>
       <w:tr>
         <w:tc>
-          <w:p>
-            <w:pPr>
-              <w:pStyle w:val="Compact"/>
-              <w:jc w:val="left"/>
+          <w:tcPr/>
+          <w:p>
+            <w:pPr>
+              <w:pStyle w:val="Compact"/>
             </w:pPr>
             <w:r>
               <w:t xml:space="preserve">6</w:t>
@@ -3257,10 +3191,10 @@
           </w:p>
         </w:tc>
         <w:tc>
-          <w:p>
-            <w:pPr>
-              <w:pStyle w:val="Compact"/>
-              <w:jc w:val="left"/>
+          <w:tcPr/>
+          <w:p>
+            <w:pPr>
+              <w:pStyle w:val="Compact"/>
             </w:pPr>
             <w:r>
               <w:t xml:space="preserve">1 &amp; 3</w:t>
@@ -3268,10 +3202,10 @@
           </w:p>
         </w:tc>
         <w:tc>
-          <w:p>
-            <w:pPr>
-              <w:pStyle w:val="Compact"/>
-              <w:jc w:val="left"/>
+          <w:tcPr/>
+          <w:p>
+            <w:pPr>
+              <w:pStyle w:val="Compact"/>
             </w:pPr>
             <w:r>
               <w:t xml:space="preserve">Thu</w:t>
@@ -3279,10 +3213,10 @@
           </w:p>
         </w:tc>
         <w:tc>
-          <w:p>
-            <w:pPr>
-              <w:pStyle w:val="Compact"/>
-              <w:jc w:val="left"/>
+          <w:tcPr/>
+          <w:p>
+            <w:pPr>
+              <w:pStyle w:val="Compact"/>
             </w:pPr>
             <w:r>
               <w:t xml:space="preserve">AM</w:t>
@@ -3292,10 +3226,10 @@
       </w:tr>
       <w:tr>
         <w:tc>
-          <w:p>
-            <w:pPr>
-              <w:pStyle w:val="Compact"/>
-              <w:jc w:val="left"/>
+          <w:tcPr/>
+          <w:p>
+            <w:pPr>
+              <w:pStyle w:val="Compact"/>
             </w:pPr>
             <w:r>
               <w:t xml:space="preserve">7</w:t>
@@ -3303,10 +3237,10 @@
           </w:p>
         </w:tc>
         <w:tc>
-          <w:p>
-            <w:pPr>
-              <w:pStyle w:val="Compact"/>
-              <w:jc w:val="left"/>
+          <w:tcPr/>
+          <w:p>
+            <w:pPr>
+              <w:pStyle w:val="Compact"/>
             </w:pPr>
             <w:r>
               <w:t xml:space="preserve">1 &amp; 3</w:t>
@@ -3314,10 +3248,10 @@
           </w:p>
         </w:tc>
         <w:tc>
-          <w:p>
-            <w:pPr>
-              <w:pStyle w:val="Compact"/>
-              <w:jc w:val="left"/>
+          <w:tcPr/>
+          <w:p>
+            <w:pPr>
+              <w:pStyle w:val="Compact"/>
             </w:pPr>
             <w:r>
               <w:t xml:space="preserve">Thu</w:t>
@@ -3325,10 +3259,10 @@
           </w:p>
         </w:tc>
         <w:tc>
-          <w:p>
-            <w:pPr>
-              <w:pStyle w:val="Compact"/>
-              <w:jc w:val="left"/>
+          <w:tcPr/>
+          <w:p>
+            <w:pPr>
+              <w:pStyle w:val="Compact"/>
             </w:pPr>
             <w:r>
               <w:t xml:space="preserve">PM</w:t>
@@ -3338,10 +3272,10 @@
       </w:tr>
       <w:tr>
         <w:tc>
-          <w:p>
-            <w:pPr>
-              <w:pStyle w:val="Compact"/>
-              <w:jc w:val="left"/>
+          <w:tcPr/>
+          <w:p>
+            <w:pPr>
+              <w:pStyle w:val="Compact"/>
             </w:pPr>
             <w:r>
               <w:t xml:space="preserve">8</w:t>
@@ -3349,10 +3283,10 @@
           </w:p>
         </w:tc>
         <w:tc>
-          <w:p>
-            <w:pPr>
-              <w:pStyle w:val="Compact"/>
-              <w:jc w:val="left"/>
+          <w:tcPr/>
+          <w:p>
+            <w:pPr>
+              <w:pStyle w:val="Compact"/>
             </w:pPr>
             <w:r>
               <w:t xml:space="preserve">1 &amp; 3</w:t>
@@ -3360,10 +3294,10 @@
           </w:p>
         </w:tc>
         <w:tc>
-          <w:p>
-            <w:pPr>
-              <w:pStyle w:val="Compact"/>
-              <w:jc w:val="left"/>
+          <w:tcPr/>
+          <w:p>
+            <w:pPr>
+              <w:pStyle w:val="Compact"/>
             </w:pPr>
             <w:r>
               <w:t xml:space="preserve">Fri</w:t>
@@ -3371,10 +3305,10 @@
           </w:p>
         </w:tc>
         <w:tc>
-          <w:p>
-            <w:pPr>
-              <w:pStyle w:val="Compact"/>
-              <w:jc w:val="left"/>
+          <w:tcPr/>
+          <w:p>
+            <w:pPr>
+              <w:pStyle w:val="Compact"/>
             </w:pPr>
             <w:r>
               <w:t xml:space="preserve">AM</w:t>
@@ -3384,10 +3318,10 @@
       </w:tr>
       <w:tr>
         <w:tc>
-          <w:p>
-            <w:pPr>
-              <w:pStyle w:val="Compact"/>
-              <w:jc w:val="left"/>
+          <w:tcPr/>
+          <w:p>
+            <w:pPr>
+              <w:pStyle w:val="Compact"/>
             </w:pPr>
             <w:r>
               <w:t xml:space="preserve">9</w:t>
@@ -3395,10 +3329,10 @@
           </w:p>
         </w:tc>
         <w:tc>
-          <w:p>
-            <w:pPr>
-              <w:pStyle w:val="Compact"/>
-              <w:jc w:val="left"/>
+          <w:tcPr/>
+          <w:p>
+            <w:pPr>
+              <w:pStyle w:val="Compact"/>
             </w:pPr>
             <w:r>
               <w:t xml:space="preserve">1 &amp; 3</w:t>
@@ -3406,10 +3340,10 @@
           </w:p>
         </w:tc>
         <w:tc>
-          <w:p>
-            <w:pPr>
-              <w:pStyle w:val="Compact"/>
-              <w:jc w:val="left"/>
+          <w:tcPr/>
+          <w:p>
+            <w:pPr>
+              <w:pStyle w:val="Compact"/>
             </w:pPr>
             <w:r>
               <w:t xml:space="preserve">Fri</w:t>
@@ -3417,10 +3351,10 @@
           </w:p>
         </w:tc>
         <w:tc>
-          <w:p>
-            <w:pPr>
-              <w:pStyle w:val="Compact"/>
-              <w:jc w:val="left"/>
+          <w:tcPr/>
+          <w:p>
+            <w:pPr>
+              <w:pStyle w:val="Compact"/>
             </w:pPr>
             <w:r>
               <w:t xml:space="preserve">PM</w:t>
@@ -3430,10 +3364,10 @@
       </w:tr>
       <w:tr>
         <w:tc>
-          <w:p>
-            <w:pPr>
-              <w:pStyle w:val="Compact"/>
-              <w:jc w:val="left"/>
+          <w:tcPr/>
+          <w:p>
+            <w:pPr>
+              <w:pStyle w:val="Compact"/>
             </w:pPr>
             <w:r>
               <w:t xml:space="preserve">10</w:t>
@@ -3441,10 +3375,10 @@
           </w:p>
         </w:tc>
         <w:tc>
-          <w:p>
-            <w:pPr>
-              <w:pStyle w:val="Compact"/>
-              <w:jc w:val="left"/>
+          <w:tcPr/>
+          <w:p>
+            <w:pPr>
+              <w:pStyle w:val="Compact"/>
             </w:pPr>
             <w:r>
               <w:t xml:space="preserve">2 &amp; 4</w:t>
@@ -3452,10 +3386,10 @@
           </w:p>
         </w:tc>
         <w:tc>
-          <w:p>
-            <w:pPr>
-              <w:pStyle w:val="Compact"/>
-              <w:jc w:val="left"/>
+          <w:tcPr/>
+          <w:p>
+            <w:pPr>
+              <w:pStyle w:val="Compact"/>
             </w:pPr>
             <w:r>
               <w:t xml:space="preserve">Mon</w:t>
@@ -3463,10 +3397,10 @@
           </w:p>
         </w:tc>
         <w:tc>
-          <w:p>
-            <w:pPr>
-              <w:pStyle w:val="Compact"/>
-              <w:jc w:val="left"/>
+          <w:tcPr/>
+          <w:p>
+            <w:pPr>
+              <w:pStyle w:val="Compact"/>
             </w:pPr>
             <w:r>
               <w:t xml:space="preserve">AM</w:t>
@@ -3476,10 +3410,10 @@
       </w:tr>
       <w:tr>
         <w:tc>
-          <w:p>
-            <w:pPr>
-              <w:pStyle w:val="Compact"/>
-              <w:jc w:val="left"/>
+          <w:tcPr/>
+          <w:p>
+            <w:pPr>
+              <w:pStyle w:val="Compact"/>
             </w:pPr>
             <w:r>
               <w:t xml:space="preserve">11</w:t>
@@ -3487,10 +3421,10 @@
           </w:p>
         </w:tc>
         <w:tc>
-          <w:p>
-            <w:pPr>
-              <w:pStyle w:val="Compact"/>
-              <w:jc w:val="left"/>
+          <w:tcPr/>
+          <w:p>
+            <w:pPr>
+              <w:pStyle w:val="Compact"/>
             </w:pPr>
             <w:r>
               <w:t xml:space="preserve">2 &amp; 4</w:t>
@@ -3498,10 +3432,10 @@
           </w:p>
         </w:tc>
         <w:tc>
-          <w:p>
-            <w:pPr>
-              <w:pStyle w:val="Compact"/>
-              <w:jc w:val="left"/>
+          <w:tcPr/>
+          <w:p>
+            <w:pPr>
+              <w:pStyle w:val="Compact"/>
             </w:pPr>
             <w:r>
               <w:t xml:space="preserve">Mon</w:t>
@@ -3509,10 +3443,10 @@
           </w:p>
         </w:tc>
         <w:tc>
-          <w:p>
-            <w:pPr>
-              <w:pStyle w:val="Compact"/>
-              <w:jc w:val="left"/>
+          <w:tcPr/>
+          <w:p>
+            <w:pPr>
+              <w:pStyle w:val="Compact"/>
             </w:pPr>
             <w:r>
               <w:t xml:space="preserve">PM</w:t>
@@ -3522,10 +3456,10 @@
       </w:tr>
       <w:tr>
         <w:tc>
-          <w:p>
-            <w:pPr>
-              <w:pStyle w:val="Compact"/>
-              <w:jc w:val="left"/>
+          <w:tcPr/>
+          <w:p>
+            <w:pPr>
+              <w:pStyle w:val="Compact"/>
             </w:pPr>
             <w:r>
               <w:t xml:space="preserve">12</w:t>
@@ -3533,10 +3467,10 @@
           </w:p>
         </w:tc>
         <w:tc>
-          <w:p>
-            <w:pPr>
-              <w:pStyle w:val="Compact"/>
-              <w:jc w:val="left"/>
+          <w:tcPr/>
+          <w:p>
+            <w:pPr>
+              <w:pStyle w:val="Compact"/>
             </w:pPr>
             <w:r>
               <w:t xml:space="preserve">2 &amp; 4</w:t>
@@ -3544,10 +3478,10 @@
           </w:p>
         </w:tc>
         <w:tc>
-          <w:p>
-            <w:pPr>
-              <w:pStyle w:val="Compact"/>
-              <w:jc w:val="left"/>
+          <w:tcPr/>
+          <w:p>
+            <w:pPr>
+              <w:pStyle w:val="Compact"/>
             </w:pPr>
             <w:r>
               <w:t xml:space="preserve">Tue</w:t>
@@ -3555,10 +3489,10 @@
           </w:p>
         </w:tc>
         <w:tc>
-          <w:p>
-            <w:pPr>
-              <w:pStyle w:val="Compact"/>
-              <w:jc w:val="left"/>
+          <w:tcPr/>
+          <w:p>
+            <w:pPr>
+              <w:pStyle w:val="Compact"/>
             </w:pPr>
             <w:r>
               <w:t xml:space="preserve">AM</w:t>
@@ -3568,10 +3502,10 @@
       </w:tr>
       <w:tr>
         <w:tc>
-          <w:p>
-            <w:pPr>
-              <w:pStyle w:val="Compact"/>
-              <w:jc w:val="left"/>
+          <w:tcPr/>
+          <w:p>
+            <w:pPr>
+              <w:pStyle w:val="Compact"/>
             </w:pPr>
             <w:r>
               <w:t xml:space="preserve">13</w:t>
@@ -3579,10 +3513,10 @@
           </w:p>
         </w:tc>
         <w:tc>
-          <w:p>
-            <w:pPr>
-              <w:pStyle w:val="Compact"/>
-              <w:jc w:val="left"/>
+          <w:tcPr/>
+          <w:p>
+            <w:pPr>
+              <w:pStyle w:val="Compact"/>
             </w:pPr>
             <w:r>
               <w:t xml:space="preserve">2 &amp; 4</w:t>
@@ -3590,10 +3524,10 @@
           </w:p>
         </w:tc>
         <w:tc>
-          <w:p>
-            <w:pPr>
-              <w:pStyle w:val="Compact"/>
-              <w:jc w:val="left"/>
+          <w:tcPr/>
+          <w:p>
+            <w:pPr>
+              <w:pStyle w:val="Compact"/>
             </w:pPr>
             <w:r>
               <w:t xml:space="preserve">Tue</w:t>
@@ -3601,10 +3535,10 @@
           </w:p>
         </w:tc>
         <w:tc>
-          <w:p>
-            <w:pPr>
-              <w:pStyle w:val="Compact"/>
-              <w:jc w:val="left"/>
+          <w:tcPr/>
+          <w:p>
+            <w:pPr>
+              <w:pStyle w:val="Compact"/>
             </w:pPr>
             <w:r>
               <w:t xml:space="preserve">PM</w:t>
@@ -3614,10 +3548,10 @@
       </w:tr>
       <w:tr>
         <w:tc>
-          <w:p>
-            <w:pPr>
-              <w:pStyle w:val="Compact"/>
-              <w:jc w:val="left"/>
+          <w:tcPr/>
+          <w:p>
+            <w:pPr>
+              <w:pStyle w:val="Compact"/>
             </w:pPr>
             <w:r>
               <w:t xml:space="preserve">14</w:t>
@@ -3625,10 +3559,10 @@
           </w:p>
         </w:tc>
         <w:tc>
-          <w:p>
-            <w:pPr>
-              <w:pStyle w:val="Compact"/>
-              <w:jc w:val="left"/>
+          <w:tcPr/>
+          <w:p>
+            <w:pPr>
+              <w:pStyle w:val="Compact"/>
             </w:pPr>
             <w:r>
               <w:t xml:space="preserve">2 &amp; 4</w:t>
@@ -3636,10 +3570,10 @@
           </w:p>
         </w:tc>
         <w:tc>
-          <w:p>
-            <w:pPr>
-              <w:pStyle w:val="Compact"/>
-              <w:jc w:val="left"/>
+          <w:tcPr/>
+          <w:p>
+            <w:pPr>
+              <w:pStyle w:val="Compact"/>
             </w:pPr>
             <w:r>
               <w:t xml:space="preserve">Wed</w:t>
@@ -3647,10 +3581,10 @@
           </w:p>
         </w:tc>
         <w:tc>
-          <w:p>
-            <w:pPr>
-              <w:pStyle w:val="Compact"/>
-              <w:jc w:val="left"/>
+          <w:tcPr/>
+          <w:p>
+            <w:pPr>
+              <w:pStyle w:val="Compact"/>
             </w:pPr>
             <w:r>
               <w:t xml:space="preserve">AM</w:t>
@@ -3660,10 +3594,10 @@
       </w:tr>
       <w:tr>
         <w:tc>
-          <w:p>
-            <w:pPr>
-              <w:pStyle w:val="Compact"/>
-              <w:jc w:val="left"/>
+          <w:tcPr/>
+          <w:p>
+            <w:pPr>
+              <w:pStyle w:val="Compact"/>
             </w:pPr>
             <w:r>
               <w:t xml:space="preserve">15</w:t>
@@ -3671,10 +3605,10 @@
           </w:p>
         </w:tc>
         <w:tc>
-          <w:p>
-            <w:pPr>
-              <w:pStyle w:val="Compact"/>
-              <w:jc w:val="left"/>
+          <w:tcPr/>
+          <w:p>
+            <w:pPr>
+              <w:pStyle w:val="Compact"/>
             </w:pPr>
             <w:r>
               <w:t xml:space="preserve">2 &amp; 4</w:t>
@@ -3682,10 +3616,10 @@
           </w:p>
         </w:tc>
         <w:tc>
-          <w:p>
-            <w:pPr>
-              <w:pStyle w:val="Compact"/>
-              <w:jc w:val="left"/>
+          <w:tcPr/>
+          <w:p>
+            <w:pPr>
+              <w:pStyle w:val="Compact"/>
             </w:pPr>
             <w:r>
               <w:t xml:space="preserve">Wed</w:t>
@@ -3693,10 +3627,10 @@
           </w:p>
         </w:tc>
         <w:tc>
-          <w:p>
-            <w:pPr>
-              <w:pStyle w:val="Compact"/>
-              <w:jc w:val="left"/>
+          <w:tcPr/>
+          <w:p>
+            <w:pPr>
+              <w:pStyle w:val="Compact"/>
             </w:pPr>
             <w:r>
               <w:t xml:space="preserve">PM</w:t>
@@ -3706,10 +3640,10 @@
       </w:tr>
       <w:tr>
         <w:tc>
-          <w:p>
-            <w:pPr>
-              <w:pStyle w:val="Compact"/>
-              <w:jc w:val="left"/>
+          <w:tcPr/>
+          <w:p>
+            <w:pPr>
+              <w:pStyle w:val="Compact"/>
             </w:pPr>
             <w:r>
               <w:t xml:space="preserve">16</w:t>
@@ -3717,10 +3651,10 @@
           </w:p>
         </w:tc>
         <w:tc>
-          <w:p>
-            <w:pPr>
-              <w:pStyle w:val="Compact"/>
-              <w:jc w:val="left"/>
+          <w:tcPr/>
+          <w:p>
+            <w:pPr>
+              <w:pStyle w:val="Compact"/>
             </w:pPr>
             <w:r>
               <w:t xml:space="preserve">2 &amp; 4</w:t>
@@ -3728,10 +3662,10 @@
           </w:p>
         </w:tc>
         <w:tc>
-          <w:p>
-            <w:pPr>
-              <w:pStyle w:val="Compact"/>
-              <w:jc w:val="left"/>
+          <w:tcPr/>
+          <w:p>
+            <w:pPr>
+              <w:pStyle w:val="Compact"/>
             </w:pPr>
             <w:r>
               <w:t xml:space="preserve">Thu</w:t>
@@ -3739,10 +3673,10 @@
           </w:p>
         </w:tc>
         <w:tc>
-          <w:p>
-            <w:pPr>
-              <w:pStyle w:val="Compact"/>
-              <w:jc w:val="left"/>
+          <w:tcPr/>
+          <w:p>
+            <w:pPr>
+              <w:pStyle w:val="Compact"/>
             </w:pPr>
             <w:r>
               <w:t xml:space="preserve">AM</w:t>
@@ -3752,10 +3686,10 @@
       </w:tr>
       <w:tr>
         <w:tc>
-          <w:p>
-            <w:pPr>
-              <w:pStyle w:val="Compact"/>
-              <w:jc w:val="left"/>
+          <w:tcPr/>
+          <w:p>
+            <w:pPr>
+              <w:pStyle w:val="Compact"/>
             </w:pPr>
             <w:r>
               <w:t xml:space="preserve">17</w:t>
@@ -3763,10 +3697,10 @@
           </w:p>
         </w:tc>
         <w:tc>
-          <w:p>
-            <w:pPr>
-              <w:pStyle w:val="Compact"/>
-              <w:jc w:val="left"/>
+          <w:tcPr/>
+          <w:p>
+            <w:pPr>
+              <w:pStyle w:val="Compact"/>
             </w:pPr>
             <w:r>
               <w:t xml:space="preserve">2 &amp; 4</w:t>
@@ -3774,10 +3708,10 @@
           </w:p>
         </w:tc>
         <w:tc>
-          <w:p>
-            <w:pPr>
-              <w:pStyle w:val="Compact"/>
-              <w:jc w:val="left"/>
+          <w:tcPr/>
+          <w:p>
+            <w:pPr>
+              <w:pStyle w:val="Compact"/>
             </w:pPr>
             <w:r>
               <w:t xml:space="preserve">Thu</w:t>
@@ -3785,10 +3719,10 @@
           </w:p>
         </w:tc>
         <w:tc>
-          <w:p>
-            <w:pPr>
-              <w:pStyle w:val="Compact"/>
-              <w:jc w:val="left"/>
+          <w:tcPr/>
+          <w:p>
+            <w:pPr>
+              <w:pStyle w:val="Compact"/>
             </w:pPr>
             <w:r>
               <w:t xml:space="preserve">PM</w:t>
@@ -3798,10 +3732,10 @@
       </w:tr>
       <w:tr>
         <w:tc>
-          <w:p>
-            <w:pPr>
-              <w:pStyle w:val="Compact"/>
-              <w:jc w:val="left"/>
+          <w:tcPr/>
+          <w:p>
+            <w:pPr>
+              <w:pStyle w:val="Compact"/>
             </w:pPr>
             <w:r>
               <w:t xml:space="preserve">18</w:t>
@@ -3809,10 +3743,10 @@
           </w:p>
         </w:tc>
         <w:tc>
-          <w:p>
-            <w:pPr>
-              <w:pStyle w:val="Compact"/>
-              <w:jc w:val="left"/>
+          <w:tcPr/>
+          <w:p>
+            <w:pPr>
+              <w:pStyle w:val="Compact"/>
             </w:pPr>
             <w:r>
               <w:t xml:space="preserve">2 &amp; 4</w:t>
@@ -3820,10 +3754,10 @@
           </w:p>
         </w:tc>
         <w:tc>
-          <w:p>
-            <w:pPr>
-              <w:pStyle w:val="Compact"/>
-              <w:jc w:val="left"/>
+          <w:tcPr/>
+          <w:p>
+            <w:pPr>
+              <w:pStyle w:val="Compact"/>
             </w:pPr>
             <w:r>
               <w:t xml:space="preserve">Fri</w:t>
@@ -3831,10 +3765,10 @@
           </w:p>
         </w:tc>
         <w:tc>
-          <w:p>
-            <w:pPr>
-              <w:pStyle w:val="Compact"/>
-              <w:jc w:val="left"/>
+          <w:tcPr/>
+          <w:p>
+            <w:pPr>
+              <w:pStyle w:val="Compact"/>
             </w:pPr>
             <w:r>
               <w:t xml:space="preserve">AM</w:t>
@@ -3844,10 +3778,10 @@
       </w:tr>
       <w:tr>
         <w:tc>
-          <w:p>
-            <w:pPr>
-              <w:pStyle w:val="Compact"/>
-              <w:jc w:val="left"/>
+          <w:tcPr/>
+          <w:p>
+            <w:pPr>
+              <w:pStyle w:val="Compact"/>
             </w:pPr>
             <w:r>
               <w:t xml:space="preserve">19</w:t>
@@ -3855,10 +3789,10 @@
           </w:p>
         </w:tc>
         <w:tc>
-          <w:p>
-            <w:pPr>
-              <w:pStyle w:val="Compact"/>
-              <w:jc w:val="left"/>
+          <w:tcPr/>
+          <w:p>
+            <w:pPr>
+              <w:pStyle w:val="Compact"/>
             </w:pPr>
             <w:r>
               <w:t xml:space="preserve">2 &amp; 4</w:t>
@@ -3866,10 +3800,10 @@
           </w:p>
         </w:tc>
         <w:tc>
-          <w:p>
-            <w:pPr>
-              <w:pStyle w:val="Compact"/>
-              <w:jc w:val="left"/>
+          <w:tcPr/>
+          <w:p>
+            <w:pPr>
+              <w:pStyle w:val="Compact"/>
             </w:pPr>
             <w:r>
               <w:t xml:space="preserve">Fri</w:t>
@@ -3877,10 +3811,10 @@
           </w:p>
         </w:tc>
         <w:tc>
-          <w:p>
-            <w:pPr>
-              <w:pStyle w:val="Compact"/>
-              <w:jc w:val="left"/>
+          <w:tcPr/>
+          <w:p>
+            <w:pPr>
+              <w:pStyle w:val="Compact"/>
             </w:pPr>
             <w:r>
               <w:t xml:space="preserve">PM</w:t>
@@ -3956,11 +3890,12 @@
         <w:t xml:space="preserve">.</w:t>
       </w:r>
     </w:p>
+    <w:bookmarkEnd w:id="16"/>
+    <w:bookmarkStart w:id="17" w:name="X8c988a54c6060fb3deca004b0d2dcb8e78fd7e8"/>
     <w:p>
       <w:pPr>
         <w:pStyle w:val="Heading2"/>
       </w:pPr>
-      <w:bookmarkStart w:id="29" w:name="X8c988a54c6060fb3deca004b0d2dcb8e78fd7e8"/>
       <w:r>
         <w:t xml:space="preserve">6. Public</w:t>
       </w:r>
@@ -3979,7 +3914,6 @@
       <w:r>
         <w:t xml:space="preserve">Surface (extension points)</w:t>
       </w:r>
-      <w:bookmarkEnd w:id="29"/>
     </w:p>
     <w:p>
       <w:pPr>
@@ -4019,30 +3953,23 @@
     <w:tbl>
       <w:tblPr>
         <w:tblStyle w:val="Table"/>
-        <w:tblW w:type="pct" w:w="0.0"/>
-        <w:tblLook w:firstRow="1"/>
+        <w:tblW w:type="auto" w:w="0"/>
+        <w:tblLook w:firstRow="1" w:lastRow="0" w:firstColumn="0" w:lastColumn="0" w:noHBand="0" w:noVBand="0" w:val="0020"/>
       </w:tblPr>
       <w:tblGrid>
-        <w:gridCol w:w="3120"/>
-        <w:gridCol w:w="3120"/>
-        <w:gridCol w:w="3120"/>
+        <w:gridCol w:w="2640"/>
+        <w:gridCol w:w="2640"/>
+        <w:gridCol w:w="2640"/>
       </w:tblGrid>
-      <w:tblGrid/>
       <w:tr>
         <w:trPr>
-          <w:cnfStyle w:firstRow="1"/>
+          <w:tblHeader w:val="on"/>
         </w:trPr>
         <w:tc>
-          <w:tcPr>
-            <w:tcBorders>
-              <w:bottom w:val="single"/>
-            </w:tcBorders>
-            <w:vAlign w:val="bottom"/>
-          </w:tcPr>
-          <w:p>
-            <w:pPr>
-              <w:pStyle w:val="Compact"/>
-              <w:jc w:val="left"/>
+          <w:tcPr/>
+          <w:p>
+            <w:pPr>
+              <w:pStyle w:val="Compact"/>
             </w:pPr>
             <w:r>
               <w:t xml:space="preserve">Method</w:t>
@@ -4050,16 +3977,10 @@
           </w:p>
         </w:tc>
         <w:tc>
-          <w:tcPr>
-            <w:tcBorders>
-              <w:bottom w:val="single"/>
-            </w:tcBorders>
-            <w:vAlign w:val="bottom"/>
-          </w:tcPr>
-          <w:p>
-            <w:pPr>
-              <w:pStyle w:val="Compact"/>
-              <w:jc w:val="left"/>
+          <w:tcPr/>
+          <w:p>
+            <w:pPr>
+              <w:pStyle w:val="Compact"/>
             </w:pPr>
             <w:r>
               <w:t xml:space="preserve">Signature</w:t>
@@ -4067,16 +3988,10 @@
           </w:p>
         </w:tc>
         <w:tc>
-          <w:tcPr>
-            <w:tcBorders>
-              <w:bottom w:val="single"/>
-            </w:tcBorders>
-            <w:vAlign w:val="bottom"/>
-          </w:tcPr>
-          <w:p>
-            <w:pPr>
-              <w:pStyle w:val="Compact"/>
-              <w:jc w:val="left"/>
+          <w:tcPr/>
+          <w:p>
+            <w:pPr>
+              <w:pStyle w:val="Compact"/>
             </w:pPr>
             <w:r>
               <w:t xml:space="preserve">Purpose</w:t>
@@ -4086,10 +4001,10 @@
       </w:tr>
       <w:tr>
         <w:tc>
-          <w:p>
-            <w:pPr>
-              <w:pStyle w:val="Compact"/>
-              <w:jc w:val="left"/>
+          <w:tcPr/>
+          <w:p>
+            <w:pPr>
+              <w:pStyle w:val="Compact"/>
             </w:pPr>
             <w:r>
               <w:rPr>
@@ -4100,10 +4015,10 @@
           </w:p>
         </w:tc>
         <w:tc>
-          <w:p>
-            <w:pPr>
-              <w:pStyle w:val="Compact"/>
-              <w:jc w:val="left"/>
+          <w:tcPr/>
+          <w:p>
+            <w:pPr>
+              <w:pStyle w:val="Compact"/>
             </w:pPr>
             <w:r>
               <w:rPr>
@@ -4114,10 +4029,10 @@
           </w:p>
         </w:tc>
         <w:tc>
-          <w:p>
-            <w:pPr>
-              <w:pStyle w:val="Compact"/>
-              <w:jc w:val="left"/>
+          <w:tcPr/>
+          <w:p>
+            <w:pPr>
+              <w:pStyle w:val="Compact"/>
             </w:pPr>
             <w:r>
               <w:t xml:space="preserve">Current pipeline stage. UI-gating is wired off this.</w:t>
@@ -4127,10 +4042,10 @@
       </w:tr>
       <w:tr>
         <w:tc>
-          <w:p>
-            <w:pPr>
-              <w:pStyle w:val="Compact"/>
-              <w:jc w:val="left"/>
+          <w:tcPr/>
+          <w:p>
+            <w:pPr>
+              <w:pStyle w:val="Compact"/>
             </w:pPr>
             <w:r>
               <w:rPr>
@@ -4141,10 +4056,10 @@
           </w:p>
         </w:tc>
         <w:tc>
-          <w:p>
-            <w:pPr>
-              <w:pStyle w:val="Compact"/>
-              <w:jc w:val="left"/>
+          <w:tcPr/>
+          <w:p>
+            <w:pPr>
+              <w:pStyle w:val="Compact"/>
             </w:pPr>
             <w:r>
               <w:rPr>
@@ -4155,10 +4070,10 @@
           </w:p>
         </w:tc>
         <w:tc>
-          <w:p>
-            <w:pPr>
-              <w:pStyle w:val="Compact"/>
-              <w:jc w:val="left"/>
+          <w:tcPr/>
+          <w:p>
+            <w:pPr>
+              <w:pStyle w:val="Compact"/>
             </w:pPr>
             <w:r>
               <w:t xml:space="preserve">Recomputes affected modules after a UI change. Pass</w:t>
@@ -4183,10 +4098,10 @@
       </w:tr>
       <w:tr>
         <w:tc>
-          <w:p>
-            <w:pPr>
-              <w:pStyle w:val="Compact"/>
-              <w:jc w:val="left"/>
+          <w:tcPr/>
+          <w:p>
+            <w:pPr>
+              <w:pStyle w:val="Compact"/>
             </w:pPr>
             <w:r>
               <w:rPr>
@@ -4212,10 +4127,10 @@
           </w:p>
         </w:tc>
         <w:tc>
-          <w:p>
-            <w:pPr>
-              <w:pStyle w:val="Compact"/>
-              <w:jc w:val="left"/>
+          <w:tcPr/>
+          <w:p>
+            <w:pPr>
+              <w:pStyle w:val="Compact"/>
             </w:pPr>
             <w:r>
               <w:rPr>
@@ -4226,10 +4141,10 @@
           </w:p>
         </w:tc>
         <w:tc>
-          <w:p>
-            <w:pPr>
-              <w:pStyle w:val="Compact"/>
-              <w:jc w:val="left"/>
+          <w:tcPr/>
+          <w:p>
+            <w:pPr>
+              <w:pStyle w:val="Compact"/>
             </w:pPr>
             <w:r>
               <w:t xml:space="preserve">Web-safe loaders that bypass</w:t>
@@ -4251,10 +4166,10 @@
       </w:tr>
       <w:tr>
         <w:tc>
-          <w:p>
-            <w:pPr>
-              <w:pStyle w:val="Compact"/>
-              <w:jc w:val="left"/>
+          <w:tcPr/>
+          <w:p>
+            <w:pPr>
+              <w:pStyle w:val="Compact"/>
             </w:pPr>
             <w:r>
               <w:rPr>
@@ -4280,10 +4195,10 @@
           </w:p>
         </w:tc>
         <w:tc>
-          <w:p>
-            <w:pPr>
-              <w:pStyle w:val="Compact"/>
-              <w:jc w:val="left"/>
+          <w:tcPr/>
+          <w:p>
+            <w:pPr>
+              <w:pStyle w:val="Compact"/>
             </w:pPr>
             <w:r>
               <w:t xml:space="preserve">path → file /</w:t>
@@ -4300,10 +4215,10 @@
           </w:p>
         </w:tc>
         <w:tc>
-          <w:p>
-            <w:pPr>
-              <w:pStyle w:val="Compact"/>
-              <w:jc w:val="left"/>
+          <w:tcPr/>
+          <w:p>
+            <w:pPr>
+              <w:pStyle w:val="Compact"/>
             </w:pPr>
             <w:r>
               <w:t xml:space="preserve">Final roster with</w:t>
@@ -4358,10 +4273,10 @@
       </w:tr>
       <w:tr>
         <w:tc>
-          <w:p>
-            <w:pPr>
-              <w:pStyle w:val="Compact"/>
-              <w:jc w:val="left"/>
+          <w:tcPr/>
+          <w:p>
+            <w:pPr>
+              <w:pStyle w:val="Compact"/>
             </w:pPr>
             <w:r>
               <w:rPr>
@@ -4387,10 +4302,10 @@
           </w:p>
         </w:tc>
         <w:tc>
-          <w:p>
-            <w:pPr>
-              <w:pStyle w:val="Compact"/>
-              <w:jc w:val="left"/>
+          <w:tcPr/>
+          <w:p>
+            <w:pPr>
+              <w:pStyle w:val="Compact"/>
             </w:pPr>
             <w:r>
               <w:t xml:space="preserve">path → file /</w:t>
@@ -4407,10 +4322,10 @@
           </w:p>
         </w:tc>
         <w:tc>
-          <w:p>
-            <w:pPr>
-              <w:pStyle w:val="Compact"/>
-              <w:jc w:val="left"/>
+          <w:tcPr/>
+          <w:p>
+            <w:pPr>
+              <w:pStyle w:val="Compact"/>
             </w:pPr>
             <w:r>
               <w:t xml:space="preserve">Roster with phone numbers. Available in</w:t>
@@ -4450,10 +4365,10 @@
       </w:tr>
       <w:tr>
         <w:tc>
-          <w:p>
-            <w:pPr>
-              <w:pStyle w:val="Compact"/>
-              <w:jc w:val="left"/>
+          <w:tcPr/>
+          <w:p>
+            <w:pPr>
+              <w:pStyle w:val="Compact"/>
             </w:pPr>
             <w:r>
               <w:rPr>
@@ -4479,10 +4394,10 @@
           </w:p>
         </w:tc>
         <w:tc>
-          <w:p>
-            <w:pPr>
-              <w:pStyle w:val="Compact"/>
-              <w:jc w:val="left"/>
+          <w:tcPr/>
+          <w:p>
+            <w:pPr>
+              <w:pStyle w:val="Compact"/>
             </w:pPr>
             <w:r>
               <w:t xml:space="preserve">path → file /</w:t>
@@ -4499,10 +4414,10 @@
           </w:p>
         </w:tc>
         <w:tc>
-          <w:p>
-            <w:pPr>
-              <w:pStyle w:val="Compact"/>
-              <w:jc w:val="left"/>
+          <w:tcPr/>
+          <w:p>
+            <w:pPr>
+              <w:pStyle w:val="Compact"/>
             </w:pPr>
             <w:r>
               <w:t xml:space="preserve">Tab-delimited mail-merge, one row per person. Requires</w:t>
@@ -4527,10 +4442,10 @@
       </w:tr>
       <w:tr>
         <w:tc>
-          <w:p>
-            <w:pPr>
-              <w:pStyle w:val="Compact"/>
-              <w:jc w:val="left"/>
+          <w:tcPr/>
+          <w:p>
+            <w:pPr>
+              <w:pStyle w:val="Compact"/>
             </w:pPr>
             <w:r>
               <w:rPr>
@@ -4556,10 +4471,10 @@
           </w:p>
         </w:tc>
         <w:tc>
-          <w:p>
-            <w:pPr>
-              <w:pStyle w:val="Compact"/>
-              <w:jc w:val="left"/>
+          <w:tcPr/>
+          <w:p>
+            <w:pPr>
+              <w:pStyle w:val="Compact"/>
             </w:pPr>
             <w:r>
               <w:t xml:space="preserve">path → file /</w:t>
@@ -4576,10 +4491,10 @@
           </w:p>
         </w:tc>
         <w:tc>
-          <w:p>
-            <w:pPr>
-              <w:pStyle w:val="Compact"/>
-              <w:jc w:val="left"/>
+          <w:tcPr/>
+          <w:p>
+            <w:pPr>
+              <w:pStyle w:val="Compact"/>
             </w:pPr>
             <w:r>
               <w:t xml:space="preserve">Total unmet count + per-person gaps. Requires</w:t>
@@ -4604,10 +4519,10 @@
       </w:tr>
       <w:tr>
         <w:tc>
-          <w:p>
-            <w:pPr>
-              <w:pStyle w:val="Compact"/>
-              <w:jc w:val="left"/>
+          <w:tcPr/>
+          <w:p>
+            <w:pPr>
+              <w:pStyle w:val="Compact"/>
             </w:pPr>
             <w:r>
               <w:rPr>
@@ -4618,10 +4533,10 @@
           </w:p>
         </w:tc>
         <w:tc>
-          <w:p>
-            <w:pPr>
-              <w:pStyle w:val="Compact"/>
-              <w:jc w:val="left"/>
+          <w:tcPr/>
+          <w:p>
+            <w:pPr>
+              <w:pStyle w:val="Compact"/>
             </w:pPr>
             <w:r>
               <w:rPr>
@@ -4632,10 +4547,10 @@
           </w:p>
         </w:tc>
         <w:tc>
-          <w:p>
-            <w:pPr>
-              <w:pStyle w:val="Compact"/>
-              <w:jc w:val="left"/>
+          <w:tcPr/>
+          <w:p>
+            <w:pPr>
+              <w:pStyle w:val="Compact"/>
             </w:pPr>
             <w:r>
               <w:t xml:space="preserve">Produces the</w:t>
@@ -4660,10 +4575,10 @@
       </w:tr>
       <w:tr>
         <w:tc>
-          <w:p>
-            <w:pPr>
-              <w:pStyle w:val="Compact"/>
-              <w:jc w:val="left"/>
+          <w:tcPr/>
+          <w:p>
+            <w:pPr>
+              <w:pStyle w:val="Compact"/>
             </w:pPr>
             <w:r>
               <w:rPr>
@@ -4689,10 +4604,10 @@
           </w:p>
         </w:tc>
         <w:tc>
-          <w:p>
-            <w:pPr>
-              <w:pStyle w:val="Compact"/>
-              <w:jc w:val="left"/>
+          <w:tcPr/>
+          <w:p>
+            <w:pPr>
+              <w:pStyle w:val="Compact"/>
             </w:pPr>
             <w:r>
               <w:t xml:space="preserve">path → file / file → state</w:t>
@@ -4700,10 +4615,10 @@
           </w:p>
         </w:tc>
         <w:tc>
-          <w:p>
-            <w:pPr>
-              <w:pStyle w:val="Compact"/>
-              <w:jc w:val="left"/>
+          <w:tcPr/>
+          <w:p>
+            <w:pPr>
+              <w:pStyle w:val="Compact"/>
             </w:pPr>
             <w:r>
               <w:t xml:space="preserve">Legacy state-only save and loader. Bundled save is the preferred path.</w:t>
@@ -4713,10 +4628,10 @@
       </w:tr>
       <w:tr>
         <w:tc>
-          <w:p>
-            <w:pPr>
-              <w:pStyle w:val="Compact"/>
-              <w:jc w:val="left"/>
+          <w:tcPr/>
+          <w:p>
+            <w:pPr>
+              <w:pStyle w:val="Compact"/>
             </w:pPr>
             <w:r>
               <w:rPr>
@@ -4727,10 +4642,10 @@
           </w:p>
         </w:tc>
         <w:tc>
-          <w:p>
-            <w:pPr>
-              <w:pStyle w:val="Compact"/>
-              <w:jc w:val="left"/>
+          <w:tcPr/>
+          <w:p>
+            <w:pPr>
+              <w:pStyle w:val="Compact"/>
             </w:pPr>
             <w:r>
               <w:rPr>
@@ -4741,10 +4656,10 @@
           </w:p>
         </w:tc>
         <w:tc>
-          <w:p>
-            <w:pPr>
-              <w:pStyle w:val="Compact"/>
-              <w:jc w:val="left"/>
+          <w:tcPr/>
+          <w:p>
+            <w:pPr>
+              <w:pStyle w:val="Compact"/>
             </w:pPr>
             <w:r>
               <w:t xml:space="preserve">Human-readable slot label; see §5.</w:t>
@@ -4763,11 +4678,11 @@
     </w:p>
     <w:p>
       <w:pPr>
+        <w:pStyle w:val="Compact"/>
         <w:numPr>
           <w:ilvl w:val="0"/>
           <w:numId w:val="1005"/>
         </w:numPr>
-        <w:pStyle w:val="Compact"/>
       </w:pPr>
       <w:r>
         <w:t xml:space="preserve">Add</w:t>
@@ -4790,11 +4705,11 @@
     </w:p>
     <w:p>
       <w:pPr>
+        <w:pStyle w:val="Compact"/>
         <w:numPr>
           <w:ilvl w:val="0"/>
           <w:numId w:val="1005"/>
         </w:numPr>
-        <w:pStyle w:val="Compact"/>
       </w:pPr>
       <w:r>
         <w:t xml:space="preserve">Gate it on</w:t>
@@ -4817,11 +4732,11 @@
     </w:p>
     <w:p>
       <w:pPr>
+        <w:pStyle w:val="Compact"/>
         <w:numPr>
           <w:ilvl w:val="0"/>
           <w:numId w:val="1005"/>
         </w:numPr>
-        <w:pStyle w:val="Compact"/>
       </w:pPr>
       <w:r>
         <w:t xml:space="preserve">Add a UI handler in</w:t>
@@ -4883,11 +4798,11 @@
     </w:p>
     <w:p>
       <w:pPr>
+        <w:pStyle w:val="Compact"/>
         <w:numPr>
           <w:ilvl w:val="0"/>
           <w:numId w:val="1005"/>
         </w:numPr>
-        <w:pStyle w:val="Compact"/>
       </w:pPr>
       <w:r>
         <w:t xml:space="preserve">Add a regression test under</w:t>
@@ -4905,15 +4820,15 @@
         <w:t xml:space="preserve">.</w:t>
       </w:r>
     </w:p>
+    <w:bookmarkEnd w:id="17"/>
+    <w:bookmarkStart w:id="18" w:name="Xa4447d24178f7d7744636cd68819a676e1fba6f"/>
     <w:p>
       <w:pPr>
         <w:pStyle w:val="Heading2"/>
       </w:pPr>
-      <w:bookmarkStart w:id="30" w:name="Xa4447d24178f7d7744636cd68819a676e1fba6f"/>
       <w:r>
         <w:t xml:space="preserve">7. Output Artifacts</w:t>
       </w:r>
-      <w:bookmarkEnd w:id="30"/>
     </w:p>
     <w:p>
       <w:pPr>
@@ -4974,32 +4889,25 @@
     <w:tbl>
       <w:tblPr>
         <w:tblStyle w:val="Table"/>
-        <w:tblW w:type="pct" w:w="0.0"/>
-        <w:tblLook w:firstRow="1"/>
+        <w:tblW w:type="auto" w:w="0"/>
+        <w:tblLook w:firstRow="1" w:lastRow="0" w:firstColumn="0" w:lastColumn="0" w:noHBand="0" w:noVBand="0" w:val="0020"/>
       </w:tblPr>
       <w:tblGrid>
-        <w:gridCol w:w="1872"/>
-        <w:gridCol w:w="1872"/>
-        <w:gridCol w:w="1872"/>
-        <w:gridCol w:w="1872"/>
-        <w:gridCol w:w="1872"/>
+        <w:gridCol w:w="1584"/>
+        <w:gridCol w:w="1584"/>
+        <w:gridCol w:w="1584"/>
+        <w:gridCol w:w="1584"/>
+        <w:gridCol w:w="1584"/>
       </w:tblGrid>
-      <w:tblGrid/>
       <w:tr>
         <w:trPr>
-          <w:cnfStyle w:firstRow="1"/>
+          <w:tblHeader w:val="on"/>
         </w:trPr>
         <w:tc>
-          <w:tcPr>
-            <w:tcBorders>
-              <w:bottom w:val="single"/>
-            </w:tcBorders>
-            <w:vAlign w:val="bottom"/>
-          </w:tcPr>
-          <w:p>
-            <w:pPr>
-              <w:pStyle w:val="Compact"/>
-              <w:jc w:val="left"/>
+          <w:tcPr/>
+          <w:p>
+            <w:pPr>
+              <w:pStyle w:val="Compact"/>
             </w:pPr>
             <w:r>
               <w:t xml:space="preserve">Export</w:t>
@@ -5007,16 +4915,10 @@
           </w:p>
         </w:tc>
         <w:tc>
-          <w:tcPr>
-            <w:tcBorders>
-              <w:bottom w:val="single"/>
-            </w:tcBorders>
-            <w:vAlign w:val="bottom"/>
-          </w:tcPr>
-          <w:p>
-            <w:pPr>
-              <w:pStyle w:val="Compact"/>
-              <w:jc w:val="left"/>
+          <w:tcPr/>
+          <w:p>
+            <w:pPr>
+              <w:pStyle w:val="Compact"/>
             </w:pPr>
             <w:r>
               <w:t xml:space="preserve">Suggested filename</w:t>
@@ -5024,16 +4926,10 @@
           </w:p>
         </w:tc>
         <w:tc>
-          <w:tcPr>
-            <w:tcBorders>
-              <w:bottom w:val="single"/>
-            </w:tcBorders>
-            <w:vAlign w:val="bottom"/>
-          </w:tcPr>
-          <w:p>
-            <w:pPr>
-              <w:pStyle w:val="Compact"/>
-              <w:jc w:val="left"/>
+          <w:tcPr/>
+          <w:p>
+            <w:pPr>
+              <w:pStyle w:val="Compact"/>
             </w:pPr>
             <w:r>
               <w:t xml:space="preserve">Method</w:t>
@@ -5041,16 +4937,10 @@
           </w:p>
         </w:tc>
         <w:tc>
-          <w:tcPr>
-            <w:tcBorders>
-              <w:bottom w:val="single"/>
-            </w:tcBorders>
-            <w:vAlign w:val="bottom"/>
-          </w:tcPr>
-          <w:p>
-            <w:pPr>
-              <w:pStyle w:val="Compact"/>
-              <w:jc w:val="left"/>
+          <w:tcPr/>
+          <w:p>
+            <w:pPr>
+              <w:pStyle w:val="Compact"/>
             </w:pPr>
             <w:r>
               <w:t xml:space="preserve">Required state</w:t>
@@ -5058,16 +4948,10 @@
           </w:p>
         </w:tc>
         <w:tc>
-          <w:tcPr>
-            <w:tcBorders>
-              <w:bottom w:val="single"/>
-            </w:tcBorders>
-            <w:vAlign w:val="bottom"/>
-          </w:tcPr>
-          <w:p>
-            <w:pPr>
-              <w:pStyle w:val="Compact"/>
-              <w:jc w:val="left"/>
+          <w:tcPr/>
+          <w:p>
+            <w:pPr>
+              <w:pStyle w:val="Compact"/>
             </w:pPr>
             <w:r>
               <w:t xml:space="preserve">Shape</w:t>
@@ -5077,10 +4961,10 @@
       </w:tr>
       <w:tr>
         <w:tc>
-          <w:p>
-            <w:pPr>
-              <w:pStyle w:val="Compact"/>
-              <w:jc w:val="left"/>
+          <w:tcPr/>
+          <w:p>
+            <w:pPr>
+              <w:pStyle w:val="Compact"/>
             </w:pPr>
             <w:r>
               <w:t xml:space="preserve">Early roster</w:t>
@@ -5088,10 +4972,10 @@
           </w:p>
         </w:tc>
         <w:tc>
-          <w:p>
-            <w:pPr>
-              <w:pStyle w:val="Compact"/>
-              <w:jc w:val="left"/>
+          <w:tcPr/>
+          <w:p>
+            <w:pPr>
+              <w:pStyle w:val="Compact"/>
             </w:pPr>
             <w:r>
               <w:rPr>
@@ -5102,10 +4986,10 @@
           </w:p>
         </w:tc>
         <w:tc>
-          <w:p>
-            <w:pPr>
-              <w:pStyle w:val="Compact"/>
-              <w:jc w:val="left"/>
+          <w:tcPr/>
+          <w:p>
+            <w:pPr>
+              <w:pStyle w:val="Compact"/>
             </w:pPr>
             <w:r>
               <w:rPr>
@@ -5116,10 +5000,10 @@
           </w:p>
         </w:tc>
         <w:tc>
-          <w:p>
-            <w:pPr>
-              <w:pStyle w:val="Compact"/>
-              <w:jc w:val="left"/>
+          <w:tcPr/>
+          <w:p>
+            <w:pPr>
+              <w:pStyle w:val="Compact"/>
             </w:pPr>
             <w:r>
               <w:rPr>
@@ -5145,10 +5029,10 @@
           </w:p>
         </w:tc>
         <w:tc>
-          <w:p>
-            <w:pPr>
-              <w:pStyle w:val="Compact"/>
-              <w:jc w:val="left"/>
+          <w:tcPr/>
+          <w:p>
+            <w:pPr>
+              <w:pStyle w:val="Compact"/>
             </w:pPr>
             <w:r>
               <w:rPr>
@@ -5167,10 +5051,10 @@
       </w:tr>
       <w:tr>
         <w:tc>
-          <w:p>
-            <w:pPr>
-              <w:pStyle w:val="Compact"/>
-              <w:jc w:val="left"/>
+          <w:tcPr/>
+          <w:p>
+            <w:pPr>
+              <w:pStyle w:val="Compact"/>
             </w:pPr>
             <w:r>
               <w:t xml:space="preserve">Final roster</w:t>
@@ -5178,10 +5062,10 @@
           </w:p>
         </w:tc>
         <w:tc>
-          <w:p>
-            <w:pPr>
-              <w:pStyle w:val="Compact"/>
-              <w:jc w:val="left"/>
+          <w:tcPr/>
+          <w:p>
+            <w:pPr>
+              <w:pStyle w:val="Compact"/>
             </w:pPr>
             <w:r>
               <w:rPr>
@@ -5192,10 +5076,10 @@
           </w:p>
         </w:tc>
         <w:tc>
-          <w:p>
-            <w:pPr>
-              <w:pStyle w:val="Compact"/>
-              <w:jc w:val="left"/>
+          <w:tcPr/>
+          <w:p>
+            <w:pPr>
+              <w:pStyle w:val="Compact"/>
             </w:pPr>
             <w:r>
               <w:rPr>
@@ -5206,10 +5090,10 @@
           </w:p>
         </w:tc>
         <w:tc>
-          <w:p>
-            <w:pPr>
-              <w:pStyle w:val="Compact"/>
-              <w:jc w:val="left"/>
+          <w:tcPr/>
+          <w:p>
+            <w:pPr>
+              <w:pStyle w:val="Compact"/>
             </w:pPr>
             <w:r>
               <w:rPr>
@@ -5220,10 +5104,10 @@
           </w:p>
         </w:tc>
         <w:tc>
-          <w:p>
-            <w:pPr>
-              <w:pStyle w:val="Compact"/>
-              <w:jc w:val="left"/>
+          <w:tcPr/>
+          <w:p>
+            <w:pPr>
+              <w:pStyle w:val="Compact"/>
             </w:pPr>
             <w:r>
               <w:t xml:space="preserve">Roster with</w:t>
@@ -5263,10 +5147,10 @@
       </w:tr>
       <w:tr>
         <w:tc>
-          <w:p>
-            <w:pPr>
-              <w:pStyle w:val="Compact"/>
-              <w:jc w:val="left"/>
+          <w:tcPr/>
+          <w:p>
+            <w:pPr>
+              <w:pStyle w:val="Compact"/>
             </w:pPr>
             <w:r>
               <w:t xml:space="preserve">Mail merge</w:t>
@@ -5274,10 +5158,10 @@
           </w:p>
         </w:tc>
         <w:tc>
-          <w:p>
-            <w:pPr>
-              <w:pStyle w:val="Compact"/>
-              <w:jc w:val="left"/>
+          <w:tcPr/>
+          <w:p>
+            <w:pPr>
+              <w:pStyle w:val="Compact"/>
             </w:pPr>
             <w:r>
               <w:rPr>
@@ -5288,10 +5172,10 @@
           </w:p>
         </w:tc>
         <w:tc>
-          <w:p>
-            <w:pPr>
-              <w:pStyle w:val="Compact"/>
-              <w:jc w:val="left"/>
+          <w:tcPr/>
+          <w:p>
+            <w:pPr>
+              <w:pStyle w:val="Compact"/>
             </w:pPr>
             <w:r>
               <w:rPr>
@@ -5302,10 +5186,10 @@
           </w:p>
         </w:tc>
         <w:tc>
-          <w:p>
-            <w:pPr>
-              <w:pStyle w:val="Compact"/>
-              <w:jc w:val="left"/>
+          <w:tcPr/>
+          <w:p>
+            <w:pPr>
+              <w:pStyle w:val="Compact"/>
             </w:pPr>
             <w:r>
               <w:rPr>
@@ -5316,10 +5200,10 @@
           </w:p>
         </w:tc>
         <w:tc>
-          <w:p>
-            <w:pPr>
-              <w:pStyle w:val="Compact"/>
-              <w:jc w:val="left"/>
+          <w:tcPr/>
+          <w:p>
+            <w:pPr>
+              <w:pStyle w:val="Compact"/>
             </w:pPr>
             <w:r>
               <w:t xml:space="preserve">Tab-delimited; one row per person; columns include person identity plus up to nine class slots (supports 6+ wanted).</w:t>
@@ -5329,10 +5213,10 @@
       </w:tr>
       <w:tr>
         <w:tc>
-          <w:p>
-            <w:pPr>
-              <w:pStyle w:val="Compact"/>
-              <w:jc w:val="left"/>
+          <w:tcPr/>
+          <w:p>
+            <w:pPr>
+              <w:pStyle w:val="Compact"/>
             </w:pPr>
             <w:r>
               <w:t xml:space="preserve">Unmet wants</w:t>
@@ -5340,10 +5224,10 @@
           </w:p>
         </w:tc>
         <w:tc>
-          <w:p>
-            <w:pPr>
-              <w:pStyle w:val="Compact"/>
-              <w:jc w:val="left"/>
+          <w:tcPr/>
+          <w:p>
+            <w:pPr>
+              <w:pStyle w:val="Compact"/>
             </w:pPr>
             <w:r>
               <w:rPr>
@@ -5354,10 +5238,10 @@
           </w:p>
         </w:tc>
         <w:tc>
-          <w:p>
-            <w:pPr>
-              <w:pStyle w:val="Compact"/>
-              <w:jc w:val="left"/>
+          <w:tcPr/>
+          <w:p>
+            <w:pPr>
+              <w:pStyle w:val="Compact"/>
             </w:pPr>
             <w:r>
               <w:rPr>
@@ -5368,10 +5252,10 @@
           </w:p>
         </w:tc>
         <w:tc>
-          <w:p>
-            <w:pPr>
-              <w:pStyle w:val="Compact"/>
-              <w:jc w:val="left"/>
+          <w:tcPr/>
+          <w:p>
+            <w:pPr>
+              <w:pStyle w:val="Compact"/>
             </w:pPr>
             <w:r>
               <w:t xml:space="preserve">any state with summaries available</w:t>
@@ -5379,10 +5263,10 @@
           </w:p>
         </w:tc>
         <w:tc>
-          <w:p>
-            <w:pPr>
-              <w:pStyle w:val="Compact"/>
-              <w:jc w:val="left"/>
+          <w:tcPr/>
+          <w:p>
+            <w:pPr>
+              <w:pStyle w:val="Compact"/>
             </w:pPr>
             <w:r>
               <w:t xml:space="preserve">Per-person</w:t>
@@ -5437,12 +5321,14 @@
       <w:r>
         <w:rPr>
           <w:b/>
+          <w:bCs/>
         </w:rPr>
         <w:t xml:space="preserve">Mail-merge column note (from</w:t>
       </w:r>
       <w:r>
         <w:rPr>
           <w:b/>
+          <w:bCs/>
         </w:rPr>
         <w:t xml:space="preserve"> </w:t>
       </w:r>
@@ -5450,12 +5336,14 @@
         <w:rPr>
           <w:rStyle w:val="VerbatimChar"/>
           <w:b/>
+          <w:bCs/>
         </w:rPr>
         <w:t xml:space="preserve">CHANGES.md</w:t>
       </w:r>
       <w:r>
         <w:rPr>
           <w:b/>
+          <w:bCs/>
         </w:rPr>
         <w:t xml:space="preserve">).</w:t>
       </w:r>
@@ -5466,15 +5354,15 @@
         <w:t xml:space="preserve">The web/D4+ mail-merge has nine extra columns per line versus the legacy desktop format, to support members wanting more than three classes.</w:t>
       </w:r>
     </w:p>
+    <w:bookmarkEnd w:id="18"/>
+    <w:bookmarkStart w:id="19" w:name="Xca943c5318ceaebc46e718156996f6110dc5358"/>
     <w:p>
       <w:pPr>
         <w:pStyle w:val="Heading2"/>
       </w:pPr>
-      <w:bookmarkStart w:id="31" w:name="Xca943c5318ceaebc46e718156996f6110dc5358"/>
       <w:r>
         <w:t xml:space="preserve">8. Browser Storage Keys</w:t>
       </w:r>
-      <w:bookmarkEnd w:id="31"/>
     </w:p>
     <w:p>
       <w:pPr>
@@ -5499,30 +5387,23 @@
     <w:tbl>
       <w:tblPr>
         <w:tblStyle w:val="Table"/>
-        <w:tblW w:type="pct" w:w="0.0"/>
-        <w:tblLook w:firstRow="1"/>
+        <w:tblW w:type="auto" w:w="0"/>
+        <w:tblLook w:firstRow="1" w:lastRow="0" w:firstColumn="0" w:lastColumn="0" w:noHBand="0" w:noVBand="0" w:val="0020"/>
       </w:tblPr>
       <w:tblGrid>
-        <w:gridCol w:w="3120"/>
-        <w:gridCol w:w="3120"/>
-        <w:gridCol w:w="3120"/>
+        <w:gridCol w:w="2640"/>
+        <w:gridCol w:w="2640"/>
+        <w:gridCol w:w="2640"/>
       </w:tblGrid>
-      <w:tblGrid/>
       <w:tr>
         <w:trPr>
-          <w:cnfStyle w:firstRow="1"/>
+          <w:tblHeader w:val="on"/>
         </w:trPr>
         <w:tc>
-          <w:tcPr>
-            <w:tcBorders>
-              <w:bottom w:val="single"/>
-            </w:tcBorders>
-            <w:vAlign w:val="bottom"/>
-          </w:tcPr>
-          <w:p>
-            <w:pPr>
-              <w:pStyle w:val="Compact"/>
-              <w:jc w:val="left"/>
+          <w:tcPr/>
+          <w:p>
+            <w:pPr>
+              <w:pStyle w:val="Compact"/>
             </w:pPr>
             <w:r>
               <w:t xml:space="preserve">Key</w:t>
@@ -5530,16 +5411,10 @@
           </w:p>
         </w:tc>
         <w:tc>
-          <w:tcPr>
-            <w:tcBorders>
-              <w:bottom w:val="single"/>
-            </w:tcBorders>
-            <w:vAlign w:val="bottom"/>
-          </w:tcPr>
-          <w:p>
-            <w:pPr>
-              <w:pStyle w:val="Compact"/>
-              <w:jc w:val="left"/>
+          <w:tcPr/>
+          <w:p>
+            <w:pPr>
+              <w:pStyle w:val="Compact"/>
             </w:pPr>
             <w:r>
               <w:t xml:space="preserve">Set by</w:t>
@@ -5547,16 +5422,10 @@
           </w:p>
         </w:tc>
         <w:tc>
-          <w:tcPr>
-            <w:tcBorders>
-              <w:bottom w:val="single"/>
-            </w:tcBorders>
-            <w:vAlign w:val="bottom"/>
-          </w:tcPr>
-          <w:p>
-            <w:pPr>
-              <w:pStyle w:val="Compact"/>
-              <w:jc w:val="left"/>
+          <w:tcPr/>
+          <w:p>
+            <w:pPr>
+              <w:pStyle w:val="Compact"/>
             </w:pPr>
             <w:r>
               <w:t xml:space="preserve">Read by</w:t>
@@ -5566,10 +5435,10 @@
       </w:tr>
       <w:tr>
         <w:tc>
-          <w:p>
-            <w:pPr>
-              <w:pStyle w:val="Compact"/>
-              <w:jc w:val="left"/>
+          <w:tcPr/>
+          <w:p>
+            <w:pPr>
+              <w:pStyle w:val="Compact"/>
             </w:pPr>
             <w:r>
               <w:rPr>
@@ -5580,10 +5449,10 @@
           </w:p>
         </w:tc>
         <w:tc>
-          <w:p>
-            <w:pPr>
-              <w:pStyle w:val="Compact"/>
-              <w:jc w:val="left"/>
+          <w:tcPr/>
+          <w:p>
+            <w:pPr>
+              <w:pStyle w:val="Compact"/>
             </w:pPr>
             <w:r>
               <w:t xml:space="preserve">autosave debounced after a state change</w:t>
@@ -5591,10 +5460,10 @@
           </w:p>
         </w:tc>
         <w:tc>
-          <w:p>
-            <w:pPr>
-              <w:pStyle w:val="Compact"/>
-              <w:jc w:val="left"/>
+          <w:tcPr/>
+          <w:p>
+            <w:pPr>
+              <w:pStyle w:val="Compact"/>
             </w:pPr>
             <w:r>
               <w:t xml:space="preserve">restore prompt on app load</w:t>
@@ -5604,10 +5473,10 @@
       </w:tr>
       <w:tr>
         <w:tc>
-          <w:p>
-            <w:pPr>
-              <w:pStyle w:val="Compact"/>
-              <w:jc w:val="left"/>
+          <w:tcPr/>
+          <w:p>
+            <w:pPr>
+              <w:pStyle w:val="Compact"/>
             </w:pPr>
             <w:r>
               <w:rPr>
@@ -5618,10 +5487,10 @@
           </w:p>
         </w:tc>
         <w:tc>
-          <w:p>
-            <w:pPr>
-              <w:pStyle w:val="Compact"/>
-              <w:jc w:val="left"/>
+          <w:tcPr/>
+          <w:p>
+            <w:pPr>
+              <w:pStyle w:val="Compact"/>
             </w:pPr>
             <w:r>
               <w:t xml:space="preserve">same as above (ISO-8601 timestamp)</w:t>
@@ -5629,10 +5498,10 @@
           </w:p>
         </w:tc>
         <w:tc>
-          <w:p>
-            <w:pPr>
-              <w:pStyle w:val="Compact"/>
-              <w:jc w:val="left"/>
+          <w:tcPr/>
+          <w:p>
+            <w:pPr>
+              <w:pStyle w:val="Compact"/>
             </w:pPr>
             <w:r>
               <w:t xml:space="preserve">restore prompt timestamp display</w:t>
@@ -5642,10 +5511,10 @@
       </w:tr>
       <w:tr>
         <w:tc>
-          <w:p>
-            <w:pPr>
-              <w:pStyle w:val="Compact"/>
-              <w:jc w:val="left"/>
+          <w:tcPr/>
+          <w:p>
+            <w:pPr>
+              <w:pStyle w:val="Compact"/>
             </w:pPr>
             <w:r>
               <w:rPr>
@@ -5656,10 +5525,10 @@
           </w:p>
         </w:tc>
         <w:tc>
-          <w:p>
-            <w:pPr>
-              <w:pStyle w:val="Compact"/>
-              <w:jc w:val="left"/>
+          <w:tcPr/>
+          <w:p>
+            <w:pPr>
+              <w:pStyle w:val="Compact"/>
             </w:pPr>
             <w:r>
               <w:t xml:space="preserve">explicit Save (when</w:t>
@@ -5694,10 +5563,10 @@
           </w:p>
         </w:tc>
         <w:tc>
-          <w:p>
-            <w:pPr>
-              <w:pStyle w:val="Compact"/>
-              <w:jc w:val="left"/>
+          <w:tcPr/>
+          <w:p>
+            <w:pPr>
+              <w:pStyle w:val="Compact"/>
             </w:pPr>
             <w:r>
               <w:t xml:space="preserve">restore prompt</w:t>
@@ -5707,10 +5576,10 @@
       </w:tr>
       <w:tr>
         <w:tc>
-          <w:p>
-            <w:pPr>
-              <w:pStyle w:val="Compact"/>
-              <w:jc w:val="left"/>
+          <w:tcPr/>
+          <w:p>
+            <w:pPr>
+              <w:pStyle w:val="Compact"/>
             </w:pPr>
             <w:r>
               <w:rPr>
@@ -5721,10 +5590,10 @@
           </w:p>
         </w:tc>
         <w:tc>
-          <w:p>
-            <w:pPr>
-              <w:pStyle w:val="Compact"/>
-              <w:jc w:val="left"/>
+          <w:tcPr/>
+          <w:p>
+            <w:pPr>
+              <w:pStyle w:val="Compact"/>
             </w:pPr>
             <w:r>
               <w:t xml:space="preserve">as above</w:t>
@@ -5732,10 +5601,10 @@
           </w:p>
         </w:tc>
         <w:tc>
-          <w:p>
-            <w:pPr>
-              <w:pStyle w:val="Compact"/>
-              <w:jc w:val="left"/>
+          <w:tcPr/>
+          <w:p>
+            <w:pPr>
+              <w:pStyle w:val="Compact"/>
             </w:pPr>
             <w:r>
               <w:t xml:space="preserve">restore prompt timestamp</w:t>
@@ -5745,10 +5614,10 @@
       </w:tr>
       <w:tr>
         <w:tc>
-          <w:p>
-            <w:pPr>
-              <w:pStyle w:val="Compact"/>
-              <w:jc w:val="left"/>
+          <w:tcPr/>
+          <w:p>
+            <w:pPr>
+              <w:pStyle w:val="Compact"/>
             </w:pPr>
             <w:r>
               <w:rPr>
@@ -5759,10 +5628,10 @@
           </w:p>
         </w:tc>
         <w:tc>
-          <w:p>
-            <w:pPr>
-              <w:pStyle w:val="Compact"/>
-              <w:jc w:val="left"/>
+          <w:tcPr/>
+          <w:p>
+            <w:pPr>
+              <w:pStyle w:val="Compact"/>
             </w:pPr>
             <w:r>
               <w:t xml:space="preserve">autosave path</w:t>
@@ -5770,10 +5639,10 @@
           </w:p>
         </w:tc>
         <w:tc>
-          <w:p>
-            <w:pPr>
-              <w:pStyle w:val="Compact"/>
-              <w:jc w:val="left"/>
+          <w:tcPr/>
+          <w:p>
+            <w:pPr>
+              <w:pStyle w:val="Compact"/>
             </w:pPr>
             <w:r>
               <w:t xml:space="preserve">seed for the course store on restore</w:t>
@@ -5783,10 +5652,10 @@
       </w:tr>
       <w:tr>
         <w:tc>
-          <w:p>
-            <w:pPr>
-              <w:pStyle w:val="Compact"/>
-              <w:jc w:val="left"/>
+          <w:tcPr/>
+          <w:p>
+            <w:pPr>
+              <w:pStyle w:val="Compact"/>
             </w:pPr>
             <w:r>
               <w:rPr>
@@ -5797,10 +5666,10 @@
           </w:p>
         </w:tc>
         <w:tc>
-          <w:p>
-            <w:pPr>
-              <w:pStyle w:val="Compact"/>
-              <w:jc w:val="left"/>
+          <w:tcPr/>
+          <w:p>
+            <w:pPr>
+              <w:pStyle w:val="Compact"/>
             </w:pPr>
             <w:r>
               <w:t xml:space="preserve">autosave path</w:t>
@@ -5808,10 +5677,10 @@
           </w:p>
         </w:tc>
         <w:tc>
-          <w:p>
-            <w:pPr>
-              <w:pStyle w:val="Compact"/>
-              <w:jc w:val="left"/>
+          <w:tcPr/>
+          <w:p>
+            <w:pPr>
+              <w:pStyle w:val="Compact"/>
             </w:pPr>
             <w:r>
               <w:t xml:space="preserve">seed for the people store on restore</w:t>
@@ -5843,15 +5712,15 @@
         <w:t xml:space="preserve">writes off the hot path of every keystroke / click.</w:t>
       </w:r>
     </w:p>
+    <w:bookmarkEnd w:id="19"/>
+    <w:bookmarkStart w:id="20" w:name="X0c75265e3087c7a0dc2f779ef01cf2810feace9"/>
     <w:p>
       <w:pPr>
         <w:pStyle w:val="Heading2"/>
       </w:pPr>
-      <w:bookmarkStart w:id="32" w:name="X0c75265e3087c7a0dc2f779ef01cf2810feace9"/>
       <w:r>
         <w:t xml:space="preserve">9. Errors and User Messages</w:t>
       </w:r>
-      <w:bookmarkEnd w:id="32"/>
     </w:p>
     <w:p>
       <w:pPr>
@@ -5876,30 +5745,23 @@
     <w:tbl>
       <w:tblPr>
         <w:tblStyle w:val="Table"/>
-        <w:tblW w:type="pct" w:w="0.0"/>
-        <w:tblLook w:firstRow="1"/>
+        <w:tblW w:type="auto" w:w="0"/>
+        <w:tblLook w:firstRow="1" w:lastRow="0" w:firstColumn="0" w:lastColumn="0" w:noHBand="0" w:noVBand="0" w:val="0020"/>
       </w:tblPr>
       <w:tblGrid>
-        <w:gridCol w:w="3120"/>
-        <w:gridCol w:w="3120"/>
-        <w:gridCol w:w="3120"/>
+        <w:gridCol w:w="2640"/>
+        <w:gridCol w:w="2640"/>
+        <w:gridCol w:w="2640"/>
       </w:tblGrid>
-      <w:tblGrid/>
       <w:tr>
         <w:trPr>
-          <w:cnfStyle w:firstRow="1"/>
+          <w:tblHeader w:val="on"/>
         </w:trPr>
         <w:tc>
-          <w:tcPr>
-            <w:tcBorders>
-              <w:bottom w:val="single"/>
-            </w:tcBorders>
-            <w:vAlign w:val="bottom"/>
-          </w:tcPr>
-          <w:p>
-            <w:pPr>
-              <w:pStyle w:val="Compact"/>
-              <w:jc w:val="left"/>
+          <w:tcPr/>
+          <w:p>
+            <w:pPr>
+              <w:pStyle w:val="Compact"/>
             </w:pPr>
             <w:r>
               <w:t xml:space="preserve">Exception</w:t>
@@ -5907,16 +5769,10 @@
           </w:p>
         </w:tc>
         <w:tc>
-          <w:tcPr>
-            <w:tcBorders>
-              <w:bottom w:val="single"/>
-            </w:tcBorders>
-            <w:vAlign w:val="bottom"/>
-          </w:tcPr>
-          <w:p>
-            <w:pPr>
-              <w:pStyle w:val="Compact"/>
-              <w:jc w:val="left"/>
+          <w:tcPr/>
+          <w:p>
+            <w:pPr>
+              <w:pStyle w:val="Compact"/>
             </w:pPr>
             <w:r>
               <w:t xml:space="preserve">Triggered by</w:t>
@@ -5924,16 +5780,10 @@
           </w:p>
         </w:tc>
         <w:tc>
-          <w:tcPr>
-            <w:tcBorders>
-              <w:bottom w:val="single"/>
-            </w:tcBorders>
-            <w:vAlign w:val="bottom"/>
-          </w:tcPr>
-          <w:p>
-            <w:pPr>
-              <w:pStyle w:val="Compact"/>
-              <w:jc w:val="left"/>
+          <w:tcPr/>
+          <w:p>
+            <w:pPr>
+              <w:pStyle w:val="Compact"/>
             </w:pPr>
             <w:r>
               <w:t xml:space="preserve">User-friendly meaning</w:t>
@@ -5943,10 +5793,10 @@
       </w:tr>
       <w:tr>
         <w:tc>
-          <w:p>
-            <w:pPr>
-              <w:pStyle w:val="Compact"/>
-              <w:jc w:val="left"/>
+          <w:tcPr/>
+          <w:p>
+            <w:pPr>
+              <w:pStyle w:val="Compact"/>
             </w:pPr>
             <w:r>
               <w:rPr>
@@ -5957,10 +5807,10 @@
           </w:p>
         </w:tc>
         <w:tc>
-          <w:p>
-            <w:pPr>
-              <w:pStyle w:val="Compact"/>
-              <w:jc w:val="left"/>
+          <w:tcPr/>
+          <w:p>
+            <w:pPr>
+              <w:pStyle w:val="Compact"/>
             </w:pPr>
             <w:r>
               <w:t xml:space="preserve">Wrong column count on a course or people row</w:t>
@@ -5968,10 +5818,10 @@
           </w:p>
         </w:tc>
         <w:tc>
-          <w:p>
-            <w:pPr>
-              <w:pStyle w:val="Compact"/>
-              <w:jc w:val="left"/>
+          <w:tcPr/>
+          <w:p>
+            <w:pPr>
+              <w:pStyle w:val="Compact"/>
             </w:pPr>
             <w:r>
               <w:t xml:space="preserve">"Line N: expected X columns but got Y."</w:t>
@@ -5981,10 +5831,10 @@
       </w:tr>
       <w:tr>
         <w:tc>
-          <w:p>
-            <w:pPr>
-              <w:pStyle w:val="Compact"/>
-              <w:jc w:val="left"/>
+          <w:tcPr/>
+          <w:p>
+            <w:pPr>
+              <w:pStyle w:val="Compact"/>
             </w:pPr>
             <w:r>
               <w:rPr>
@@ -5995,10 +5845,10 @@
           </w:p>
         </w:tc>
         <w:tc>
-          <w:p>
-            <w:pPr>
-              <w:pStyle w:val="Compact"/>
-              <w:jc w:val="left"/>
+          <w:tcPr/>
+          <w:p>
+            <w:pPr>
+              <w:pStyle w:val="Compact"/>
             </w:pPr>
             <w:r>
               <w:t xml:space="preserve">Same course code twice in</w:t>
@@ -6015,10 +5865,10 @@
           </w:p>
         </w:tc>
         <w:tc>
-          <w:p>
-            <w:pPr>
-              <w:pStyle w:val="Compact"/>
-              <w:jc w:val="left"/>
+          <w:tcPr/>
+          <w:p>
+            <w:pPr>
+              <w:pStyle w:val="Compact"/>
             </w:pPr>
             <w:r>
               <w:t xml:space="preserve">"The course file contains duplicate course codes:</w:t>
@@ -6034,10 +5884,10 @@
       </w:tr>
       <w:tr>
         <w:tc>
-          <w:p>
-            <w:pPr>
-              <w:pStyle w:val="Compact"/>
-              <w:jc w:val="left"/>
+          <w:tcPr/>
+          <w:p>
+            <w:pPr>
+              <w:pStyle w:val="Compact"/>
             </w:pPr>
             <w:r>
               <w:rPr>
@@ -6048,10 +5898,10 @@
           </w:p>
         </w:tc>
         <w:tc>
-          <w:p>
-            <w:pPr>
-              <w:pStyle w:val="Compact"/>
-              <w:jc w:val="left"/>
+          <w:tcPr/>
+          <w:p>
+            <w:pPr>
+              <w:pStyle w:val="Compact"/>
             </w:pPr>
             <w:r>
               <w:t xml:space="preserve">Person column 4 outside 0–6</w:t>
@@ -6059,10 +5909,10 @@
           </w:p>
         </w:tc>
         <w:tc>
-          <w:p>
-            <w:pPr>
-              <w:pStyle w:val="Compact"/>
-              <w:jc w:val="left"/>
+          <w:tcPr/>
+          <w:p>
+            <w:pPr>
+              <w:pStyle w:val="Compact"/>
             </w:pPr>
             <w:r>
               <w:t xml:space="preserve">"People file specifies invalid number of classes wanted:</w:t>
@@ -6087,10 +5937,10 @@
       </w:tr>
       <w:tr>
         <w:tc>
-          <w:p>
-            <w:pPr>
-              <w:pStyle w:val="Compact"/>
-              <w:jc w:val="left"/>
+          <w:tcPr/>
+          <w:p>
+            <w:pPr>
+              <w:pStyle w:val="Compact"/>
             </w:pPr>
             <w:r>
               <w:rPr>
@@ -6101,10 +5951,10 @@
           </w:p>
         </w:tc>
         <w:tc>
-          <w:p>
-            <w:pPr>
-              <w:pStyle w:val="Compact"/>
-              <w:jc w:val="left"/>
+          <w:tcPr/>
+          <w:p>
+            <w:pPr>
+              <w:pStyle w:val="Compact"/>
             </w:pPr>
             <w:r>
               <w:t xml:space="preserve">Availability cell ≠ '', '1', '2', '3'</w:t>
@@ -6112,10 +5962,10 @@
           </w:p>
         </w:tc>
         <w:tc>
-          <w:p>
-            <w:pPr>
-              <w:pStyle w:val="Compact"/>
-              <w:jc w:val="left"/>
+          <w:tcPr/>
+          <w:p>
+            <w:pPr>
+              <w:pStyle w:val="Compact"/>
             </w:pPr>
             <w:r>
               <w:t xml:space="preserve">"People file specifies unrecognized availability value:</w:t>
@@ -6140,10 +5990,10 @@
       </w:tr>
       <w:tr>
         <w:tc>
-          <w:p>
-            <w:pPr>
-              <w:pStyle w:val="Compact"/>
-              <w:jc w:val="left"/>
+          <w:tcPr/>
+          <w:p>
+            <w:pPr>
+              <w:pStyle w:val="Compact"/>
             </w:pPr>
             <w:r>
               <w:rPr>
@@ -6154,10 +6004,10 @@
           </w:p>
         </w:tc>
         <w:tc>
-          <w:p>
-            <w:pPr>
-              <w:pStyle w:val="Compact"/>
-              <w:jc w:val="left"/>
+          <w:tcPr/>
+          <w:p>
+            <w:pPr>
+              <w:pStyle w:val="Compact"/>
             </w:pPr>
             <w:r>
               <w:t xml:space="preserve">Same course code twice on one person</w:t>
@@ -6165,10 +6015,10 @@
           </w:p>
         </w:tc>
         <w:tc>
-          <w:p>
-            <w:pPr>
-              <w:pStyle w:val="Compact"/>
-              <w:jc w:val="left"/>
+          <w:tcPr/>
+          <w:p>
+            <w:pPr>
+              <w:pStyle w:val="Compact"/>
             </w:pPr>
             <w:r>
               <w:t xml:space="preserve">"A class is chosen more than once:</w:t>
@@ -6193,10 +6043,10 @@
       </w:tr>
       <w:tr>
         <w:tc>
-          <w:p>
-            <w:pPr>
-              <w:pStyle w:val="Compact"/>
-              <w:jc w:val="left"/>
+          <w:tcPr/>
+          <w:p>
+            <w:pPr>
+              <w:pStyle w:val="Compact"/>
             </w:pPr>
             <w:r>
               <w:rPr>
@@ -6207,10 +6057,10 @@
           </w:p>
         </w:tc>
         <w:tc>
-          <w:p>
-            <w:pPr>
-              <w:pStyle w:val="Compact"/>
-              <w:jc w:val="left"/>
+          <w:tcPr/>
+          <w:p>
+            <w:pPr>
+              <w:pStyle w:val="Compact"/>
             </w:pPr>
             <w:r>
               <w:t xml:space="preserve">Wants &gt; listed</w:t>
@@ -6218,10 +6068,10 @@
           </w:p>
         </w:tc>
         <w:tc>
-          <w:p>
-            <w:pPr>
-              <w:pStyle w:val="Compact"/>
-              <w:jc w:val="left"/>
+          <w:tcPr/>
+          <w:p>
+            <w:pPr>
+              <w:pStyle w:val="Compact"/>
             </w:pPr>
             <w:r>
               <w:t xml:space="preserve">"Member wants more classes than listed at line</w:t>
@@ -6237,10 +6087,10 @@
       </w:tr>
       <w:tr>
         <w:tc>
-          <w:p>
-            <w:pPr>
-              <w:pStyle w:val="Compact"/>
-              <w:jc w:val="left"/>
+          <w:tcPr/>
+          <w:p>
+            <w:pPr>
+              <w:pStyle w:val="Compact"/>
             </w:pPr>
             <w:r>
               <w:rPr>
@@ -6251,10 +6101,10 @@
           </w:p>
         </w:tc>
         <w:tc>
-          <w:p>
-            <w:pPr>
-              <w:pStyle w:val="Compact"/>
-              <w:jc w:val="left"/>
+          <w:tcPr/>
+          <w:p>
+            <w:pPr>
+              <w:pStyle w:val="Compact"/>
             </w:pPr>
             <w:r>
               <w:t xml:space="preserve">numClassWanted = 0 but choices present</w:t>
@@ -6262,10 +6112,10 @@
           </w:p>
         </w:tc>
         <w:tc>
-          <w:p>
-            <w:pPr>
-              <w:pStyle w:val="Compact"/>
-              <w:jc w:val="left"/>
+          <w:tcPr/>
+          <w:p>
+            <w:pPr>
+              <w:pStyle w:val="Compact"/>
             </w:pPr>
             <w:r>
               <w:t xml:space="preserve">"Listing classes despite wanting zero at line</w:t>
@@ -6281,10 +6131,10 @@
       </w:tr>
       <w:tr>
         <w:tc>
-          <w:p>
-            <w:pPr>
-              <w:pStyle w:val="Compact"/>
-              <w:jc w:val="left"/>
+          <w:tcPr/>
+          <w:p>
+            <w:pPr>
+              <w:pStyle w:val="Compact"/>
             </w:pPr>
             <w:r>
               <w:rPr>
@@ -6295,10 +6145,10 @@
           </w:p>
         </w:tc>
         <w:tc>
-          <w:p>
-            <w:pPr>
-              <w:pStyle w:val="Compact"/>
-              <w:jc w:val="left"/>
+          <w:tcPr/>
+          <w:p>
+            <w:pPr>
+              <w:pStyle w:val="Compact"/>
             </w:pPr>
             <w:r>
               <w:t xml:space="preserve">A person references an unknown course code</w:t>
@@ -6306,10 +6156,10 @@
           </w:p>
         </w:tc>
         <w:tc>
-          <w:p>
-            <w:pPr>
-              <w:pStyle w:val="Compact"/>
-              <w:jc w:val="left"/>
+          <w:tcPr/>
+          <w:p>
+            <w:pPr>
+              <w:pStyle w:val="Compact"/>
             </w:pPr>
             <w:r>
               <w:t xml:space="preserve">The exception message names the offending code.</w:t>
@@ -6319,10 +6169,10 @@
       </w:tr>
       <w:tr>
         <w:tc>
-          <w:p>
-            <w:pPr>
-              <w:pStyle w:val="Compact"/>
-              <w:jc w:val="left"/>
+          <w:tcPr/>
+          <w:p>
+            <w:pPr>
+              <w:pStyle w:val="Compact"/>
             </w:pPr>
             <w:r>
               <w:rPr>
@@ -6333,10 +6183,10 @@
           </w:p>
         </w:tc>
         <w:tc>
-          <w:p>
-            <w:pPr>
-              <w:pStyle w:val="Compact"/>
-              <w:jc w:val="left"/>
+          <w:tcPr/>
+          <w:p>
+            <w:pPr>
+              <w:pStyle w:val="Compact"/>
             </w:pPr>
             <w:r>
               <w:t xml:space="preserve">Two rows with the same first/last name</w:t>
@@ -6344,10 +6194,10 @@
           </w:p>
         </w:tc>
         <w:tc>
-          <w:p>
-            <w:pPr>
-              <w:pStyle w:val="Compact"/>
-              <w:jc w:val="left"/>
+          <w:tcPr/>
+          <w:p>
+            <w:pPr>
+              <w:pStyle w:val="Compact"/>
             </w:pPr>
             <w:r>
               <w:t xml:space="preserve">"</w:t>
@@ -6366,10 +6216,10 @@
       </w:tr>
       <w:tr>
         <w:tc>
-          <w:p>
-            <w:pPr>
-              <w:pStyle w:val="Compact"/>
-              <w:jc w:val="left"/>
+          <w:tcPr/>
+          <w:p>
+            <w:pPr>
+              <w:pStyle w:val="Compact"/>
             </w:pPr>
             <w:r>
               <w:rPr>
@@ -6380,10 +6230,10 @@
           </w:p>
         </w:tc>
         <w:tc>
-          <w:p>
-            <w:pPr>
-              <w:pStyle w:val="Compact"/>
-              <w:jc w:val="left"/>
+          <w:tcPr/>
+          <w:p>
+            <w:pPr>
+              <w:pStyle w:val="Compact"/>
             </w:pPr>
             <w:r>
               <w:t xml:space="preserve">Time-slot index outside 0–19</w:t>
@@ -6391,10 +6241,10 @@
           </w:p>
         </w:tc>
         <w:tc>
-          <w:p>
-            <w:pPr>
-              <w:pStyle w:val="Compact"/>
-              <w:jc w:val="left"/>
+          <w:tcPr/>
+          <w:p>
+            <w:pPr>
+              <w:pStyle w:val="Compact"/>
             </w:pPr>
             <w:r>
               <w:t xml:space="preserve">"Invalid time index."</w:t>
@@ -6416,6 +6266,7 @@
       <w:r>
         <w:rPr>
           <w:b/>
+          <w:bCs/>
         </w:rPr>
         <w:t xml:space="preserve">cleared</w:t>
       </w:r>
@@ -6426,42 +6277,35 @@
         <w:t xml:space="preserve">(the file load is atomic — partial loads are not allowed to leak through).</w:t>
       </w:r>
     </w:p>
+    <w:bookmarkEnd w:id="20"/>
+    <w:bookmarkStart w:id="21" w:name="X92225d1d57190835a3230014bfc14530e0b84af"/>
     <w:p>
       <w:pPr>
         <w:pStyle w:val="Heading2"/>
       </w:pPr>
-      <w:bookmarkStart w:id="33" w:name="X92225d1d57190835a3230014bfc14530e0b84af"/>
       <w:r>
         <w:t xml:space="preserve">10. Test Fixtures (seed/test data notes)</w:t>
       </w:r>
-      <w:bookmarkEnd w:id="33"/>
     </w:p>
     <w:tbl>
       <w:tblPr>
         <w:tblStyle w:val="Table"/>
-        <w:tblW w:type="pct" w:w="0.0"/>
-        <w:tblLook w:firstRow="1"/>
+        <w:tblW w:type="auto" w:w="0"/>
+        <w:tblLook w:firstRow="1" w:lastRow="0" w:firstColumn="0" w:lastColumn="0" w:noHBand="0" w:noVBand="0" w:val="0020"/>
       </w:tblPr>
       <w:tblGrid>
-        <w:gridCol w:w="4680"/>
-        <w:gridCol w:w="4680"/>
+        <w:gridCol w:w="3960"/>
+        <w:gridCol w:w="3960"/>
       </w:tblGrid>
-      <w:tblGrid/>
       <w:tr>
         <w:trPr>
-          <w:cnfStyle w:firstRow="1"/>
+          <w:tblHeader w:val="on"/>
         </w:trPr>
         <w:tc>
-          <w:tcPr>
-            <w:tcBorders>
-              <w:bottom w:val="single"/>
-            </w:tcBorders>
-            <w:vAlign w:val="bottom"/>
-          </w:tcPr>
-          <w:p>
-            <w:pPr>
-              <w:pStyle w:val="Compact"/>
-              <w:jc w:val="left"/>
+          <w:tcPr/>
+          <w:p>
+            <w:pPr>
+              <w:pStyle w:val="Compact"/>
             </w:pPr>
             <w:r>
               <w:t xml:space="preserve">File</w:t>
@@ -6469,16 +6313,10 @@
           </w:p>
         </w:tc>
         <w:tc>
-          <w:tcPr>
-            <w:tcBorders>
-              <w:bottom w:val="single"/>
-            </w:tcBorders>
-            <w:vAlign w:val="bottom"/>
-          </w:tcPr>
-          <w:p>
-            <w:pPr>
-              <w:pStyle w:val="Compact"/>
-              <w:jc w:val="left"/>
+          <w:tcPr/>
+          <w:p>
+            <w:pPr>
+              <w:pStyle w:val="Compact"/>
             </w:pPr>
             <w:r>
               <w:t xml:space="preserve">Purpose</w:t>
@@ -6488,10 +6326,10 @@
       </w:tr>
       <w:tr>
         <w:tc>
-          <w:p>
-            <w:pPr>
-              <w:pStyle w:val="Compact"/>
-              <w:jc w:val="left"/>
+          <w:tcPr/>
+          <w:p>
+            <w:pPr>
+              <w:pStyle w:val="Compact"/>
             </w:pPr>
             <w:r>
               <w:rPr>
@@ -6502,10 +6340,10 @@
           </w:p>
         </w:tc>
         <w:tc>
-          <w:p>
-            <w:pPr>
-              <w:pStyle w:val="Compact"/>
-              <w:jc w:val="left"/>
+          <w:tcPr/>
+          <w:p>
+            <w:pPr>
+              <w:pStyle w:val="Compact"/>
             </w:pPr>
             <w:r>
               <w:t xml:space="preserve">Canonical 24-course offering (production-shaped).</w:t>
@@ -6515,10 +6353,10 @@
       </w:tr>
       <w:tr>
         <w:tc>
-          <w:p>
-            <w:pPr>
-              <w:pStyle w:val="Compact"/>
-              <w:jc w:val="left"/>
+          <w:tcPr/>
+          <w:p>
+            <w:pPr>
+              <w:pStyle w:val="Compact"/>
             </w:pPr>
             <w:r>
               <w:rPr>
@@ -6529,10 +6367,10 @@
           </w:p>
         </w:tc>
         <w:tc>
-          <w:p>
-            <w:pPr>
-              <w:pStyle w:val="Compact"/>
-              <w:jc w:val="left"/>
+          <w:tcPr/>
+          <w:p>
+            <w:pPr>
+              <w:pStyle w:val="Compact"/>
             </w:pPr>
             <w:r>
               <w:t xml:space="preserve">Canonical 267-person roster (production-shaped).</w:t>
@@ -6542,10 +6380,10 @@
       </w:tr>
       <w:tr>
         <w:tc>
-          <w:p>
-            <w:pPr>
-              <w:pStyle w:val="Compact"/>
-              <w:jc w:val="left"/>
+          <w:tcPr/>
+          <w:p>
+            <w:pPr>
+              <w:pStyle w:val="Compact"/>
             </w:pPr>
             <w:r>
               <w:rPr>
@@ -6568,10 +6406,10 @@
           </w:p>
         </w:tc>
         <w:tc>
-          <w:p>
-            <w:pPr>
-              <w:pStyle w:val="Compact"/>
-              <w:jc w:val="left"/>
+          <w:tcPr/>
+          <w:p>
+            <w:pPr>
+              <w:pStyle w:val="Compact"/>
             </w:pPr>
             <w:r>
               <w:t xml:space="preserve">Forces the split path.</w:t>
@@ -6581,10 +6419,10 @@
       </w:tr>
       <w:tr>
         <w:tc>
-          <w:p>
-            <w:pPr>
-              <w:pStyle w:val="Compact"/>
-              <w:jc w:val="left"/>
+          <w:tcPr/>
+          <w:p>
+            <w:pPr>
+              <w:pStyle w:val="Compact"/>
             </w:pPr>
             <w:r>
               <w:rPr>
@@ -6595,10 +6433,10 @@
           </w:p>
         </w:tc>
         <w:tc>
-          <w:p>
-            <w:pPr>
-              <w:pStyle w:val="Compact"/>
-              <w:jc w:val="left"/>
+          <w:tcPr/>
+          <w:p>
+            <w:pPr>
+              <w:pStyle w:val="Compact"/>
             </w:pPr>
             <w:r>
               <w:t xml:space="preserve">Whitespace-tolerance edge cases.</w:t>
@@ -6608,10 +6446,10 @@
       </w:tr>
       <w:tr>
         <w:tc>
-          <w:p>
-            <w:pPr>
-              <w:pStyle w:val="Compact"/>
-              <w:jc w:val="left"/>
+          <w:tcPr/>
+          <w:p>
+            <w:pPr>
+              <w:pStyle w:val="Compact"/>
             </w:pPr>
             <w:r>
               <w:rPr>
@@ -6622,10 +6460,10 @@
           </w:p>
         </w:tc>
         <w:tc>
-          <w:p>
-            <w:pPr>
-              <w:pStyle w:val="Compact"/>
-              <w:jc w:val="left"/>
+          <w:tcPr/>
+          <w:p>
+            <w:pPr>
+              <w:pStyle w:val="Compact"/>
             </w:pPr>
             <w:r>
               <w:t xml:space="preserve">Drives schedule-stage tests.</w:t>
@@ -6635,10 +6473,10 @@
       </w:tr>
       <w:tr>
         <w:tc>
-          <w:p>
-            <w:pPr>
-              <w:pStyle w:val="Compact"/>
-              <w:jc w:val="left"/>
+          <w:tcPr/>
+          <w:p>
+            <w:pPr>
+              <w:pStyle w:val="Compact"/>
             </w:pPr>
             <w:r>
               <w:rPr>
@@ -6649,10 +6487,10 @@
           </w:p>
         </w:tc>
         <w:tc>
-          <w:p>
-            <w:pPr>
-              <w:pStyle w:val="Compact"/>
-              <w:jc w:val="left"/>
+          <w:tcPr/>
+          <w:p>
+            <w:pPr>
+              <w:pStyle w:val="Compact"/>
             </w:pPr>
             <w:r>
               <w:t xml:space="preserve">Drives drop-stage tests.</w:t>
@@ -6662,10 +6500,10 @@
       </w:tr>
       <w:tr>
         <w:tc>
-          <w:p>
-            <w:pPr>
-              <w:pStyle w:val="Compact"/>
-              <w:jc w:val="left"/>
+          <w:tcPr/>
+          <w:p>
+            <w:pPr>
+              <w:pStyle w:val="Compact"/>
             </w:pPr>
             <w:r>
               <w:rPr>
@@ -6676,10 +6514,10 @@
           </w:p>
         </w:tc>
         <w:tc>
-          <w:p>
-            <w:pPr>
-              <w:pStyle w:val="Compact"/>
-              <w:jc w:val="left"/>
+          <w:tcPr/>
+          <w:p>
+            <w:pPr>
+              <w:pStyle w:val="Compact"/>
             </w:pPr>
             <w:r>
               <w:t xml:space="preserve">Per-exception failure-path inputs.</w:t>
@@ -6696,7 +6534,13 @@
         <w:t xml:space="preserve">Use these as your reference whenever a stakeholder reports a "the file won't load" issue — diff their file against the matching fixture and the column shape will jump out.</w:t>
       </w:r>
     </w:p>
-    <w:sectPr/>
+    <w:bookmarkEnd w:id="21"/>
+    <w:bookmarkEnd w:id="22"/>
+    <w:sectPr>
+      <w:footnotePr>
+        <w:numRestart w:val="eachSect"/>
+      </w:footnotePr>
+    </w:sectPr>
   </w:body>
 </w:document>
 </file>
@@ -6727,17 +6571,14 @@
 <file path=word/numbering.xml><?xml version="1.0" encoding="utf-8"?>
 <w:numbering xmlns:w="http://schemas.openxmlformats.org/wordprocessingml/2006/main">
   <w:abstractNum w:abstractNumId="990">
-    <w:nsid w:val="2c1ae401"/>
+    <w:nsid w:val="0000A990"/>
     <w:multiLevelType w:val="multilevel"/>
     <w:lvl w:ilvl="0">
       <w:numFmt w:val="bullet"/>
       <w:lvlText w:val=" "/>
       <w:lvlJc w:val="left"/>
       <w:pPr>
-        <w:tabs>
-          <w:tab w:val="num" w:pos="0"/>
-        </w:tabs>
-        <w:ind w:left="480" w:hanging="480"/>
+        <w:ind w:left="720" w:hanging="360"/>
       </w:pPr>
     </w:lvl>
     <w:lvl w:ilvl="1">
@@ -6745,10 +6586,7 @@
       <w:lvlText w:val=" "/>
       <w:lvlJc w:val="left"/>
       <w:pPr>
-        <w:tabs>
-          <w:tab w:val="num" w:pos="720"/>
-        </w:tabs>
-        <w:ind w:left="1200" w:hanging="480"/>
+        <w:ind w:left="1440" w:hanging="360"/>
       </w:pPr>
     </w:lvl>
     <w:lvl w:ilvl="2">
@@ -6756,10 +6594,7 @@
       <w:lvlText w:val=" "/>
       <w:lvlJc w:val="left"/>
       <w:pPr>
-        <w:tabs>
-          <w:tab w:val="num" w:pos="1440"/>
-        </w:tabs>
-        <w:ind w:left="1920" w:hanging="480"/>
+        <w:ind w:left="2160" w:hanging="360"/>
       </w:pPr>
     </w:lvl>
     <w:lvl w:ilvl="3">
@@ -6767,10 +6602,7 @@
       <w:lvlText w:val=" "/>
       <w:lvlJc w:val="left"/>
       <w:pPr>
-        <w:tabs>
-          <w:tab w:val="num" w:pos="2160"/>
-        </w:tabs>
-        <w:ind w:left="2640" w:hanging="480"/>
+        <w:ind w:left="2880" w:hanging="360"/>
       </w:pPr>
     </w:lvl>
     <w:lvl w:ilvl="4">
@@ -6778,10 +6610,7 @@
       <w:lvlText w:val=" "/>
       <w:lvlJc w:val="left"/>
       <w:pPr>
-        <w:tabs>
-          <w:tab w:val="num" w:pos="2880"/>
-        </w:tabs>
-        <w:ind w:left="3360" w:hanging="480"/>
+        <w:ind w:left="3600" w:hanging="360"/>
       </w:pPr>
     </w:lvl>
     <w:lvl w:ilvl="5">
@@ -6789,10 +6618,7 @@
       <w:lvlText w:val=" "/>
       <w:lvlJc w:val="left"/>
       <w:pPr>
-        <w:tabs>
-          <w:tab w:val="num" w:pos="3600"/>
-        </w:tabs>
-        <w:ind w:left="4080" w:hanging="480"/>
+        <w:ind w:left="4320" w:hanging="360"/>
       </w:pPr>
     </w:lvl>
     <w:lvl w:ilvl="6">
@@ -6800,10 +6626,7 @@
       <w:lvlText w:val=" "/>
       <w:lvlJc w:val="left"/>
       <w:pPr>
-        <w:tabs>
-          <w:tab w:val="num" w:pos="4320"/>
-        </w:tabs>
-        <w:ind w:left="4800" w:hanging="480"/>
+        <w:ind w:left="5040" w:hanging="360"/>
       </w:pPr>
     </w:lvl>
     <w:lvl w:ilvl="7">
@@ -6811,10 +6634,7 @@
       <w:lvlText w:val=" "/>
       <w:lvlJc w:val="left"/>
       <w:pPr>
-        <w:tabs>
-          <w:tab w:val="num" w:pos="5040"/>
-        </w:tabs>
-        <w:ind w:left="5520" w:hanging="480"/>
+        <w:ind w:left="5760" w:hanging="360"/>
       </w:pPr>
     </w:lvl>
     <w:lvl w:ilvl="8">
@@ -6822,118 +6642,115 @@
       <w:lvlText w:val=" "/>
       <w:lvlJc w:val="left"/>
       <w:pPr>
-        <w:tabs>
-          <w:tab w:val="num" w:pos="5760"/>
-        </w:tabs>
-        <w:ind w:left="6240" w:hanging="480"/>
+        <w:ind w:left="6480" w:hanging="360"/>
       </w:pPr>
     </w:lvl>
   </w:abstractNum>
   <w:abstractNum w:abstractNumId="991">
-    <w:nsid w:val="ea454b4c"/>
+    <w:nsid w:val="0000A991"/>
     <w:multiLevelType w:val="multilevel"/>
     <w:lvl w:ilvl="0">
       <w:numFmt w:val="bullet"/>
-      <w:lvlText w:val="•"/>
+      <w:lvlText w:val=""/>
       <w:lvlJc w:val="left"/>
       <w:pPr>
-        <w:tabs>
-          <w:tab w:val="num" w:pos="0"/>
-        </w:tabs>
-        <w:ind w:left="480" w:hanging="480"/>
-      </w:pPr>
+        <w:ind w:left="720" w:hanging="360"/>
+      </w:pPr>
+      <w:rPr>
+        <w:rFonts w:ascii="Symbol" w:hAnsi="Symbol" w:cs="Symbol" w:hint="default"/>
+      </w:rPr>
     </w:lvl>
     <w:lvl w:ilvl="1">
       <w:numFmt w:val="bullet"/>
-      <w:lvlText w:val="–"/>
+      <w:lvlText w:val="o"/>
       <w:lvlJc w:val="left"/>
       <w:pPr>
-        <w:tabs>
-          <w:tab w:val="num" w:pos="720"/>
-        </w:tabs>
-        <w:ind w:left="1200" w:hanging="480"/>
-      </w:pPr>
+        <w:ind w:left="1440" w:hanging="360"/>
+      </w:pPr>
+      <w:rPr>
+        <w:rFonts w:ascii="Courier New" w:hAnsi="Courier New" w:cs="Courier New" w:hint="default"/>
+      </w:rPr>
     </w:lvl>
     <w:lvl w:ilvl="2">
       <w:numFmt w:val="bullet"/>
-      <w:lvlText w:val="•"/>
+      <w:lvlText w:val=""/>
       <w:lvlJc w:val="left"/>
       <w:pPr>
-        <w:tabs>
-          <w:tab w:val="num" w:pos="1440"/>
-        </w:tabs>
-        <w:ind w:left="1920" w:hanging="480"/>
-      </w:pPr>
+        <w:ind w:left="2160" w:hanging="360"/>
+      </w:pPr>
+      <w:rPr>
+        <w:rFonts w:ascii="Wingdings" w:hAnsi="Wingdings" w:cs="Wingdings" w:hint="default"/>
+      </w:rPr>
     </w:lvl>
     <w:lvl w:ilvl="3">
       <w:numFmt w:val="bullet"/>
-      <w:lvlText w:val="–"/>
+      <w:lvlText w:val=""/>
       <w:lvlJc w:val="left"/>
       <w:pPr>
-        <w:tabs>
-          <w:tab w:val="num" w:pos="2160"/>
-        </w:tabs>
-        <w:ind w:left="2640" w:hanging="480"/>
-      </w:pPr>
+        <w:ind w:left="2880" w:hanging="360"/>
+      </w:pPr>
+      <w:rPr>
+        <w:rFonts w:ascii="Symbol" w:hAnsi="Symbol" w:cs="Symbol" w:hint="default"/>
+      </w:rPr>
     </w:lvl>
     <w:lvl w:ilvl="4">
       <w:numFmt w:val="bullet"/>
-      <w:lvlText w:val="•"/>
+      <w:lvlText w:val="o"/>
       <w:lvlJc w:val="left"/>
       <w:pPr>
-        <w:tabs>
-          <w:tab w:val="num" w:pos="2880"/>
-        </w:tabs>
-        <w:ind w:left="3360" w:hanging="480"/>
-      </w:pPr>
+        <w:ind w:left="3600" w:hanging="360"/>
+      </w:pPr>
+      <w:rPr>
+        <w:rFonts w:ascii="Courier New" w:hAnsi="Courier New" w:cs="Courier New" w:hint="default"/>
+      </w:rPr>
     </w:lvl>
     <w:lvl w:ilvl="5">
       <w:numFmt w:val="bullet"/>
-      <w:lvlText w:val="–"/>
+      <w:lvlText w:val=""/>
       <w:lvlJc w:val="left"/>
       <w:pPr>
-        <w:tabs>
-          <w:tab w:val="num" w:pos="3600"/>
-        </w:tabs>
-        <w:ind w:left="4080" w:hanging="480"/>
-      </w:pPr>
+        <w:ind w:left="4320" w:hanging="360"/>
+      </w:pPr>
+      <w:rPr>
+        <w:rFonts w:ascii="Wingdings" w:hAnsi="Wingdings" w:cs="Wingdings" w:hint="default"/>
+      </w:rPr>
     </w:lvl>
     <w:lvl w:ilvl="6">
       <w:numFmt w:val="bullet"/>
-      <w:lvlText w:val="•"/>
+      <w:lvlText w:val=""/>
       <w:lvlJc w:val="left"/>
       <w:pPr>
-        <w:tabs>
-          <w:tab w:val="num" w:pos="4320"/>
-        </w:tabs>
-        <w:ind w:left="4800" w:hanging="480"/>
-      </w:pPr>
+        <w:ind w:left="5040" w:hanging="360"/>
+      </w:pPr>
+      <w:rPr>
+        <w:rFonts w:ascii="Symbol" w:hAnsi="Symbol" w:cs="Symbol" w:hint="default"/>
+      </w:rPr>
     </w:lvl>
     <w:lvl w:ilvl="7">
       <w:numFmt w:val="bullet"/>
-      <w:lvlText w:val="–"/>
+      <w:lvlText w:val="o"/>
       <w:lvlJc w:val="left"/>
       <w:pPr>
-        <w:tabs>
-          <w:tab w:val="num" w:pos="5040"/>
-        </w:tabs>
-        <w:ind w:left="5520" w:hanging="480"/>
-      </w:pPr>
+        <w:ind w:left="5760" w:hanging="360"/>
+      </w:pPr>
+      <w:rPr>
+        <w:rFonts w:ascii="Courier New" w:hAnsi="Courier New" w:cs="Courier New" w:hint="default"/>
+      </w:rPr>
     </w:lvl>
     <w:lvl w:ilvl="8">
       <w:numFmt w:val="bullet"/>
-      <w:lvlText w:val="•"/>
+      <w:lvlText w:val=""/>
       <w:lvlJc w:val="left"/>
       <w:pPr>
-        <w:tabs>
-          <w:tab w:val="num" w:pos="5760"/>
-        </w:tabs>
-        <w:ind w:left="6240" w:hanging="480"/>
-      </w:pPr>
+        <w:ind w:left="6480" w:hanging="360"/>
+      </w:pPr>
+      <w:rPr>
+        <w:rFonts w:ascii="Wingdings" w:hAnsi="Wingdings" w:cs="Wingdings" w:hint="default"/>
+      </w:rPr>
     </w:lvl>
   </w:abstractNum>
-  <w:abstractNum w:abstractNumId="99211">
-    <w:nsid w:val="71315dca"/>
+  <w:abstractNum w:abstractNumId="99411">
+    <w:nsid w:val="00A99411"/>
     <w:multiLevelType w:val="multilevel"/>
     <w:lvl w:ilvl="0">
       <w:start w:val="1"/>
@@ -6941,34 +6758,25 @@
       <w:lvlText w:val="%1."/>
       <w:lvlJc w:val="left"/>
       <w:pPr>
-        <w:tabs>
-          <w:tab w:val="num" w:pos="0"/>
-        </w:tabs>
-        <w:ind w:left="480" w:hanging="480"/>
+        <w:ind w:left="720" w:hanging="360"/>
       </w:pPr>
     </w:lvl>
     <w:lvl w:ilvl="1">
       <w:start w:val="1"/>
-      <w:numFmt w:val="lowerLetter"/>
+      <w:numFmt w:val="decimal"/>
       <w:lvlText w:val="%2."/>
       <w:lvlJc w:val="left"/>
       <w:pPr>
-        <w:tabs>
-          <w:tab w:val="num" w:pos="720"/>
-        </w:tabs>
-        <w:ind w:left="1200" w:hanging="480"/>
+        <w:ind w:left="1440" w:hanging="360"/>
       </w:pPr>
     </w:lvl>
     <w:lvl w:ilvl="2">
       <w:start w:val="1"/>
-      <w:numFmt w:val="lowerRoman"/>
+      <w:numFmt w:val="decimal"/>
       <w:lvlText w:val="%3."/>
       <w:lvlJc w:val="left"/>
       <w:pPr>
-        <w:tabs>
-          <w:tab w:val="num" w:pos="1440"/>
-        </w:tabs>
-        <w:ind w:left="1920" w:hanging="480"/>
+        <w:ind w:left="2160" w:hanging="360"/>
       </w:pPr>
     </w:lvl>
     <w:lvl w:ilvl="3">
@@ -6977,34 +6785,25 @@
       <w:lvlText w:val="%4."/>
       <w:lvlJc w:val="left"/>
       <w:pPr>
-        <w:tabs>
-          <w:tab w:val="num" w:pos="2160"/>
-        </w:tabs>
-        <w:ind w:left="2640" w:hanging="480"/>
+        <w:ind w:left="2880" w:hanging="360"/>
       </w:pPr>
     </w:lvl>
     <w:lvl w:ilvl="4">
       <w:start w:val="1"/>
-      <w:numFmt w:val="lowerLetter"/>
+      <w:numFmt w:val="decimal"/>
       <w:lvlText w:val="%5."/>
       <w:lvlJc w:val="left"/>
       <w:pPr>
-        <w:tabs>
-          <w:tab w:val="num" w:pos="2880"/>
-        </w:tabs>
-        <w:ind w:left="3360" w:hanging="480"/>
+        <w:ind w:left="3600" w:hanging="360"/>
       </w:pPr>
     </w:lvl>
     <w:lvl w:ilvl="5">
       <w:start w:val="1"/>
-      <w:numFmt w:val="lowerRoman"/>
+      <w:numFmt w:val="decimal"/>
       <w:lvlText w:val="%6."/>
       <w:lvlJc w:val="left"/>
       <w:pPr>
-        <w:tabs>
-          <w:tab w:val="num" w:pos="3600"/>
-        </w:tabs>
-        <w:ind w:left="4080" w:hanging="480"/>
+        <w:ind w:left="4320" w:hanging="360"/>
       </w:pPr>
     </w:lvl>
     <w:lvl w:ilvl="6">
@@ -7013,34 +6812,25 @@
       <w:lvlText w:val="%7."/>
       <w:lvlJc w:val="left"/>
       <w:pPr>
-        <w:tabs>
-          <w:tab w:val="num" w:pos="4320"/>
-        </w:tabs>
-        <w:ind w:left="4800" w:hanging="480"/>
+        <w:ind w:left="5040" w:hanging="360"/>
       </w:pPr>
     </w:lvl>
     <w:lvl w:ilvl="7">
       <w:start w:val="1"/>
-      <w:numFmt w:val="lowerLetter"/>
+      <w:numFmt w:val="decimal"/>
       <w:lvlText w:val="%8."/>
       <w:lvlJc w:val="left"/>
       <w:pPr>
-        <w:tabs>
-          <w:tab w:val="num" w:pos="5040"/>
-        </w:tabs>
-        <w:ind w:left="5520" w:hanging="480"/>
+        <w:ind w:left="5760" w:hanging="360"/>
       </w:pPr>
     </w:lvl>
     <w:lvl w:ilvl="8">
       <w:start w:val="1"/>
-      <w:numFmt w:val="lowerRoman"/>
+      <w:numFmt w:val="decimal"/>
       <w:lvlText w:val="%9."/>
       <w:lvlJc w:val="left"/>
       <w:pPr>
-        <w:tabs>
-          <w:tab w:val="num" w:pos="5760"/>
-        </w:tabs>
-        <w:ind w:left="6240" w:hanging="480"/>
+        <w:ind w:left="6480" w:hanging="360"/>
       </w:pPr>
     </w:lvl>
   </w:abstractNum>
@@ -7060,7 +6850,7 @@
     <w:abstractNumId w:val="991"/>
   </w:num>
   <w:num w:numId="1005">
-    <w:abstractNumId w:val="99211"/>
+    <w:abstractNumId w:val="99411"/>
     <w:lvlOverride w:ilvl="0">
       <w:startOverride w:val="1"/>
     </w:lvlOverride>
@@ -7097,10 +6887,10 @@
   <w:docDefaults>
     <w:rPrDefault>
       <w:rPr>
-        <w:rFonts w:asciiTheme="minorHAnsi" w:eastAsiaTheme="minorHAnsi" w:hAnsiTheme="minorHAnsi" w:cstheme="minorBidi"/>
+        <w:rFonts w:asciiTheme="minorHAnsi" w:cstheme="minorBidi" w:eastAsiaTheme="minorEastAsia" w:hAnsiTheme="minorHAnsi"/>
         <w:sz w:val="24"/>
         <w:szCs w:val="24"/>
-        <w:lang w:val="en-US" w:eastAsia="en-US" w:bidi="ar-SA"/>
+        <w:lang w:bidi="ar-SA" w:eastAsia="zh-CN" w:val="en-US"/>
       </w:rPr>
     </w:rPrDefault>
     <w:pPrDefault>
@@ -7109,91 +6899,145 @@
       </w:pPr>
     </w:pPrDefault>
   </w:docDefaults>
-  <w:latentStyles w:defLockedState="0" w:defUIPriority="0" w:defSemiHidden="0" w:defUnhideWhenUsed="0" w:defQFormat="0" w:count="276"/>
-  <w:style w:type="paragraph" w:default="1" w:styleId="Normal">
+  <w:latentStyles w:count="276" w:defLockedState="0" w:defQFormat="0" w:defSemiHidden="0" w:defUIPriority="0" w:defUnhideWhenUsed="0"/>
+  <w:style w:default="1" w:styleId="Normal" w:type="paragraph">
     <w:name w:val="Normal"/>
     <w:qFormat/>
   </w:style>
-  <w:style w:type="paragraph" w:styleId="BodyText">
+  <w:style w:styleId="BodyText" w:type="paragraph">
     <w:name w:val="Body Text"/>
     <w:basedOn w:val="Normal"/>
     <w:link w:val="BodyTextChar"/>
+    <w:qFormat/>
     <w:pPr>
-      <w:spacing w:before="180" w:after="180"/>
+      <w:spacing w:after="180" w:before="180"/>
     </w:pPr>
-    <w:qFormat/>
   </w:style>
-  <w:style w:type="paragraph" w:customStyle="1" w:styleId="FirstParagraph">
+  <w:style w:customStyle="1" w:styleId="FirstParagraph" w:type="paragraph">
     <w:name w:val="First Paragraph"/>
     <w:basedOn w:val="BodyText"/>
     <w:next w:val="BodyText"/>
     <w:qFormat/>
   </w:style>
-  <w:style w:type="paragraph" w:customStyle="1" w:styleId="Compact">
+  <w:style w:customStyle="1" w:styleId="Compact" w:type="paragraph">
     <w:name w:val="Compact"/>
     <w:basedOn w:val="BodyText"/>
     <w:qFormat/>
     <w:pPr>
-      <w:spacing w:before="36" w:after="36"/>
+      <w:spacing w:after="36" w:before="36"/>
     </w:pPr>
   </w:style>
-  <w:style w:type="paragraph" w:styleId="Title">
+  <w:style w:styleId="Title" w:type="paragraph">
     <w:name w:val="Title"/>
     <w:basedOn w:val="Normal"/>
     <w:next w:val="BodyText"/>
+    <w:link w:val="TitleChar"/>
+    <w:uiPriority w:val="10"/>
     <w:qFormat/>
+    <w:rsid w:val="00A10FD9"/>
     <w:pPr>
-      <w:keepNext/>
-      <w:keepLines/>
-      <w:spacing w:before="480" w:after="240"/>
+      <w:spacing w:after="80" w:line="240" w:lineRule="auto"/>
+      <w:contextualSpacing/>
       <w:jc w:val="center"/>
     </w:pPr>
     <w:rPr>
-      <w:rFonts w:asciiTheme="majorHAnsi" w:eastAsiaTheme="majorEastAsia" w:hAnsiTheme="majorHAnsi" w:cstheme="majorBidi"/>
-      <w:b/>
-      <w:bCs/>
-      <w:color w:val="345A8A" w:themeColor="accent1" w:themeShade="B5"/>
-      <w:sz w:val="36"/>
-      <w:szCs w:val="36"/>
+      <w:rFonts w:asciiTheme="majorHAnsi" w:cstheme="majorBidi" w:eastAsiaTheme="majorEastAsia" w:hAnsiTheme="majorHAnsi"/>
+      <w:sz w:val="56"/>
+      <w:szCs w:val="56"/>
     </w:rPr>
   </w:style>
-  <w:style w:type="paragraph" w:styleId="Subtitle">
+  <w:style w:customStyle="1" w:styleId="TitleChar" w:type="character">
+    <w:name w:val="Title Char"/>
+    <w:basedOn w:val="DefaultParagraphFont"/>
+    <w:link w:val="Title"/>
+    <w:uiPriority w:val="10"/>
+    <w:rsid w:val="00A10FD9"/>
+    <w:rPr>
+      <w:rFonts w:asciiTheme="majorHAnsi" w:cstheme="majorBidi" w:eastAsiaTheme="majorEastAsia" w:hAnsiTheme="majorHAnsi"/>
+      <w:sz w:val="56"/>
+      <w:szCs w:val="56"/>
+    </w:rPr>
+  </w:style>
+  <w:style w:styleId="Subtitle" w:type="paragraph">
     <w:name w:val="Subtitle"/>
+    <w:basedOn w:val="Title"/>
+    <w:next w:val="BodyText"/>
+    <w:link w:val="SubtitleChar"/>
+    <w:uiPriority w:val="11"/>
+    <w:qFormat/>
+    <w:rsid w:val="00A10FD9"/>
+    <w:pPr>
+      <w:numPr>
+        <w:ilvl w:val="1"/>
+      </w:numPr>
+    </w:pPr>
+    <w:rPr>
+      <w:rFonts w:cstheme="majorBidi" w:eastAsiaTheme="majorEastAsia"/>
+      <w:spacing w:val="15"/>
+      <w:sz w:val="28"/>
+      <w:szCs w:val="28"/>
+    </w:rPr>
+  </w:style>
+  <w:style w:customStyle="1" w:styleId="SubtitleChar" w:type="character">
+    <w:name w:val="Subtitle Char"/>
+    <w:basedOn w:val="DefaultParagraphFont"/>
+    <w:link w:val="Subtitle"/>
+    <w:uiPriority w:val="11"/>
+    <w:rsid w:val="00A10FD9"/>
+    <w:rPr>
+      <w:rFonts w:cstheme="majorBidi" w:eastAsiaTheme="majorEastAsia"/>
+      <w:color w:themeColor="text1" w:themeTint="A6" w:val="595959"/>
+      <w:spacing w:val="15"/>
+      <w:sz w:val="28"/>
+      <w:szCs w:val="28"/>
+    </w:rPr>
+  </w:style>
+  <w:style w:customStyle="1" w:styleId="Author" w:type="paragraph">
+    <w:name w:val="Author"/>
     <w:basedOn w:val="Title"/>
     <w:next w:val="BodyText"/>
     <w:qFormat/>
     <w:pPr>
       <w:keepNext/>
       <w:keepLines/>
-      <w:spacing w:before="240" w:after="240"/>
-      <w:jc w:val="center"/>
     </w:pPr>
     <w:rPr>
-      <w:sz w:val="30"/>
-      <w:szCs w:val="30"/>
+      <w:sz w:val="24"/>
+      <w:szCs w:val="24"/>
     </w:rPr>
   </w:style>
-  <w:style w:type="paragraph" w:customStyle="1" w:styleId="Author">
-    <w:name w:val="Author"/>
+  <w:style w:styleId="Date" w:type="paragraph">
+    <w:name w:val="Date"/>
+    <w:basedOn w:val="Title"/>
     <w:next w:val="BodyText"/>
     <w:qFormat/>
     <w:pPr>
       <w:keepNext/>
       <w:keepLines/>
-      <w:jc w:val="center"/>
     </w:pPr>
+    <w:rPr>
+      <w:sz w:val="24"/>
+      <w:szCs w:val="24"/>
+    </w:rPr>
   </w:style>
-  <w:style w:type="paragraph" w:styleId="Date">
-    <w:name w:val="Date"/>
-    <w:next w:val="BodyText"/>
+  <w:style w:customStyle="1" w:styleId="AbstractTitle" w:type="paragraph">
+    <w:name w:val="Abstract Title"/>
+    <w:basedOn w:val="Normal"/>
+    <w:next w:val="Abstract"/>
     <w:qFormat/>
     <w:pPr>
       <w:keepNext/>
       <w:keepLines/>
+      <w:spacing w:after="0" w:before="300"/>
       <w:jc w:val="center"/>
     </w:pPr>
+    <w:rPr>
+      <w:b/>
+      <w:sz w:val="20"/>
+      <w:szCs w:val="20"/>
+    </w:rPr>
   </w:style>
-  <w:style w:type="paragraph" w:customStyle="1" w:styleId="Abstract">
+  <w:style w:customStyle="1" w:styleId="Abstract" w:type="paragraph">
     <w:name w:val="Abstract"/>
     <w:basedOn w:val="Normal"/>
     <w:next w:val="BodyText"/>
@@ -7201,14 +7045,14 @@
     <w:pPr>
       <w:keepNext/>
       <w:keepLines/>
-      <w:spacing w:before="300" w:after="300"/>
+      <w:spacing w:after="300" w:before="100"/>
     </w:pPr>
     <w:rPr>
       <w:sz w:val="20"/>
       <w:szCs w:val="20"/>
     </w:rPr>
   </w:style>
-  <w:style w:type="paragraph" w:styleId="Bibliography">
+  <w:style w:styleId="Bibliography" w:type="paragraph">
     <w:name w:val="Bibliography"/>
     <w:basedOn w:val="Normal"/>
     <w:next w:val="Bibliography"/>
@@ -7216,195 +7060,325 @@
     <w:pPr/>
     <w:rPr/>
   </w:style>
-  <w:style w:type="paragraph" w:styleId="Heading1">
-    <w:name w:val="Heading 1"/>
+  <w:style w:styleId="Heading1" w:type="paragraph">
+    <w:name w:val="heading 1"/>
     <w:basedOn w:val="Normal"/>
     <w:next w:val="BodyText"/>
+    <w:link w:val="Heading1Char"/>
     <w:uiPriority w:val="9"/>
     <w:qFormat/>
+    <w:rsid w:val="00A10FD9"/>
     <w:pPr>
       <w:keepNext/>
       <w:keepLines/>
-      <w:spacing w:before="480" w:after="0"/>
+      <w:spacing w:after="80" w:before="360"/>
       <w:outlineLvl w:val="0"/>
     </w:pPr>
     <w:rPr>
-      <w:rFonts w:asciiTheme="majorHAnsi" w:eastAsiaTheme="majorEastAsia" w:hAnsiTheme="majorHAnsi" w:cstheme="majorBidi"/>
-      <w:b/>
-      <w:bCs/>
-      <w:color w:val="4F81BD" w:themeColor="accent1"/>
+      <w:rFonts w:asciiTheme="majorHAnsi" w:cstheme="majorBidi" w:eastAsiaTheme="majorEastAsia" w:hAnsiTheme="majorHAnsi"/>
+      <w:color w:themeColor="accent1" w:themeShade="BF" w:val="0F4761"/>
+      <w:sz w:val="40"/>
+      <w:szCs w:val="40"/>
+    </w:rPr>
+  </w:style>
+  <w:style w:styleId="Heading2" w:type="paragraph">
+    <w:name w:val="heading 2"/>
+    <w:basedOn w:val="Normal"/>
+    <w:next w:val="BodyText"/>
+    <w:link w:val="Heading2Char"/>
+    <w:uiPriority w:val="9"/>
+    <w:semiHidden/>
+    <w:unhideWhenUsed/>
+    <w:qFormat/>
+    <w:rsid w:val="00A10FD9"/>
+    <w:pPr>
+      <w:keepNext/>
+      <w:keepLines/>
+      <w:spacing w:after="80" w:before="160"/>
+      <w:outlineLvl w:val="1"/>
+    </w:pPr>
+    <w:rPr>
+      <w:rFonts w:asciiTheme="majorHAnsi" w:cstheme="majorBidi" w:eastAsiaTheme="majorEastAsia" w:hAnsiTheme="majorHAnsi"/>
+      <w:color w:themeColor="accent1" w:themeShade="BF" w:val="0F4761"/>
       <w:sz w:val="32"/>
       <w:szCs w:val="32"/>
     </w:rPr>
   </w:style>
-  <w:style w:type="paragraph" w:styleId="Heading2">
-    <w:name w:val="Heading 2"/>
+  <w:style w:styleId="Heading3" w:type="paragraph">
+    <w:name w:val="heading 3"/>
     <w:basedOn w:val="Normal"/>
     <w:next w:val="BodyText"/>
+    <w:link w:val="Heading3Char"/>
     <w:uiPriority w:val="9"/>
+    <w:semiHidden/>
     <w:unhideWhenUsed/>
     <w:qFormat/>
+    <w:rsid w:val="00A10FD9"/>
     <w:pPr>
       <w:keepNext/>
       <w:keepLines/>
-      <w:spacing w:before="200" w:after="0"/>
-      <w:outlineLvl w:val="1"/>
+      <w:spacing w:after="80" w:before="160"/>
+      <w:outlineLvl w:val="2"/>
     </w:pPr>
     <w:rPr>
-      <w:rFonts w:asciiTheme="majorHAnsi" w:eastAsiaTheme="majorEastAsia" w:hAnsiTheme="majorHAnsi" w:cstheme="majorBidi"/>
-      <w:b/>
-      <w:bCs/>
-      <w:color w:val="4F81BD" w:themeColor="accent1"/>
+      <w:rFonts w:cstheme="majorBidi" w:eastAsiaTheme="majorEastAsia"/>
+      <w:color w:themeColor="accent1" w:themeShade="BF" w:val="0F4761"/>
       <w:sz w:val="28"/>
       <w:szCs w:val="28"/>
     </w:rPr>
   </w:style>
-  <w:style w:type="paragraph" w:styleId="Heading3">
-    <w:name w:val="Heading 3"/>
+  <w:style w:styleId="Heading4" w:type="paragraph">
+    <w:name w:val="heading 4"/>
     <w:basedOn w:val="Normal"/>
     <w:next w:val="BodyText"/>
+    <w:link w:val="Heading4Char"/>
     <w:uiPriority w:val="9"/>
+    <w:semiHidden/>
     <w:unhideWhenUsed/>
     <w:qFormat/>
+    <w:rsid w:val="00A10FD9"/>
     <w:pPr>
       <w:keepNext/>
       <w:keepLines/>
-      <w:spacing w:before="200" w:after="0"/>
-      <w:outlineLvl w:val="2"/>
+      <w:spacing w:after="40" w:before="80"/>
+      <w:outlineLvl w:val="3"/>
     </w:pPr>
     <w:rPr>
-      <w:rFonts w:asciiTheme="majorHAnsi" w:eastAsiaTheme="majorEastAsia" w:hAnsiTheme="majorHAnsi" w:cstheme="majorBidi"/>
-      <w:b/>
-      <w:bCs/>
-      <w:color w:val="4F81BD" w:themeColor="accent1"/>
-      <w:sz w:val="24"/>
-      <w:szCs w:val="24"/>
+      <w:rFonts w:cstheme="majorBidi" w:eastAsiaTheme="majorEastAsia"/>
+      <w:i/>
+      <w:iCs/>
+      <w:color w:themeColor="accent1" w:themeShade="BF" w:val="0F4761"/>
     </w:rPr>
   </w:style>
-  <w:style w:type="paragraph" w:styleId="Heading4">
-    <w:name w:val="Heading 4"/>
+  <w:style w:styleId="Heading5" w:type="paragraph">
+    <w:name w:val="heading 5"/>
     <w:basedOn w:val="Normal"/>
     <w:next w:val="BodyText"/>
+    <w:link w:val="Heading5Char"/>
     <w:uiPriority w:val="9"/>
+    <w:semiHidden/>
     <w:unhideWhenUsed/>
     <w:qFormat/>
+    <w:rsid w:val="00A10FD9"/>
     <w:pPr>
       <w:keepNext/>
       <w:keepLines/>
-      <w:spacing w:before="200" w:after="0"/>
-      <w:outlineLvl w:val="3"/>
+      <w:spacing w:after="40" w:before="80"/>
+      <w:outlineLvl w:val="4"/>
     </w:pPr>
     <w:rPr>
-      <w:rFonts w:asciiTheme="majorHAnsi" w:eastAsiaTheme="majorEastAsia" w:hAnsiTheme="majorHAnsi" w:cstheme="majorBidi"/>
-      <w:i/>
-      <w:bCs/>
-      <w:color w:val="4F81BD" w:themeColor="accent1"/>
-      <w:sz w:val="24"/>
-      <w:szCs w:val="24"/>
+      <w:rFonts w:cstheme="majorBidi" w:eastAsiaTheme="majorEastAsia"/>
+      <w:color w:themeColor="accent1" w:themeShade="BF" w:val="0F4761"/>
     </w:rPr>
   </w:style>
-  <w:style w:type="paragraph" w:styleId="Heading5">
-    <w:name w:val="Heading 5"/>
+  <w:style w:styleId="Heading6" w:type="paragraph">
+    <w:name w:val="heading 6"/>
     <w:basedOn w:val="Normal"/>
     <w:next w:val="BodyText"/>
+    <w:link w:val="Heading6Char"/>
     <w:uiPriority w:val="9"/>
+    <w:semiHidden/>
     <w:unhideWhenUsed/>
     <w:qFormat/>
+    <w:rsid w:val="00A10FD9"/>
     <w:pPr>
       <w:keepNext/>
       <w:keepLines/>
-      <w:spacing w:before="200" w:after="0"/>
-      <w:outlineLvl w:val="4"/>
+      <w:spacing w:after="0" w:before="40"/>
+      <w:outlineLvl w:val="5"/>
     </w:pPr>
     <w:rPr>
-      <w:rFonts w:asciiTheme="majorHAnsi" w:eastAsiaTheme="majorEastAsia" w:hAnsiTheme="majorHAnsi" w:cstheme="majorBidi"/>
+      <w:rFonts w:cstheme="majorBidi" w:eastAsiaTheme="majorEastAsia"/>
+      <w:i/>
       <w:iCs/>
-      <w:color w:val="4F81BD" w:themeColor="accent1"/>
-      <w:sz w:val="24"/>
-      <w:szCs w:val="24"/>
+      <w:color w:themeColor="text1" w:themeTint="A6" w:val="595959"/>
     </w:rPr>
   </w:style>
-  <w:style w:type="paragraph" w:styleId="Heading6">
-    <w:name w:val="Heading 6"/>
+  <w:style w:styleId="Heading7" w:type="paragraph">
+    <w:name w:val="heading 7"/>
     <w:basedOn w:val="Normal"/>
     <w:next w:val="BodyText"/>
+    <w:link w:val="Heading7Char"/>
     <w:uiPriority w:val="9"/>
+    <w:semiHidden/>
     <w:unhideWhenUsed/>
     <w:qFormat/>
+    <w:rsid w:val="00A10FD9"/>
     <w:pPr>
       <w:keepNext/>
       <w:keepLines/>
-      <w:spacing w:before="200" w:after="0"/>
-      <w:outlineLvl w:val="5"/>
+      <w:spacing w:after="0" w:before="40"/>
+      <w:outlineLvl w:val="6"/>
     </w:pPr>
     <w:rPr>
-      <w:rFonts w:asciiTheme="majorHAnsi" w:eastAsiaTheme="majorEastAsia" w:hAnsiTheme="majorHAnsi" w:cstheme="majorBidi"/>
-      <w:color w:val="4F81BD" w:themeColor="accent1"/>
-      <w:sz w:val="24"/>
-      <w:szCs w:val="24"/>
+      <w:rFonts w:cstheme="majorBidi" w:eastAsiaTheme="majorEastAsia"/>
+      <w:color w:themeColor="text1" w:themeTint="A6" w:val="595959"/>
     </w:rPr>
   </w:style>
-  <w:style w:type="paragraph" w:styleId="Heading7">
-    <w:name w:val="Heading 7"/>
+  <w:style w:styleId="Heading8" w:type="paragraph">
+    <w:name w:val="heading 8"/>
     <w:basedOn w:val="Normal"/>
     <w:next w:val="BodyText"/>
+    <w:link w:val="Heading8Char"/>
     <w:uiPriority w:val="9"/>
+    <w:semiHidden/>
     <w:unhideWhenUsed/>
     <w:qFormat/>
+    <w:rsid w:val="00A10FD9"/>
     <w:pPr>
       <w:keepNext/>
       <w:keepLines/>
-      <w:spacing w:before="200" w:after="0"/>
-      <w:outlineLvl w:val="6"/>
+      <w:spacing w:after="0"/>
+      <w:outlineLvl w:val="7"/>
     </w:pPr>
     <w:rPr>
-      <w:rFonts w:asciiTheme="majorHAnsi" w:eastAsiaTheme="majorEastAsia" w:hAnsiTheme="majorHAnsi" w:cstheme="majorBidi"/>
-      <w:color w:val="4F81BD" w:themeColor="accent1"/>
-      <w:sz w:val="24"/>
-      <w:szCs w:val="24"/>
+      <w:rFonts w:cstheme="majorBidi" w:eastAsiaTheme="majorEastAsia"/>
+      <w:i/>
+      <w:iCs/>
+      <w:color w:themeColor="text1" w:themeTint="D8" w:val="272727"/>
     </w:rPr>
   </w:style>
-  <w:style w:type="paragraph" w:styleId="Heading8">
-    <w:name w:val="Heading 8"/>
+  <w:style w:styleId="Heading9" w:type="paragraph">
+    <w:name w:val="heading 9"/>
     <w:basedOn w:val="Normal"/>
     <w:next w:val="BodyText"/>
+    <w:link w:val="Heading9Char"/>
     <w:uiPriority w:val="9"/>
+    <w:semiHidden/>
     <w:unhideWhenUsed/>
     <w:qFormat/>
+    <w:rsid w:val="00A10FD9"/>
     <w:pPr>
       <w:keepNext/>
       <w:keepLines/>
-      <w:spacing w:before="200" w:after="0"/>
-      <w:outlineLvl w:val="7"/>
-    </w:pPr>
-    <w:rPr>
-      <w:rFonts w:asciiTheme="majorHAnsi" w:eastAsiaTheme="majorEastAsia" w:hAnsiTheme="majorHAnsi" w:cstheme="majorBidi"/>
-      <w:color w:val="4F81BD" w:themeColor="accent1"/>
-      <w:sz w:val="24"/>
-      <w:szCs w:val="24"/>
-    </w:rPr>
-  </w:style>
-  <w:style w:type="paragraph" w:styleId="Heading9">
-    <w:name w:val="Heading 9"/>
-    <w:basedOn w:val="Normal"/>
-    <w:next w:val="BodyText"/>
-    <w:uiPriority w:val="9"/>
-    <w:unhideWhenUsed/>
-    <w:qFormat/>
-    <w:pPr>
-      <w:keepNext/>
-      <w:keepLines/>
-      <w:spacing w:before="200" w:after="0"/>
+      <w:spacing w:after="0"/>
       <w:outlineLvl w:val="8"/>
     </w:pPr>
     <w:rPr>
-      <w:rFonts w:asciiTheme="majorHAnsi" w:eastAsiaTheme="majorEastAsia" w:hAnsiTheme="majorHAnsi" w:cstheme="majorBidi"/>
-      <w:color w:val="4F81BD" w:themeColor="accent1"/>
-      <w:sz w:val="24"/>
-      <w:szCs w:val="24"/>
+      <w:rFonts w:cstheme="majorBidi" w:eastAsiaTheme="majorEastAsia"/>
+      <w:color w:themeColor="text1" w:themeTint="D8" w:val="272727"/>
     </w:rPr>
   </w:style>
-  <w:style w:type="paragraph" w:styleId="BlockText">
+  <w:style w:customStyle="1" w:styleId="Heading1Char" w:type="character">
+    <w:name w:val="Heading 1 Char"/>
+    <w:basedOn w:val="DefaultParagraphFont"/>
+    <w:link w:val="Heading1"/>
+    <w:uiPriority w:val="9"/>
+    <w:rsid w:val="00A10FD9"/>
+    <w:rPr>
+      <w:rFonts w:asciiTheme="majorHAnsi" w:cstheme="majorBidi" w:eastAsiaTheme="majorEastAsia" w:hAnsiTheme="majorHAnsi"/>
+      <w:color w:themeColor="accent1" w:themeShade="BF" w:val="0F4761"/>
+      <w:sz w:val="40"/>
+      <w:szCs w:val="40"/>
+    </w:rPr>
+  </w:style>
+  <w:style w:customStyle="1" w:styleId="Heading2Char" w:type="character">
+    <w:name w:val="Heading 2 Char"/>
+    <w:basedOn w:val="DefaultParagraphFont"/>
+    <w:link w:val="Heading2"/>
+    <w:uiPriority w:val="9"/>
+    <w:semiHidden/>
+    <w:rsid w:val="00A10FD9"/>
+    <w:rPr>
+      <w:rFonts w:asciiTheme="majorHAnsi" w:cstheme="majorBidi" w:eastAsiaTheme="majorEastAsia" w:hAnsiTheme="majorHAnsi"/>
+      <w:color w:themeColor="accent1" w:themeShade="BF" w:val="0F4761"/>
+      <w:sz w:val="32"/>
+      <w:szCs w:val="32"/>
+    </w:rPr>
+  </w:style>
+  <w:style w:customStyle="1" w:styleId="Heading3Char" w:type="character">
+    <w:name w:val="Heading 3 Char"/>
+    <w:basedOn w:val="DefaultParagraphFont"/>
+    <w:link w:val="Heading3"/>
+    <w:uiPriority w:val="9"/>
+    <w:semiHidden/>
+    <w:rsid w:val="00A10FD9"/>
+    <w:rPr>
+      <w:rFonts w:cstheme="majorBidi" w:eastAsiaTheme="majorEastAsia"/>
+      <w:color w:themeColor="accent1" w:themeShade="BF" w:val="0F4761"/>
+      <w:sz w:val="28"/>
+      <w:szCs w:val="28"/>
+    </w:rPr>
+  </w:style>
+  <w:style w:customStyle="1" w:styleId="Heading4Char" w:type="character">
+    <w:name w:val="Heading 4 Char"/>
+    <w:basedOn w:val="DefaultParagraphFont"/>
+    <w:link w:val="Heading4"/>
+    <w:uiPriority w:val="9"/>
+    <w:semiHidden/>
+    <w:rsid w:val="00A10FD9"/>
+    <w:rPr>
+      <w:rFonts w:cstheme="majorBidi" w:eastAsiaTheme="majorEastAsia"/>
+      <w:i/>
+      <w:iCs/>
+      <w:color w:themeColor="accent1" w:themeShade="BF" w:val="0F4761"/>
+    </w:rPr>
+  </w:style>
+  <w:style w:customStyle="1" w:styleId="Heading5Char" w:type="character">
+    <w:name w:val="Heading 5 Char"/>
+    <w:basedOn w:val="DefaultParagraphFont"/>
+    <w:link w:val="Heading5"/>
+    <w:uiPriority w:val="9"/>
+    <w:semiHidden/>
+    <w:rsid w:val="00A10FD9"/>
+    <w:rPr>
+      <w:rFonts w:cstheme="majorBidi" w:eastAsiaTheme="majorEastAsia"/>
+      <w:color w:themeColor="accent1" w:themeShade="BF" w:val="0F4761"/>
+    </w:rPr>
+  </w:style>
+  <w:style w:customStyle="1" w:styleId="Heading6Char" w:type="character">
+    <w:name w:val="Heading 6 Char"/>
+    <w:basedOn w:val="DefaultParagraphFont"/>
+    <w:link w:val="Heading6"/>
+    <w:uiPriority w:val="9"/>
+    <w:semiHidden/>
+    <w:rsid w:val="00A10FD9"/>
+    <w:rPr>
+      <w:rFonts w:cstheme="majorBidi" w:eastAsiaTheme="majorEastAsia"/>
+      <w:i/>
+      <w:iCs/>
+      <w:color w:themeColor="text1" w:themeTint="A6" w:val="595959"/>
+    </w:rPr>
+  </w:style>
+  <w:style w:customStyle="1" w:styleId="Heading7Char" w:type="character">
+    <w:name w:val="Heading 7 Char"/>
+    <w:basedOn w:val="DefaultParagraphFont"/>
+    <w:link w:val="Heading7"/>
+    <w:uiPriority w:val="9"/>
+    <w:semiHidden/>
+    <w:rsid w:val="00A10FD9"/>
+    <w:rPr>
+      <w:rFonts w:cstheme="majorBidi" w:eastAsiaTheme="majorEastAsia"/>
+      <w:color w:themeColor="text1" w:themeTint="A6" w:val="595959"/>
+    </w:rPr>
+  </w:style>
+  <w:style w:customStyle="1" w:styleId="Heading8Char" w:type="character">
+    <w:name w:val="Heading 8 Char"/>
+    <w:basedOn w:val="DefaultParagraphFont"/>
+    <w:link w:val="Heading8"/>
+    <w:uiPriority w:val="9"/>
+    <w:semiHidden/>
+    <w:rsid w:val="00A10FD9"/>
+    <w:rPr>
+      <w:rFonts w:cstheme="majorBidi" w:eastAsiaTheme="majorEastAsia"/>
+      <w:i/>
+      <w:iCs/>
+      <w:color w:themeColor="text1" w:themeTint="D8" w:val="272727"/>
+    </w:rPr>
+  </w:style>
+  <w:style w:customStyle="1" w:styleId="Heading9Char" w:type="character">
+    <w:name w:val="Heading 9 Char"/>
+    <w:basedOn w:val="DefaultParagraphFont"/>
+    <w:link w:val="Heading9"/>
+    <w:uiPriority w:val="9"/>
+    <w:semiHidden/>
+    <w:rsid w:val="00A10FD9"/>
+    <w:rPr>
+      <w:rFonts w:cstheme="majorBidi" w:eastAsiaTheme="majorEastAsia"/>
+      <w:color w:themeColor="text1" w:themeTint="D8" w:val="272727"/>
+    </w:rPr>
+  </w:style>
+  <w:style w:styleId="BlockText" w:type="paragraph">
     <w:name w:val="Block Text"/>
     <w:basedOn w:val="BodyText"/>
     <w:next w:val="BodyText"/>
@@ -7412,11 +7386,11 @@
     <w:unhideWhenUsed/>
     <w:qFormat/>
     <w:pPr>
-      <w:spacing w:before="100" w:after="100"/>
+      <w:spacing w:after="100" w:before="100"/>
       <w:ind w:firstLine="0" w:left="480" w:right="480"/>
     </w:pPr>
   </w:style>
-  <w:style w:type="paragraph" w:styleId="FootnoteText">
+  <w:style w:styleId="FootnoteText" w:type="paragraph">
     <w:name w:val="Footnote Text"/>
     <w:basedOn w:val="Normal"/>
     <w:next w:val="FootnoteText"/>
@@ -7424,28 +7398,48 @@
     <w:unhideWhenUsed/>
     <w:qFormat/>
   </w:style>
-  <w:style w:type="character" w:default="1" w:styleId="DefaultParagraphFont">
+  <w:style w:styleId="FootnoteBlockText" w:type="paragraph">
+    <w:name w:val="Footnote Block Text"/>
+    <w:basedOn w:val="FootnoteText"/>
+    <w:next w:val="FootnoteText"/>
+    <w:uiPriority w:val="9"/>
+    <w:unhideWhenUsed/>
+    <w:qFormat/>
+    <w:pPr>
+      <w:spacing w:after="100" w:before="100"/>
+      <w:ind w:firstLine="0" w:left="480" w:right="480"/>
+    </w:pPr>
+  </w:style>
+  <w:style w:default="1" w:styleId="DefaultParagraphFont" w:type="character">
     <w:name w:val="Default Paragraph Font"/>
     <w:semiHidden/>
     <w:unhideWhenUsed/>
   </w:style>
-  <w:style w:type="table" w:default="1" w:styleId="Table">
+  <w:style w:default="1" w:styleId="Table" w:type="table">
     <w:name w:val="Table"/>
     <w:basedOn w:val="TableNormal"/>
     <w:semiHidden/>
     <w:unhideWhenUsed/>
     <w:qFormat/>
     <w:tblPr>
-      <w:tblInd w:w="0" w:type="dxa"/>
+      <w:tblInd w:type="dxa" w:w="0"/>
       <w:tblCellMar>
-        <w:top w:w="0" w:type="dxa"/>
-        <w:left w:w="108" w:type="dxa"/>
-        <w:bottom w:w="0" w:type="dxa"/>
-        <w:right w:w="108" w:type="dxa"/>
+        <w:top w:type="dxa" w:w="0"/>
+        <w:left w:type="dxa" w:w="108"/>
+        <w:bottom w:type="dxa" w:w="0"/>
+        <w:right w:type="dxa" w:w="108"/>
       </w:tblCellMar>
     </w:tblPr>
+    <w:tblStylePr w:type="firstRow">
+      <w:tcPr>
+        <w:tcBorders>
+          <w:bottom w:val="single"/>
+        </w:tcBorders>
+        <w:vAlign w:val="bottom"/>
+      </w:tcPr>
+    </w:tblStylePr>
   </w:style>
-  <w:style w:type="paragraph" w:customStyle="1" w:styleId="DefinitionTerm">
+  <w:style w:customStyle="1" w:styleId="DefinitionTerm" w:type="paragraph">
     <w:name w:val="Definition Term"/>
     <w:basedOn w:val="Normal"/>
     <w:next w:val="Definition"/>
@@ -7458,49 +7452,49 @@
       <w:b/>
     </w:rPr>
   </w:style>
-  <w:style w:type="paragraph" w:customStyle="1" w:styleId="Definition">
+  <w:style w:customStyle="1" w:styleId="Definition" w:type="paragraph">
     <w:name w:val="Definition"/>
     <w:basedOn w:val="Normal"/>
   </w:style>
-  <w:style w:type="paragraph" w:styleId="Caption">
+  <w:style w:styleId="Caption" w:type="paragraph">
     <w:name w:val="Caption"/>
     <w:basedOn w:val="Normal"/>
     <w:link w:val="BodyTextChar"/>
     <w:pPr>
-      <w:spacing w:before="0" w:after="120"/>
+      <w:spacing w:after="120" w:before="0"/>
     </w:pPr>
     <w:rPr>
       <w:i/>
     </w:rPr>
   </w:style>
-  <w:style w:type="paragraph" w:customStyle="1" w:styleId="TableCaption">
+  <w:style w:customStyle="1" w:styleId="TableCaption" w:type="paragraph">
     <w:name w:val="Table Caption"/>
     <w:basedOn w:val="Caption"/>
     <w:pPr>
       <w:keepNext/>
     </w:pPr>
   </w:style>
-  <w:style w:type="paragraph" w:customStyle="1" w:styleId="ImageCaption">
+  <w:style w:customStyle="1" w:styleId="ImageCaption" w:type="paragraph">
     <w:name w:val="Image Caption"/>
     <w:basedOn w:val="Caption"/>
   </w:style>
-  <w:style w:type="paragraph" w:customStyle="1" w:styleId="Figure">
+  <w:style w:customStyle="1" w:styleId="Figure" w:type="paragraph">
     <w:name w:val="Figure"/>
     <w:basedOn w:val="Normal"/>
   </w:style>
-  <w:style w:type="paragraph" w:customStyle="1" w:styleId="CaptionedFigure">
+  <w:style w:customStyle="1" w:styleId="CaptionedFigure" w:type="paragraph">
     <w:name w:val="Captioned Figure"/>
     <w:basedOn w:val="Figure"/>
     <w:pPr>
       <w:keepNext/>
     </w:pPr>
   </w:style>
-  <w:style w:type="character" w:customStyle="1" w:styleId="BodyTextChar">
+  <w:style w:customStyle="1" w:styleId="BodyTextChar" w:type="character">
     <w:name w:val="Body Text Char"/>
     <w:basedOn w:val="DefaultParagraphFont"/>
     <w:link w:val="BodyText"/>
   </w:style>
-  <w:style w:type="character" w:customStyle="1" w:styleId="VerbatimChar">
+  <w:style w:customStyle="1" w:styleId="VerbatimChar" w:type="character">
     <w:name w:val="Verbatim Char"/>
     <w:basedOn w:val="BodyTextChar"/>
     <w:rPr>
@@ -7508,21 +7502,25 @@
       <w:sz w:val="22"/>
     </w:rPr>
   </w:style>
-  <w:style w:type="character" w:styleId="FootnoteReference">
+  <w:style w:customStyle="1" w:styleId="SectionNumber" w:type="character">
+    <w:name w:val="Section Number"/>
+    <w:basedOn w:val="BodyTextChar"/>
+  </w:style>
+  <w:style w:styleId="FootnoteReference" w:type="character">
     <w:name w:val="Footnote Reference"/>
     <w:basedOn w:val="BodyTextChar"/>
     <w:rPr>
       <w:vertAlign w:val="superscript"/>
     </w:rPr>
   </w:style>
-  <w:style w:type="character" w:styleId="Hyperlink">
+  <w:style w:styleId="Hyperlink" w:type="character">
     <w:name w:val="Hyperlink"/>
     <w:basedOn w:val="BodyTextChar"/>
     <w:rPr>
-      <w:color w:val="4F81BD" w:themeColor="accent1"/>
+      <w:color w:themeColor="accent1" w:val="4F81BD"/>
     </w:rPr>
   </w:style>
-  <w:style w:type="paragraph" w:styleId="TOCHeading">
+  <w:style w:styleId="TOCHeading" w:type="paragraph">
     <w:name w:val="TOC Heading"/>
     <w:basedOn w:val="Heading1"/>
     <w:next w:val="BodyText"/>
@@ -7534,10 +7532,10 @@
       <w:outlineLvl w:val="9"/>
     </w:pPr>
     <w:rPr>
-      <w:rFonts w:asciiTheme="majorHAnsi" w:eastAsiaTheme="majorEastAsia" w:hAnsiTheme="majorHAnsi" w:cstheme="majorBidi"/>
+      <w:rFonts w:asciiTheme="majorHAnsi" w:cstheme="majorBidi" w:eastAsiaTheme="majorEastAsia" w:hAnsiTheme="majorHAnsi"/>
       <w:b w:val="0"/>
       <w:bCs w:val="0"/>
-      <w:color w:val="365F91" w:themeColor="accent1" w:themeShade="BF"/>
+      <w:color w:themeColor="accent1" w:themeShade="BF" w:val="365F91"/>
     </w:rPr>
   </w:style>
   <w:style w:type="paragraph" w:customStyle="1" w:styleId="SourceCode">
@@ -7552,8 +7550,8 @@
     <w:name w:val="KeywordTok"/>
     <w:basedOn w:val="VerbatimChar"/>
     <w:rPr>
+      <w:b/>
       <w:color w:val="007020"/>
-      <w:b/>
     </w:rPr>
   </w:style>
   <w:style w:type="character" w:customStyle="1" w:styleId="DataTypeTok">
@@ -7629,40 +7627,43 @@
   <w:style w:type="character" w:customStyle="1" w:styleId="ImportTok">
     <w:name w:val="ImportTok"/>
     <w:basedOn w:val="VerbatimChar"/>
-    <w:rPr/>
+    <w:rPr>
+      <w:b/>
+      <w:color w:val="008000"/>
+    </w:rPr>
   </w:style>
   <w:style w:type="character" w:customStyle="1" w:styleId="CommentTok">
     <w:name w:val="CommentTok"/>
     <w:basedOn w:val="VerbatimChar"/>
     <w:rPr>
+      <w:i/>
       <w:color w:val="60a0b0"/>
-      <w:i/>
     </w:rPr>
   </w:style>
   <w:style w:type="character" w:customStyle="1" w:styleId="DocumentationTok">
     <w:name w:val="DocumentationTok"/>
     <w:basedOn w:val="VerbatimChar"/>
     <w:rPr>
+      <w:i/>
       <w:color w:val="ba2121"/>
-      <w:i/>
     </w:rPr>
   </w:style>
   <w:style w:type="character" w:customStyle="1" w:styleId="AnnotationTok">
     <w:name w:val="AnnotationTok"/>
     <w:basedOn w:val="VerbatimChar"/>
     <w:rPr>
-      <w:color w:val="60a0b0"/>
       <w:b/>
       <w:i/>
+      <w:color w:val="60a0b0"/>
     </w:rPr>
   </w:style>
   <w:style w:type="character" w:customStyle="1" w:styleId="CommentVarTok">
     <w:name w:val="CommentVarTok"/>
     <w:basedOn w:val="VerbatimChar"/>
     <w:rPr>
-      <w:color w:val="60a0b0"/>
       <w:b/>
       <w:i/>
+      <w:color w:val="60a0b0"/>
     </w:rPr>
   </w:style>
   <w:style w:type="character" w:customStyle="1" w:styleId="OtherTok">
@@ -7690,8 +7691,8 @@
     <w:name w:val="ControlFlowTok"/>
     <w:basedOn w:val="VerbatimChar"/>
     <w:rPr>
+      <w:b/>
       <w:color w:val="007020"/>
-      <w:b/>
     </w:rPr>
   </w:style>
   <w:style w:type="character" w:customStyle="1" w:styleId="OperatorTok">
@@ -7704,7 +7705,9 @@
   <w:style w:type="character" w:customStyle="1" w:styleId="BuiltInTok">
     <w:name w:val="BuiltInTok"/>
     <w:basedOn w:val="VerbatimChar"/>
-    <w:rPr/>
+    <w:rPr>
+      <w:color w:val="008000"/>
+    </w:rPr>
   </w:style>
   <w:style w:type="character" w:customStyle="1" w:styleId="ExtensionTok">
     <w:name w:val="ExtensionTok"/>
@@ -7734,34 +7737,34 @@
     <w:name w:val="InformationTok"/>
     <w:basedOn w:val="VerbatimChar"/>
     <w:rPr>
-      <w:color w:val="60a0b0"/>
       <w:b/>
       <w:i/>
+      <w:color w:val="60a0b0"/>
     </w:rPr>
   </w:style>
   <w:style w:type="character" w:customStyle="1" w:styleId="WarningTok">
     <w:name w:val="WarningTok"/>
     <w:basedOn w:val="VerbatimChar"/>
     <w:rPr>
-      <w:color w:val="60a0b0"/>
       <w:b/>
       <w:i/>
+      <w:color w:val="60a0b0"/>
     </w:rPr>
   </w:style>
   <w:style w:type="character" w:customStyle="1" w:styleId="AlertTok">
     <w:name w:val="AlertTok"/>
     <w:basedOn w:val="VerbatimChar"/>
     <w:rPr>
+      <w:b/>
       <w:color w:val="ff0000"/>
-      <w:b/>
     </w:rPr>
   </w:style>
   <w:style w:type="character" w:customStyle="1" w:styleId="ErrorTok">
     <w:name w:val="ErrorTok"/>
     <w:basedOn w:val="VerbatimChar"/>
     <w:rPr>
+      <w:b/>
       <w:color w:val="ff0000"/>
-      <w:b/>
     </w:rPr>
   </w:style>
   <w:style w:type="character" w:customStyle="1" w:styleId="NormalTok">
@@ -7783,44 +7786,44 @@
         <a:sysClr val="window" lastClr="FFFFFF"/>
       </a:lt1>
       <a:dk2>
-        <a:srgbClr val="1F497D"/>
+        <a:srgbClr val="0E2841"/>
       </a:dk2>
       <a:lt2>
-        <a:srgbClr val="EEECE1"/>
+        <a:srgbClr val="E8E8E8"/>
       </a:lt2>
       <a:accent1>
-        <a:srgbClr val="4F81BD"/>
+        <a:srgbClr val="156082"/>
       </a:accent1>
       <a:accent2>
-        <a:srgbClr val="C0504D"/>
+        <a:srgbClr val="E97132"/>
       </a:accent2>
       <a:accent3>
-        <a:srgbClr val="9BBB59"/>
+        <a:srgbClr val="196B24"/>
       </a:accent3>
       <a:accent4>
-        <a:srgbClr val="8064A2"/>
+        <a:srgbClr val="0F9ED5"/>
       </a:accent4>
       <a:accent5>
-        <a:srgbClr val="4BACC6"/>
+        <a:srgbClr val="A02B93"/>
       </a:accent5>
       <a:accent6>
-        <a:srgbClr val="F79646"/>
+        <a:srgbClr val="4EA72E"/>
       </a:accent6>
       <a:hlink>
-        <a:srgbClr val="0000FF"/>
+        <a:srgbClr val="467886"/>
       </a:hlink>
       <a:folHlink>
-        <a:srgbClr val="800080"/>
+        <a:srgbClr val="96607D"/>
       </a:folHlink>
     </a:clrScheme>
     <a:fontScheme name="Office">
       <a:majorFont>
-        <a:latin typeface="Calibri"/>
+        <a:latin typeface="Aptos Display" panose="02110004020202020204"/>
         <a:ea typeface=""/>
         <a:cs typeface=""/>
-        <a:font script="Jpan" typeface="ＭＳ ゴシック"/>
+        <a:font script="Jpan" typeface="游ゴシック Light"/>
         <a:font script="Hang" typeface="맑은 고딕"/>
-        <a:font script="Hans" typeface="宋体"/>
+        <a:font script="Hans" typeface="等线 Light"/>
         <a:font script="Hant" typeface="新細明體"/>
         <a:font script="Arab" typeface="Times New Roman"/>
         <a:font script="Hebr" typeface="Times New Roman"/>
@@ -7847,14 +7850,32 @@
         <a:font script="Mong" typeface="Mongolian Baiti"/>
         <a:font script="Viet" typeface="Times New Roman"/>
         <a:font script="Uigh" typeface="Microsoft Uighur"/>
+        <a:font script="Geor" typeface="Sylfaen"/>
+        <a:font script="Armn" typeface="Arial"/>
+        <a:font script="Bugi" typeface="Leelawadee UI"/>
+        <a:font script="Bopo" typeface="Microsoft JhengHei"/>
+        <a:font script="Java" typeface="Javanese Text"/>
+        <a:font script="Lisu" typeface="Segoe UI"/>
+        <a:font script="Mymr" typeface="Myanmar Text"/>
+        <a:font script="Nkoo" typeface="Ebrima"/>
+        <a:font script="Olck" typeface="Nirmala UI"/>
+        <a:font script="Osma" typeface="Ebrima"/>
+        <a:font script="Phag" typeface="Phagspa"/>
+        <a:font script="Syrn" typeface="Estrangelo Edessa"/>
+        <a:font script="Syrj" typeface="Estrangelo Edessa"/>
+        <a:font script="Syre" typeface="Estrangelo Edessa"/>
+        <a:font script="Sora" typeface="Nirmala UI"/>
+        <a:font script="Tale" typeface="Microsoft Tai Le"/>
+        <a:font script="Talu" typeface="Microsoft New Tai Lue"/>
+        <a:font script="Tfng" typeface="Ebrima"/>
       </a:majorFont>
       <a:minorFont>
-        <a:latin typeface="Cambria"/>
+        <a:latin typeface="Aptos" panose="02110004020202020204"/>
         <a:ea typeface=""/>
         <a:cs typeface=""/>
-        <a:font script="Jpan" typeface="ＭＳ 明朝"/>
+        <a:font script="Jpan" typeface="游明朝"/>
         <a:font script="Hang" typeface="맑은 고딕"/>
-        <a:font script="Hans" typeface="宋体"/>
+        <a:font script="Hans" typeface="等线"/>
         <a:font script="Hant" typeface="新細明體"/>
         <a:font script="Arab" typeface="Arial"/>
         <a:font script="Hebr" typeface="Arial"/>
@@ -7881,6 +7902,24 @@
         <a:font script="Mong" typeface="Mongolian Baiti"/>
         <a:font script="Viet" typeface="Arial"/>
         <a:font script="Uigh" typeface="Microsoft Uighur"/>
+        <a:font script="Geor" typeface="Sylfaen"/>
+        <a:font script="Armn" typeface="Arial"/>
+        <a:font script="Bugi" typeface="Leelawadee UI"/>
+        <a:font script="Bopo" typeface="Microsoft JhengHei"/>
+        <a:font script="Java" typeface="Javanese Text"/>
+        <a:font script="Lisu" typeface="Segoe UI"/>
+        <a:font script="Mymr" typeface="Myanmar Text"/>
+        <a:font script="Nkoo" typeface="Ebrima"/>
+        <a:font script="Olck" typeface="Nirmala UI"/>
+        <a:font script="Osma" typeface="Ebrima"/>
+        <a:font script="Phag" typeface="Phagspa"/>
+        <a:font script="Syrn" typeface="Estrangelo Edessa"/>
+        <a:font script="Syrj" typeface="Estrangelo Edessa"/>
+        <a:font script="Syre" typeface="Estrangelo Edessa"/>
+        <a:font script="Sora" typeface="Nirmala UI"/>
+        <a:font script="Tale" typeface="Microsoft Tai Le"/>
+        <a:font script="Talu" typeface="Microsoft New Tai Lue"/>
+        <a:font script="Tfng" typeface="Ebrima"/>
       </a:minorFont>
     </a:fontScheme>
     <a:fmtScheme name="Office">
@@ -7892,200 +7931,141 @@
           <a:gsLst>
             <a:gs pos="0">
               <a:schemeClr val="phClr">
-                <a:tint val="50000"/>
-                <a:satMod val="300000"/>
+                <a:lumMod val="110000"/>
+                <a:satMod val="105000"/>
+                <a:tint val="67000"/>
               </a:schemeClr>
             </a:gs>
-            <a:gs pos="35000">
+            <a:gs pos="50000">
               <a:schemeClr val="phClr">
-                <a:tint val="37000"/>
-                <a:satMod val="300000"/>
+                <a:lumMod val="105000"/>
+                <a:satMod val="103000"/>
+                <a:tint val="73000"/>
               </a:schemeClr>
             </a:gs>
             <a:gs pos="100000">
               <a:schemeClr val="phClr">
-                <a:tint val="15000"/>
-                <a:satMod val="350000"/>
+                <a:lumMod val="105000"/>
+                <a:satMod val="109000"/>
+                <a:tint val="81000"/>
               </a:schemeClr>
             </a:gs>
           </a:gsLst>
-          <a:lin ang="16200000" scaled="1"/>
+          <a:lin ang="5400000" scaled="0"/>
         </a:gradFill>
         <a:gradFill rotWithShape="1">
           <a:gsLst>
             <a:gs pos="0">
               <a:schemeClr val="phClr">
-                <a:tint val="100000"/>
+                <a:satMod val="103000"/>
+                <a:lumMod val="102000"/>
+                <a:tint val="94000"/>
+              </a:schemeClr>
+            </a:gs>
+            <a:gs pos="50000">
+              <a:schemeClr val="phClr">
+                <a:satMod val="110000"/>
+                <a:lumMod val="100000"/>
                 <a:shade val="100000"/>
-                <a:satMod val="130000"/>
               </a:schemeClr>
             </a:gs>
             <a:gs pos="100000">
               <a:schemeClr val="phClr">
-                <a:tint val="50000"/>
-                <a:shade val="100000"/>
-                <a:satMod val="350000"/>
+                <a:lumMod val="99000"/>
+                <a:satMod val="120000"/>
+                <a:shade val="78000"/>
               </a:schemeClr>
             </a:gs>
           </a:gsLst>
-          <a:lin ang="16200000" scaled="0"/>
+          <a:lin ang="5400000" scaled="0"/>
         </a:gradFill>
       </a:fillStyleLst>
       <a:lnStyleLst>
-        <a:ln w="9525" cap="flat" cmpd="sng" algn="ctr">
-          <a:solidFill>
-            <a:schemeClr val="phClr">
-              <a:shade val="95000"/>
-              <a:satMod val="105000"/>
-            </a:schemeClr>
-          </a:solidFill>
-          <a:prstDash val="solid"/>
-        </a:ln>
-        <a:ln w="25400" cap="flat" cmpd="sng" algn="ctr">
+        <a:ln w="6350" cap="flat" cmpd="sng" algn="ctr">
           <a:solidFill>
             <a:schemeClr val="phClr"/>
           </a:solidFill>
           <a:prstDash val="solid"/>
+          <a:miter lim="800000"/>
         </a:ln>
-        <a:ln w="38100" cap="flat" cmpd="sng" algn="ctr">
+        <a:ln w="12700" cap="flat" cmpd="sng" algn="ctr">
           <a:solidFill>
             <a:schemeClr val="phClr"/>
           </a:solidFill>
           <a:prstDash val="solid"/>
+          <a:miter lim="800000"/>
+        </a:ln>
+        <a:ln w="19050" cap="flat" cmpd="sng" algn="ctr">
+          <a:solidFill>
+            <a:schemeClr val="phClr"/>
+          </a:solidFill>
+          <a:prstDash val="solid"/>
+          <a:miter lim="800000"/>
         </a:ln>
       </a:lnStyleLst>
       <a:effectStyleLst>
         <a:effectStyle>
+          <a:effectLst/>
+        </a:effectStyle>
+        <a:effectStyle>
+          <a:effectLst/>
+        </a:effectStyle>
+        <a:effectStyle>
           <a:effectLst>
-            <a:outerShdw blurRad="40000" dist="20000" dir="5400000" rotWithShape="0">
+            <a:outerShdw blurRad="57150" dist="19050" dir="5400000" algn="ctr" rotWithShape="0">
               <a:srgbClr val="000000">
-                <a:alpha val="38000"/>
+                <a:alpha val="63000"/>
               </a:srgbClr>
             </a:outerShdw>
           </a:effectLst>
-        </a:effectStyle>
-        <a:effectStyle>
-          <a:effectLst>
-            <a:outerShdw blurRad="40000" dist="23000" dir="5400000" rotWithShape="0">
-              <a:srgbClr val="000000">
-                <a:alpha val="35000"/>
-              </a:srgbClr>
-            </a:outerShdw>
-          </a:effectLst>
-        </a:effectStyle>
-        <a:effectStyle>
-          <a:effectLst>
-            <a:outerShdw blurRad="40000" dist="23000" dir="5400000" rotWithShape="0">
-              <a:srgbClr val="000000">
-                <a:alpha val="35000"/>
-              </a:srgbClr>
-            </a:outerShdw>
-          </a:effectLst>
-          <a:scene3d>
-            <a:camera prst="orthographicFront">
-              <a:rot lat="0" lon="0" rev="0"/>
-            </a:camera>
-            <a:lightRig rig="threePt" dir="t">
-              <a:rot lat="0" lon="0" rev="1200000"/>
-            </a:lightRig>
-          </a:scene3d>
-          <a:sp3d>
-            <a:bevelT w="63500" h="25400"/>
-          </a:sp3d>
         </a:effectStyle>
       </a:effectStyleLst>
       <a:bgFillStyleLst>
         <a:solidFill>
           <a:schemeClr val="phClr"/>
         </a:solidFill>
+        <a:solidFill>
+          <a:schemeClr val="phClr">
+            <a:tint val="95000"/>
+            <a:satMod val="170000"/>
+          </a:schemeClr>
+        </a:solidFill>
         <a:gradFill rotWithShape="1">
           <a:gsLst>
             <a:gs pos="0">
               <a:schemeClr val="phClr">
-                <a:tint val="40000"/>
-                <a:satMod val="350000"/>
+                <a:tint val="93000"/>
+                <a:satMod val="150000"/>
+                <a:shade val="98000"/>
+                <a:lumMod val="102000"/>
               </a:schemeClr>
             </a:gs>
-            <a:gs pos="40000">
+            <a:gs pos="50000">
               <a:schemeClr val="phClr">
-                <a:tint val="45000"/>
-                <a:shade val="99000"/>
-                <a:satMod val="350000"/>
+                <a:tint val="98000"/>
+                <a:satMod val="130000"/>
+                <a:shade val="90000"/>
+                <a:lumMod val="103000"/>
               </a:schemeClr>
             </a:gs>
             <a:gs pos="100000">
               <a:schemeClr val="phClr">
-                <a:shade val="20000"/>
-                <a:satMod val="255000"/>
+                <a:shade val="63000"/>
+                <a:satMod val="120000"/>
               </a:schemeClr>
             </a:gs>
           </a:gsLst>
-          <a:path path="circle">
-            <a:fillToRect l="50000" t="-80000" r="50000" b="180000"/>
-          </a:path>
-        </a:gradFill>
-        <a:gradFill rotWithShape="1">
-          <a:gsLst>
-            <a:gs pos="0">
-              <a:schemeClr val="phClr">
-                <a:tint val="80000"/>
-                <a:satMod val="300000"/>
-              </a:schemeClr>
-            </a:gs>
-            <a:gs pos="100000">
-              <a:schemeClr val="phClr">
-                <a:shade val="30000"/>
-                <a:satMod val="200000"/>
-              </a:schemeClr>
-            </a:gs>
-          </a:gsLst>
-          <a:path path="circle">
-            <a:fillToRect l="50000" t="50000" r="50000" b="50000"/>
-          </a:path>
+          <a:lin ang="5400000" scaled="0"/>
         </a:gradFill>
       </a:bgFillStyleLst>
     </a:fmtScheme>
   </a:themeElements>
-  <a:objectDefaults>
-    <a:spDef>
-      <a:spPr/>
-      <a:bodyPr/>
-      <a:lstStyle/>
-      <a:style>
-        <a:lnRef idx="1">
-          <a:schemeClr val="accent1"/>
-        </a:lnRef>
-        <a:fillRef idx="3">
-          <a:schemeClr val="accent1"/>
-        </a:fillRef>
-        <a:effectRef idx="2">
-          <a:schemeClr val="accent1"/>
-        </a:effectRef>
-        <a:fontRef idx="minor">
-          <a:schemeClr val="lt1"/>
-        </a:fontRef>
-      </a:style>
-    </a:spDef>
-    <a:lnDef>
-      <a:spPr/>
-      <a:bodyPr/>
-      <a:lstStyle/>
-      <a:style>
-        <a:lnRef idx="2">
-          <a:schemeClr val="accent1"/>
-        </a:lnRef>
-        <a:fillRef idx="0">
-          <a:schemeClr val="accent1"/>
-        </a:fillRef>
-        <a:effectRef idx="1">
-          <a:schemeClr val="accent1"/>
-        </a:effectRef>
-        <a:fontRef idx="minor">
-          <a:schemeClr val="tx1"/>
-        </a:fontRef>
-      </a:style>
-    </a:lnDef>
-  </a:objectDefaults>
+  <a:objectDefaults/>
   <a:extraClrSchemeLst/>
+  <a:extLst>
+    <a:ext uri="{05A4C25C-085E-4340-85A3-A5531E510DB2}">
+      <thm15:themeFamily xmlns:thm15="http://schemas.microsoft.com/office/thememl/2012/main" name="Office Theme" id="{2E142A2C-CD16-42D6-873A-C26D2A0506FA}" vid="{1BDDFF52-6CD6-40A5-AB3C-68EB2F1E4D0A}"/>
+    </a:ext>
+  </a:extLst>
 </a:theme>
 </file>